--- a/docs/TAI_LIEU_TONG_HOP_DACN_CTI.docx
+++ b/docs/TAI_LIEU_TONG_HOP_DACN_CTI.docx
@@ -8,27 +8,47 @@
       </w:pPr>
       <w:r>
         <w:rPr>
+          <w:rFonts w:ascii="Arial" w:hAnsi="Arial"/>
           <w:b/>
-          <w:color w:val="0066CC"/>
-          <w:sz w:val="21"/>
+          <w:color w:val="1E3A8A"/>
+          <w:sz w:val="22"/>
         </w:rPr>
-        <w:t>ĐỒ ÁN CHUYÊN NGÀNH - TÀI LIỆU HỢP NHẤT TOÀN DIỆN (ALL-IN-ONE)</w:t>
+        <w:t>BỘ GIÁO DỤC VÀ ĐÀO TẠO — TRƯỜNG ĐẠI HỌC</w:t>
+        <w:br/>
+        <w:t>KHOA CÔNG NGHỆ THÔNG TIN &amp; AN TOÀN THÔNG TIN</w:t>
+        <w:br/>
       </w:r>
     </w:p>
     <w:p>
       <w:pPr>
-        <w:spacing w:after="160"/>
+        <w:spacing w:before="160" w:after="80"/>
         <w:jc w:val="center"/>
       </w:pPr>
       <w:r>
         <w:rPr>
+          <w:rFonts w:ascii="Arial" w:hAnsi="Arial"/>
           <w:b/>
-          <w:color w:val="102C57"/>
-          <w:sz w:val="26"/>
+          <w:color w:val="0F172A"/>
+          <w:sz w:val="34"/>
         </w:rPr>
-        <w:t>HỆ THỐNG MULTI-AGENT AI TỰ CHỦ THU THẬP, TRÍCH XUẤT CHỈ SỐ MỐI ĐE DỌA (IOCs),</w:t>
+        <w:t>TÀI LIỆU ĐẶC TẢ KIẾN TRÚC &amp; KẾ HOẠCH TRIỂN KHAI ĐỒ ÁN CHUYÊN NGÀNH (8 TUẦN)</w:t>
+      </w:r>
+    </w:p>
+    <w:p>
+      <w:pPr>
+        <w:spacing w:after="280"/>
+        <w:jc w:val="center"/>
+      </w:pPr>
+      <w:r>
+        <w:rPr>
+          <w:rFonts w:ascii="Arial" w:hAnsi="Arial"/>
+          <w:b/>
+          <w:color w:val="0E7490"/>
+          <w:sz w:val="24"/>
+        </w:rPr>
+        <w:t>ĐỀ TÀI: HỆ THỐNG AI AGENT ĐA CÔNG CỤ (SINGLE-AGENT WITH SECURITY TOOLBOX)</w:t>
         <w:br/>
-        <w:t>LÀM GIÀU DỮ LIỆU VÀ SINH BÁO CÁO TÌNH BÁO AN NINH MẠNG (CTI)</w:t>
+        <w:t>TỰ ĐỘNG THU THẬP TÌNH BÁO MỐI ĐE DỌA, LÀM GIÀU DỮ LIỆU VÀ SINH LUẬT PHÒNG THỦ (SIGMA / YARA / FIREWALL)</w:t>
       </w:r>
     </w:p>
     <w:tbl>
@@ -38,110 +58,217 @@
         <w:tblLook w:firstColumn="1" w:firstRow="1" w:lastColumn="0" w:lastRow="0" w:noHBand="0" w:noVBand="1" w:val="04A0"/>
       </w:tblPr>
       <w:tblGrid>
-        <w:gridCol w:w="3312"/>
-        <w:gridCol w:w="3312"/>
-        <w:gridCol w:w="3312"/>
+        <w:gridCol w:w="3168"/>
+        <w:gridCol w:w="6192"/>
       </w:tblGrid>
       <w:tr>
         <w:tc>
           <w:tcPr>
-            <w:tcW w:type="dxa" w:w="3312"/>
-            <w:shd w:fill="F1F5F9"/>
+            <w:tcW w:type="dxa" w:w="4968"/>
+            <w:vAlign w:val="center"/>
+            <w:shd w:fill="F8FAFC"/>
             <w:tcMar>
-              <w:top w:w="70" w:type="dxa"/>
-              <w:bottom w:w="70" w:type="dxa"/>
-              <w:left w:w="90" w:type="dxa"/>
-              <w:right w:w="90" w:type="dxa"/>
+              <w:top w:w="100" w:type="dxa"/>
+              <w:bottom w:w="100" w:type="dxa"/>
+              <w:left w:w="140" w:type="dxa"/>
+              <w:right w:w="140" w:type="dxa"/>
             </w:tcMar>
           </w:tcPr>
           <w:p>
             <w:pPr>
-              <w:jc w:val="center"/>
+              <w:spacing w:before="40" w:after="40"/>
             </w:pPr>
             <w:r>
               <w:rPr>
+                <w:rFonts w:ascii="Arial" w:hAnsi="Arial"/>
                 <w:b/>
                 <w:sz w:val="19"/>
               </w:rPr>
-              <w:t>👑 PHÚC (Trưởng nhóm)</w:t>
-              <w:br/>
-            </w:r>
-            <w:r>
-              <w:rPr>
-                <w:color w:val="646464"/>
-                <w:sz w:val="16"/>
-              </w:rPr>
-              <w:t>AI Core &amp; CTI Reasoning Lead</w:t>
-              <w:br/>
-              <w:t>Lãnh thổ: src/core/</w:t>
+              <w:t>Mã học phần / Thời lượng:</w:t>
             </w:r>
           </w:p>
         </w:tc>
         <w:tc>
           <w:tcPr>
-            <w:tcW w:type="dxa" w:w="3312"/>
-            <w:shd w:fill="F1F5F9"/>
+            <w:tcW w:type="dxa" w:w="4968"/>
+            <w:vAlign w:val="center"/>
+            <w:shd w:fill="F8FAFC"/>
             <w:tcMar>
-              <w:top w:w="70" w:type="dxa"/>
-              <w:bottom w:w="70" w:type="dxa"/>
-              <w:left w:w="90" w:type="dxa"/>
-              <w:right w:w="90" w:type="dxa"/>
+              <w:top w:w="100" w:type="dxa"/>
+              <w:bottom w:w="100" w:type="dxa"/>
+              <w:left w:w="140" w:type="dxa"/>
+              <w:right w:w="140" w:type="dxa"/>
             </w:tcMar>
           </w:tcPr>
           <w:p>
             <w:pPr>
-              <w:jc w:val="center"/>
+              <w:spacing w:before="40" w:after="40"/>
             </w:pPr>
             <w:r>
               <w:rPr>
+                <w:rFonts w:ascii="Arial" w:hAnsi="Arial"/>
+                <w:sz w:val="19"/>
+              </w:rPr>
+              <w:t>Đồ án Chuyên ngành (ĐACN) — 8 Tuần Tinh Gọn (Sprint)</w:t>
+            </w:r>
+          </w:p>
+        </w:tc>
+      </w:tr>
+      <w:tr>
+        <w:tc>
+          <w:tcPr>
+            <w:tcW w:type="dxa" w:w="4968"/>
+            <w:vAlign w:val="center"/>
+            <w:shd w:fill="FFFFFF"/>
+            <w:tcMar>
+              <w:top w:w="100" w:type="dxa"/>
+              <w:bottom w:w="100" w:type="dxa"/>
+              <w:left w:w="140" w:type="dxa"/>
+              <w:right w:w="140" w:type="dxa"/>
+            </w:tcMar>
+          </w:tcPr>
+          <w:p>
+            <w:pPr>
+              <w:spacing w:before="40" w:after="40"/>
+            </w:pPr>
+            <w:r>
+              <w:rPr>
+                <w:rFonts w:ascii="Arial" w:hAnsi="Arial"/>
                 <w:b/>
                 <w:sz w:val="19"/>
               </w:rPr>
-              <w:t>🛡️ KHANG</w:t>
-              <w:br/>
-            </w:r>
-            <w:r>
-              <w:rPr>
-                <w:color w:val="646464"/>
-                <w:sz w:val="16"/>
-              </w:rPr>
-              <w:t>Threat Intel &amp; Enrichment Lead</w:t>
-              <w:br/>
-              <w:t>Lãnh thổ: src/security/</w:t>
+              <w:t>👑 Nguyễn Phi Phúc (Trưởng nhóm):</w:t>
             </w:r>
           </w:p>
         </w:tc>
         <w:tc>
           <w:tcPr>
-            <w:tcW w:type="dxa" w:w="3312"/>
-            <w:shd w:fill="F1F5F9"/>
+            <w:tcW w:type="dxa" w:w="4968"/>
+            <w:vAlign w:val="center"/>
+            <w:shd w:fill="FFFFFF"/>
             <w:tcMar>
-              <w:top w:w="70" w:type="dxa"/>
-              <w:bottom w:w="70" w:type="dxa"/>
-              <w:left w:w="90" w:type="dxa"/>
-              <w:right w:w="90" w:type="dxa"/>
+              <w:top w:w="100" w:type="dxa"/>
+              <w:bottom w:w="100" w:type="dxa"/>
+              <w:left w:w="140" w:type="dxa"/>
+              <w:right w:w="140" w:type="dxa"/>
             </w:tcMar>
           </w:tcPr>
           <w:p>
             <w:pPr>
-              <w:jc w:val="center"/>
+              <w:spacing w:before="40" w:after="40"/>
             </w:pPr>
             <w:r>
               <w:rPr>
+                <w:rFonts w:ascii="Arial" w:hAnsi="Arial"/>
+                <w:sz w:val="19"/>
+              </w:rPr>
+              <w:t>Chịu trách nhiệm: AI Core Brain (ReAct Agent), Tool trích xuất IOC &amp; Tool sinh luật Sigma/YARA</w:t>
+            </w:r>
+          </w:p>
+        </w:tc>
+      </w:tr>
+      <w:tr>
+        <w:tc>
+          <w:tcPr>
+            <w:tcW w:type="dxa" w:w="4968"/>
+            <w:vAlign w:val="center"/>
+            <w:shd w:fill="F8FAFC"/>
+            <w:tcMar>
+              <w:top w:w="100" w:type="dxa"/>
+              <w:bottom w:w="100" w:type="dxa"/>
+              <w:left w:w="140" w:type="dxa"/>
+              <w:right w:w="140" w:type="dxa"/>
+            </w:tcMar>
+          </w:tcPr>
+          <w:p>
+            <w:pPr>
+              <w:spacing w:before="40" w:after="40"/>
+            </w:pPr>
+            <w:r>
+              <w:rPr>
+                <w:rFonts w:ascii="Arial" w:hAnsi="Arial"/>
                 <w:b/>
                 <w:sz w:val="19"/>
               </w:rPr>
-              <w:t>⚙️ LÂM</w:t>
-              <w:br/>
+              <w:t>🛡️ Khang (Thành viên):</w:t>
             </w:r>
+          </w:p>
+        </w:tc>
+        <w:tc>
+          <w:tcPr>
+            <w:tcW w:type="dxa" w:w="4968"/>
+            <w:vAlign w:val="center"/>
+            <w:shd w:fill="F8FAFC"/>
+            <w:tcMar>
+              <w:top w:w="100" w:type="dxa"/>
+              <w:bottom w:w="100" w:type="dxa"/>
+              <w:left w:w="140" w:type="dxa"/>
+              <w:right w:w="140" w:type="dxa"/>
+            </w:tcMar>
+          </w:tcPr>
+          <w:p>
+            <w:pPr>
+              <w:spacing w:before="40" w:after="40"/>
+            </w:pPr>
             <w:r>
               <w:rPr>
-                <w:color w:val="646464"/>
-                <w:sz w:val="16"/>
+                <w:rFonts w:ascii="Arial" w:hAnsi="Arial"/>
+                <w:sz w:val="19"/>
               </w:rPr>
-              <w:t>Data Pipeline, DevOps &amp; Dashboard</w:t>
-              <w:br/>
-              <w:t>Lãnh thổ: src/automation/</w:t>
+              <w:t>Chịu trách nhiệm: Security Tools (VirusTotal, AbuseIPDB, Shodan API), STIX 2.1 &amp; APT Benchmark</w:t>
+            </w:r>
+          </w:p>
+        </w:tc>
+      </w:tr>
+      <w:tr>
+        <w:tc>
+          <w:tcPr>
+            <w:tcW w:type="dxa" w:w="4968"/>
+            <w:vAlign w:val="center"/>
+            <w:shd w:fill="FFFFFF"/>
+            <w:tcMar>
+              <w:top w:w="100" w:type="dxa"/>
+              <w:bottom w:w="100" w:type="dxa"/>
+              <w:left w:w="140" w:type="dxa"/>
+              <w:right w:w="140" w:type="dxa"/>
+            </w:tcMar>
+          </w:tcPr>
+          <w:p>
+            <w:pPr>
+              <w:spacing w:before="40" w:after="40"/>
+            </w:pPr>
+            <w:r>
+              <w:rPr>
+                <w:rFonts w:ascii="Arial" w:hAnsi="Arial"/>
+                <w:b/>
+                <w:sz w:val="19"/>
+              </w:rPr>
+              <w:t>⚙️ Lâm (Thành viên):</w:t>
+            </w:r>
+          </w:p>
+        </w:tc>
+        <w:tc>
+          <w:tcPr>
+            <w:tcW w:type="dxa" w:w="4968"/>
+            <w:vAlign w:val="center"/>
+            <w:shd w:fill="FFFFFF"/>
+            <w:tcMar>
+              <w:top w:w="100" w:type="dxa"/>
+              <w:bottom w:w="100" w:type="dxa"/>
+              <w:left w:w="140" w:type="dxa"/>
+              <w:right w:w="140" w:type="dxa"/>
+            </w:tcMar>
+          </w:tcPr>
+          <w:p>
+            <w:pPr>
+              <w:spacing w:before="40" w:after="40"/>
+            </w:pPr>
+            <w:r>
+              <w:rPr>
+                <w:rFonts w:ascii="Arial" w:hAnsi="Arial"/>
+                <w:sz w:val="19"/>
+              </w:rPr>
+              <w:t>Chịu trách nhiệm: Ingestion Tools (RSS, CISA KEV), SQLite Cache, FastAPI Backend &amp; Dashboard Web</w:t>
             </w:r>
           </w:p>
         </w:tc>
@@ -149,52 +276,57 @@
     </w:tbl>
     <w:p>
       <w:pPr>
-        <w:spacing w:after="80"/>
+        <w:spacing w:after="200"/>
       </w:pPr>
     </w:p>
     <w:tbl>
       <w:tblPr>
         <w:tblW w:type="auto" w:w="0"/>
         <w:jc w:val="center"/>
+        <w:tblLayout w:type="fixed"/>
         <w:tblLook w:firstColumn="1" w:firstRow="1" w:lastColumn="0" w:lastRow="0" w:noHBand="0" w:noVBand="1" w:val="04A0"/>
       </w:tblPr>
       <w:tblGrid>
-        <w:gridCol w:w="9936"/>
+        <w:gridCol w:w="9360"/>
       </w:tblGrid>
       <w:tr>
         <w:tc>
           <w:tcPr>
             <w:tcW w:type="dxa" w:w="9936"/>
-            <w:shd w:fill="EBF3FA"/>
+            <w:shd w:fill="EFF6FF"/>
             <w:tcMar>
-              <w:top w:w="80" w:type="dxa"/>
-              <w:bottom w:w="80" w:type="dxa"/>
-              <w:left w:w="120" w:type="dxa"/>
-              <w:right w:w="120" w:type="dxa"/>
+              <w:top w:w="140" w:type="dxa"/>
+              <w:bottom w:w="140" w:type="dxa"/>
+              <w:left w:w="200" w:type="dxa"/>
+              <w:right w:w="200" w:type="dxa"/>
             </w:tcMar>
+            <w:tcBorders>
+              <w:top w:val="none"/>
+              <w:left w:val="single" w:sz="24" w:space="0" w:color="1E3A8A"/>
+              <w:bottom w:val="none"/>
+              <w:right w:val="none"/>
+            </w:tcBorders>
           </w:tcPr>
           <w:p>
             <w:pPr>
-              <w:spacing w:after="0"/>
+              <w:spacing w:before="40" w:after="40"/>
             </w:pPr>
             <w:r>
               <w:rPr>
+                <w:rFonts w:ascii="Arial" w:hAnsi="Arial"/>
                 <w:b/>
-                <w:color w:val="00468C"/>
+                <w:color w:val="1E3A8A"/>
+                <w:sz w:val="21"/>
               </w:rPr>
-              <w:t>TÓM TẮT ĐỀ TÀI TRONG 30 GIÂY:</w:t>
-              <w:br/>
-            </w:r>
-            <w:r>
-              <w:t>Hệ thống tự động hóa chu trình Tình báo Mối đe dọa (Cyber Threat Intelligence - CTI): Lâm xây dựng Data Pipeline tự động cào tin bài báo cáo bảo mật -&gt; Phúc phụ trách Multi-Agent bóc tách IOCs (IP, Domain, Hash, CVE) và ánh xạ MITRE ATT&amp;CK -&gt; Khang làm giàu dữ liệu qua VirusTotal/AbuseIPDB và xuất gói STIX 2.1 -&gt; Hệ thống tự động sinh quy tắc phòng thủ (Sigma/YARA rules) hiển thị trực quan trên Web Dashboard.</w:t>
-              <w:br/>
+              <w:t xml:space="preserve">📌 TÀI LIỆU CHÍNH THỨC TOÀN DIỆN (ALL-IN-ONE MASTER DOCUMENT): </w:t>
             </w:r>
             <w:r>
               <w:rPr>
-                <w:b/>
-                <w:color w:val="0066CC"/>
+                <w:rFonts w:ascii="Arial" w:hAnsi="Arial"/>
+                <w:color w:val="333333"/>
+                <w:sz w:val="20"/>
               </w:rPr>
-              <w:t>GitHub Repository: https://github.com/newiexk-cyber/ai-devsecops-agent.git</w:t>
+              <w:t>Tài liệu này là BẢN DUY NHẤT VÀ CHÍNH THỨC, tích hợp toàn bộ: Lý do chuyển đổi kiến trúc sang Single-Agent Đa công cụ, đặc tả kỹ thuật 8 Tools, tiến độ 8 tuần chia đều 3 máy, bảng phân chia tài nguyên và kịch bản demo bảo vệ đạt điểm tối đa.</w:t>
             </w:r>
           </w:p>
         </w:tc>
@@ -207,15 +339,61 @@
     </w:p>
     <w:p>
       <w:pPr>
-        <w:spacing w:before="240" w:after="80"/>
+        <w:pStyle w:val="Heading1"/>
+        <w:spacing w:before="280" w:after="120"/>
       </w:pPr>
+      <w:r>
+        <w:t>1. TỔNG QUAN ĐỀ TÀI &amp; QUYẾT ĐỊNH KIẾN TRÚC SINGLE-AGENT ĐA CÔNG CỤ</w:t>
+      </w:r>
+    </w:p>
+    <w:p>
+      <w:r>
+        <w:t>Trong bối cảnh các cuộc tấn công mạng diễn ra liên tục, trung tâm điều hành an ninh mạng (SOC) thường xuyên bị quá tải bởi hàng trăm báo cáo mối đe dọa mỗi ngày. Quy trình truyền thống yêu cầu chuyên viên phải đọc thủ công từng bài viết, ghi chép lại các chỉ số xâm nhập (IOCs), kiểm tra trên các hệ thống kiểm tra danh tiếng (VirusTotal, AbuseIPDB) và gõ tay từng dòng luật phòng thủ (Sigma, YARA, Firewall). Quy trình này mất từ 1 đến 3 tiếng cho mỗi sự cố.</w:t>
+        <w:br/>
+      </w:r>
+      <w:r>
+        <w:t xml:space="preserve">Đề tài này xây dựng một </w:t>
+      </w:r>
       <w:r>
         <w:rPr>
           <w:b/>
-          <w:color w:val="102C57"/>
-          <w:sz w:val="25"/>
         </w:rPr>
-        <w:t>1. BÀI TOÁN THỰC TIỄN &amp; GIẢI PHÁP ĐỘT PHÁ</w:t>
+        <w:t>Hệ thống Tình báo An ninh mạng Tự chủ dựa trên Trí tuệ Nhân tạo (Autonomous Cyber Threat Intelligence - CTI)</w:t>
+      </w:r>
+      <w:r>
+        <w:t xml:space="preserve"> giúp tự động hóa toàn bộ chu trình trên trong vòng </w:t>
+      </w:r>
+      <w:r>
+        <w:rPr>
+          <w:b/>
+        </w:rPr>
+        <w:t>15 đến 30 giây</w:t>
+      </w:r>
+      <w:r>
+        <w:t>.</w:t>
+        <w:br/>
+      </w:r>
+    </w:p>
+    <w:p>
+      <w:pPr>
+        <w:pStyle w:val="Heading2"/>
+      </w:pPr>
+      <w:r>
+        <w:t>1.1. Tại sao chuyển từ Multi-Agent phức tạp sang Single-Agent Đa công cụ (Tool-Calling Agent)?</w:t>
+      </w:r>
+    </w:p>
+    <w:p>
+      <w:r>
+        <w:t xml:space="preserve">Ban đầu, nhiều nhóm nghiên cứu thường nghĩ đến mô hình Multi-Agent (nhiều Agent đàm phán qua lại). Tuy nhiên, qua phân tích thực tế kỹ thuật và giới hạn 8 tuần của đồ án, mô hình </w:t>
+      </w:r>
+      <w:r>
+        <w:rPr>
+          <w:b/>
+        </w:rPr>
+        <w:t>Single-Agent tích hợp Đa công cụ (ReAct / Tool-Use Pattern)</w:t>
+      </w:r>
+      <w:r>
+        <w:t xml:space="preserve"> mang lại những ưu thế vượt trội tuyệt đối:</w:t>
       </w:r>
     </w:p>
     <w:tbl>
@@ -225,45 +403,89 @@
         <w:tblLook w:firstColumn="1" w:firstRow="1" w:lastColumn="0" w:lastRow="0" w:noHBand="0" w:noVBand="1" w:val="04A0"/>
       </w:tblPr>
       <w:tblGrid>
-        <w:gridCol w:w="4968"/>
-        <w:gridCol w:w="4968"/>
+        <w:gridCol w:w="2592"/>
+        <w:gridCol w:w="3456"/>
+        <w:gridCol w:w="3456"/>
       </w:tblGrid>
       <w:tr>
         <w:tc>
           <w:tcPr>
-            <w:tcW w:type="dxa" w:w="4968"/>
-            <w:shd w:fill="2D3748"/>
+            <w:tcW w:type="dxa" w:w="3312"/>
+            <w:vAlign w:val="center"/>
+            <w:shd w:fill="1E3A8A"/>
+            <w:tcMar>
+              <w:top w:w="100" w:type="dxa"/>
+              <w:bottom w:w="100" w:type="dxa"/>
+              <w:left w:w="140" w:type="dxa"/>
+              <w:right w:w="140" w:type="dxa"/>
+            </w:tcMar>
           </w:tcPr>
           <w:p>
             <w:pPr>
-              <w:jc w:val="center"/>
+              <w:spacing w:before="40" w:after="40"/>
             </w:pPr>
             <w:r>
               <w:rPr>
+                <w:rFonts w:ascii="Arial" w:hAnsi="Arial"/>
                 <w:b/>
                 <w:color w:val="FFFFFF"/>
-                <w:sz w:val="19"/>
+                <w:sz w:val="20"/>
               </w:rPr>
-              <w:t>❌ KHÓ KHĂN CỦA CHUYÊN VIÊN SOC HIỆN NAY</w:t>
+              <w:t>Tiêu chí đánh giá</w:t>
             </w:r>
           </w:p>
         </w:tc>
         <w:tc>
           <w:tcPr>
-            <w:tcW w:type="dxa" w:w="4968"/>
-            <w:shd w:fill="0F5132"/>
+            <w:tcW w:type="dxa" w:w="3312"/>
+            <w:vAlign w:val="center"/>
+            <w:shd w:fill="1E3A8A"/>
+            <w:tcMar>
+              <w:top w:w="100" w:type="dxa"/>
+              <w:bottom w:w="100" w:type="dxa"/>
+              <w:left w:w="140" w:type="dxa"/>
+              <w:right w:w="140" w:type="dxa"/>
+            </w:tcMar>
           </w:tcPr>
           <w:p>
             <w:pPr>
-              <w:jc w:val="center"/>
+              <w:spacing w:before="40" w:after="40"/>
             </w:pPr>
             <w:r>
               <w:rPr>
+                <w:rFonts w:ascii="Arial" w:hAnsi="Arial"/>
                 <w:b/>
                 <w:color w:val="FFFFFF"/>
-                <w:sz w:val="19"/>
+                <w:sz w:val="20"/>
               </w:rPr>
-              <w:t>✅ ĐỘT PHÁ CỦA HỆ THỐNG AI AGENT CTI</w:t>
+              <w:t>Mô hình Multi-Agent (Đa Agent)</w:t>
+            </w:r>
+          </w:p>
+        </w:tc>
+        <w:tc>
+          <w:tcPr>
+            <w:tcW w:type="dxa" w:w="3312"/>
+            <w:vAlign w:val="center"/>
+            <w:shd w:fill="1E3A8A"/>
+            <w:tcMar>
+              <w:top w:w="100" w:type="dxa"/>
+              <w:bottom w:w="100" w:type="dxa"/>
+              <w:left w:w="140" w:type="dxa"/>
+              <w:right w:w="140" w:type="dxa"/>
+            </w:tcMar>
+          </w:tcPr>
+          <w:p>
+            <w:pPr>
+              <w:spacing w:before="40" w:after="40"/>
+            </w:pPr>
+            <w:r>
+              <w:rPr>
+                <w:rFonts w:ascii="Arial" w:hAnsi="Arial"/>
+                <w:b/>
+                <w:color w:val="FFFFFF"/>
+                <w:sz w:val="20"/>
+              </w:rPr>
+              <w:t>Mô hình 1 Agent + Đa Tools (Được chọn)</w:t>
             </w:r>
           </w:p>
         </w:tc>
@@ -271,39 +493,76 @@
       <w:tr>
         <w:tc>
           <w:tcPr>
-            <w:tcW w:type="dxa" w:w="4968"/>
-            <w:shd w:fill="F8F9FA"/>
+            <w:tcW w:type="dxa" w:w="3312"/>
+            <w:vAlign w:val="center"/>
+            <w:shd w:fill="F8FAFC"/>
             <w:tcMar>
-              <w:top w:w="60" w:type="dxa"/>
-              <w:bottom w:w="60" w:type="dxa"/>
-              <w:left w:w="80" w:type="dxa"/>
-              <w:right w:w="80" w:type="dxa"/>
+              <w:top w:w="100" w:type="dxa"/>
+              <w:bottom w:w="100" w:type="dxa"/>
+              <w:left w:w="140" w:type="dxa"/>
+              <w:right w:w="140" w:type="dxa"/>
             </w:tcMar>
           </w:tcPr>
           <w:p>
+            <w:pPr>
+              <w:spacing w:before="40" w:after="40"/>
+            </w:pPr>
             <w:r>
-              <w:t>• Quá tải thông tin: Hàng trăm báo cáo APT, tin tức mã độc xuất bản mỗi ngày, chuyên gia đọc thủ công không xuể.</w:t>
-              <w:br/>
-              <w:t>• Bỏ sót các chỉ số nguy hiểm (IOC) ẩn sâu trong văn bản dài.</w:t>
+              <w:rPr>
+                <w:rFonts w:ascii="Arial" w:hAnsi="Arial"/>
+                <w:sz w:val="19"/>
+              </w:rPr>
+              <w:t>Độ ổn định &amp; Kiểm soát</w:t>
             </w:r>
           </w:p>
         </w:tc>
         <w:tc>
           <w:tcPr>
-            <w:tcW w:type="dxa" w:w="4968"/>
-            <w:shd w:fill="F8F9FA"/>
+            <w:tcW w:type="dxa" w:w="3312"/>
+            <w:vAlign w:val="center"/>
+            <w:shd w:fill="F8FAFC"/>
             <w:tcMar>
-              <w:top w:w="60" w:type="dxa"/>
-              <w:bottom w:w="60" w:type="dxa"/>
-              <w:left w:w="80" w:type="dxa"/>
-              <w:right w:w="80" w:type="dxa"/>
+              <w:top w:w="100" w:type="dxa"/>
+              <w:bottom w:w="100" w:type="dxa"/>
+              <w:left w:w="140" w:type="dxa"/>
+              <w:right w:w="140" w:type="dxa"/>
             </w:tcMar>
           </w:tcPr>
           <w:p>
+            <w:pPr>
+              <w:spacing w:before="40" w:after="40"/>
+            </w:pPr>
             <w:r>
-              <w:t>• AI Agent tự động cào tin và đọc hiểu văn bản phi cấu trúc chỉ trong vài giây.</w:t>
-              <w:br/>
-              <w:t>• Tự động trích xuất chính xác 100% các IOC (IP, Hash, Domain, CVE) kèm ngữ cảnh.</w:t>
+              <w:rPr>
+                <w:rFonts w:ascii="Arial" w:hAnsi="Arial"/>
+                <w:sz w:val="19"/>
+              </w:rPr>
+              <w:t>Dễ rơi vào vòng lặp vô tận (infinite loop), khó đoán định kết quả giữa các agent.</w:t>
+            </w:r>
+          </w:p>
+        </w:tc>
+        <w:tc>
+          <w:tcPr>
+            <w:tcW w:type="dxa" w:w="3312"/>
+            <w:vAlign w:val="center"/>
+            <w:shd w:fill="F8FAFC"/>
+            <w:tcMar>
+              <w:top w:w="100" w:type="dxa"/>
+              <w:bottom w:w="100" w:type="dxa"/>
+              <w:left w:w="140" w:type="dxa"/>
+              <w:right w:w="140" w:type="dxa"/>
+            </w:tcMar>
+          </w:tcPr>
+          <w:p>
+            <w:pPr>
+              <w:spacing w:before="40" w:after="40"/>
+            </w:pPr>
+            <w:r>
+              <w:rPr>
+                <w:rFonts w:ascii="Arial" w:hAnsi="Arial"/>
+                <w:sz w:val="19"/>
+              </w:rPr>
+              <w:t>Tuyệt đối ổn định (Deterministic): Não bộ Agent kiểm soát luồng gọi từng tool một cách chặt chẽ.</w:t>
             </w:r>
           </w:p>
         </w:tc>
@@ -311,60 +570,271 @@
       <w:tr>
         <w:tc>
           <w:tcPr>
-            <w:tcW w:type="dxa" w:w="4968"/>
+            <w:tcW w:type="dxa" w:w="3312"/>
+            <w:vAlign w:val="center"/>
             <w:shd w:fill="FFFFFF"/>
             <w:tcMar>
-              <w:top w:w="60" w:type="dxa"/>
-              <w:bottom w:w="60" w:type="dxa"/>
-              <w:left w:w="80" w:type="dxa"/>
-              <w:right w:w="80" w:type="dxa"/>
+              <w:top w:w="100" w:type="dxa"/>
+              <w:bottom w:w="100" w:type="dxa"/>
+              <w:left w:w="140" w:type="dxa"/>
+              <w:right w:w="140" w:type="dxa"/>
             </w:tcMar>
           </w:tcPr>
           <w:p>
+            <w:pPr>
+              <w:spacing w:before="40" w:after="40"/>
+            </w:pPr>
             <w:r>
-              <w:t>• Tốn nhiều giờ tra cứu thủ công từng IP/Hash trên VirusTotal/Shodan.</w:t>
-              <w:br/>
-              <w:t>• Chậm trễ trong việc ánh xạ sang MITRE ATT&amp;CK và viết rule phòng thủ.</w:t>
+              <w:rPr>
+                <w:rFonts w:ascii="Arial" w:hAnsi="Arial"/>
+                <w:sz w:val="19"/>
+              </w:rPr>
+              <w:t>Độ phức tạp khi Debug</w:t>
             </w:r>
           </w:p>
         </w:tc>
         <w:tc>
           <w:tcPr>
-            <w:tcW w:type="dxa" w:w="4968"/>
+            <w:tcW w:type="dxa" w:w="3312"/>
+            <w:vAlign w:val="center"/>
             <w:shd w:fill="FFFFFF"/>
             <w:tcMar>
-              <w:top w:w="60" w:type="dxa"/>
-              <w:bottom w:w="60" w:type="dxa"/>
-              <w:left w:w="80" w:type="dxa"/>
-              <w:right w:w="80" w:type="dxa"/>
+              <w:top w:w="100" w:type="dxa"/>
+              <w:bottom w:w="100" w:type="dxa"/>
+              <w:left w:w="140" w:type="dxa"/>
+              <w:right w:w="140" w:type="dxa"/>
             </w:tcMar>
           </w:tcPr>
           <w:p>
+            <w:pPr>
+              <w:spacing w:before="40" w:after="40"/>
+            </w:pPr>
             <w:r>
-              <w:t>• Tự động gọi API làm giàu dữ liệu (Threat Enrichment), tính điểm nguy hiểm.</w:t>
-              <w:br/>
-              <w:t>• Tự động ánh xạ ma trận MITRE ATT&amp;CK và tự sinh rule YARA/Sigma nạp thẳng vào SIEM/Firewall.</w:t>
+              <w:rPr>
+                <w:rFonts w:ascii="Arial" w:hAnsi="Arial"/>
+                <w:sz w:val="19"/>
+              </w:rPr>
+              <w:t>Cực kỳ khó truy vết lỗi khi Agent A chuyển ngữ cảnh sai lệch cho Agent B.</w:t>
+            </w:r>
+          </w:p>
+        </w:tc>
+        <w:tc>
+          <w:tcPr>
+            <w:tcW w:type="dxa" w:w="3312"/>
+            <w:vAlign w:val="center"/>
+            <w:shd w:fill="FFFFFF"/>
+            <w:tcMar>
+              <w:top w:w="100" w:type="dxa"/>
+              <w:bottom w:w="100" w:type="dxa"/>
+              <w:left w:w="140" w:type="dxa"/>
+              <w:right w:w="140" w:type="dxa"/>
+            </w:tcMar>
+          </w:tcPr>
+          <w:p>
+            <w:pPr>
+              <w:spacing w:before="40" w:after="40"/>
+            </w:pPr>
+            <w:r>
+              <w:rPr>
+                <w:rFonts w:ascii="Arial" w:hAnsi="Arial"/>
+                <w:sz w:val="19"/>
+              </w:rPr>
+              <w:t>Cực kỳ dễ gỡ lỗi: Lỗi ở tool nào chỉ cần kiểm tra đúng hàm Python độc lập của tool đó.</w:t>
+            </w:r>
+          </w:p>
+        </w:tc>
+      </w:tr>
+      <w:tr>
+        <w:tc>
+          <w:tcPr>
+            <w:tcW w:type="dxa" w:w="3312"/>
+            <w:vAlign w:val="center"/>
+            <w:shd w:fill="F8FAFC"/>
+            <w:tcMar>
+              <w:top w:w="100" w:type="dxa"/>
+              <w:bottom w:w="100" w:type="dxa"/>
+              <w:left w:w="140" w:type="dxa"/>
+              <w:right w:w="140" w:type="dxa"/>
+            </w:tcMar>
+          </w:tcPr>
+          <w:p>
+            <w:pPr>
+              <w:spacing w:before="40" w:after="40"/>
+            </w:pPr>
+            <w:r>
+              <w:rPr>
+                <w:rFonts w:ascii="Arial" w:hAnsi="Arial"/>
+                <w:sz w:val="19"/>
+              </w:rPr>
+              <w:t>Chi phí Token &amp; Quota API</w:t>
+            </w:r>
+          </w:p>
+        </w:tc>
+        <w:tc>
+          <w:tcPr>
+            <w:tcW w:type="dxa" w:w="3312"/>
+            <w:vAlign w:val="center"/>
+            <w:shd w:fill="F8FAFC"/>
+            <w:tcMar>
+              <w:top w:w="100" w:type="dxa"/>
+              <w:bottom w:w="100" w:type="dxa"/>
+              <w:left w:w="140" w:type="dxa"/>
+              <w:right w:w="140" w:type="dxa"/>
+            </w:tcMar>
+          </w:tcPr>
+          <w:p>
+            <w:pPr>
+              <w:spacing w:before="40" w:after="40"/>
+            </w:pPr>
+            <w:r>
+              <w:rPr>
+                <w:rFonts w:ascii="Arial" w:hAnsi="Arial"/>
+                <w:sz w:val="19"/>
+              </w:rPr>
+              <w:t>Tiêu tốn hàng nghìn token do các agent chat và đàm phán qua lại nhiều vòng.</w:t>
+            </w:r>
+          </w:p>
+        </w:tc>
+        <w:tc>
+          <w:tcPr>
+            <w:tcW w:type="dxa" w:w="3312"/>
+            <w:vAlign w:val="center"/>
+            <w:shd w:fill="F8FAFC"/>
+            <w:tcMar>
+              <w:top w:w="100" w:type="dxa"/>
+              <w:bottom w:w="100" w:type="dxa"/>
+              <w:left w:w="140" w:type="dxa"/>
+              <w:right w:w="140" w:type="dxa"/>
+            </w:tcMar>
+          </w:tcPr>
+          <w:p>
+            <w:pPr>
+              <w:spacing w:before="40" w:after="40"/>
+            </w:pPr>
+            <w:r>
+              <w:rPr>
+                <w:rFonts w:ascii="Arial" w:hAnsi="Arial"/>
+                <w:sz w:val="19"/>
+              </w:rPr>
+              <w:t>Tiết kiệm tối đa: Chỉ gọi LLM khi cần suy luận và sinh rule, chạy mượt mà trên Free Tier API.</w:t>
+            </w:r>
+          </w:p>
+        </w:tc>
+      </w:tr>
+      <w:tr>
+        <w:tc>
+          <w:tcPr>
+            <w:tcW w:type="dxa" w:w="3312"/>
+            <w:vAlign w:val="center"/>
+            <w:shd w:fill="FFFFFF"/>
+            <w:tcMar>
+              <w:top w:w="100" w:type="dxa"/>
+              <w:bottom w:w="100" w:type="dxa"/>
+              <w:left w:w="140" w:type="dxa"/>
+              <w:right w:w="140" w:type="dxa"/>
+            </w:tcMar>
+          </w:tcPr>
+          <w:p>
+            <w:pPr>
+              <w:spacing w:before="40" w:after="40"/>
+            </w:pPr>
+            <w:r>
+              <w:rPr>
+                <w:rFonts w:ascii="Arial" w:hAnsi="Arial"/>
+                <w:sz w:val="19"/>
+              </w:rPr>
+              <w:t>Tiến độ &amp; Phân công</w:t>
+            </w:r>
+          </w:p>
+        </w:tc>
+        <w:tc>
+          <w:tcPr>
+            <w:tcW w:type="dxa" w:w="3312"/>
+            <w:vAlign w:val="center"/>
+            <w:shd w:fill="FFFFFF"/>
+            <w:tcMar>
+              <w:top w:w="100" w:type="dxa"/>
+              <w:bottom w:w="100" w:type="dxa"/>
+              <w:left w:w="140" w:type="dxa"/>
+              <w:right w:w="140" w:type="dxa"/>
+            </w:tcMar>
+          </w:tcPr>
+          <w:p>
+            <w:pPr>
+              <w:spacing w:before="40" w:after="40"/>
+            </w:pPr>
+            <w:r>
+              <w:rPr>
+                <w:rFonts w:ascii="Arial" w:hAnsi="Arial"/>
+                <w:sz w:val="19"/>
+              </w:rPr>
+              <w:t>Dễ bị trễ hạn 8 tuần vì phải tinh chỉnh giao thức giao tiếp phức tạp.</w:t>
+            </w:r>
+          </w:p>
+        </w:tc>
+        <w:tc>
+          <w:tcPr>
+            <w:tcW w:type="dxa" w:w="3312"/>
+            <w:vAlign w:val="center"/>
+            <w:shd w:fill="FFFFFF"/>
+            <w:tcMar>
+              <w:top w:w="100" w:type="dxa"/>
+              <w:bottom w:w="100" w:type="dxa"/>
+              <w:left w:w="140" w:type="dxa"/>
+              <w:right w:w="140" w:type="dxa"/>
+            </w:tcMar>
+          </w:tcPr>
+          <w:p>
+            <w:pPr>
+              <w:spacing w:before="40" w:after="40"/>
+            </w:pPr>
+            <w:r>
+              <w:rPr>
+                <w:rFonts w:ascii="Arial" w:hAnsi="Arial"/>
+                <w:sz w:val="19"/>
+              </w:rPr>
+              <w:t>Hoàn thành 100% trong 8 tuần: Mỗi thành viên code độc lập một tập Tools riêng biệt.</w:t>
             </w:r>
           </w:p>
         </w:tc>
       </w:tr>
     </w:tbl>
     <w:p>
+      <w:pPr>
+        <w:spacing w:after="160"/>
+      </w:pPr>
+    </w:p>
+    <w:p>
+      <w:pPr>
+        <w:pStyle w:val="Heading1"/>
+        <w:spacing w:before="280" w:after="120"/>
+      </w:pPr>
       <w:r>
-        <w:br w:type="page"/>
+        <w:t>2. KIẾN TRÚC HỆ THỐNG &amp; ĐẶC TẢ 8 CÔNG CỤ (SECURITY TOOLBOX)</w:t>
       </w:r>
     </w:p>
     <w:p>
-      <w:pPr>
-        <w:spacing w:before="240" w:after="80"/>
-      </w:pPr>
+      <w:r>
+        <w:t xml:space="preserve">Hệ thống hoạt động theo mô hình </w:t>
+      </w:r>
       <w:r>
         <w:rPr>
           <w:b/>
-          <w:color w:val="102C57"/>
-          <w:sz w:val="25"/>
         </w:rPr>
-        <w:t>2. KIẾN TRÚC HỆ THỐNG MULTI-AGENT CTI (4 PHA VẬN HÀNH)</w:t>
+        <w:t xml:space="preserve">1 Não bộ Trung tâm (Central CTI Brain) </w:t>
+      </w:r>
+      <w:r>
+        <w:t xml:space="preserve">và </w:t>
+      </w:r>
+      <w:r>
+        <w:rPr>
+          <w:b/>
+        </w:rPr>
+        <w:t xml:space="preserve">Hộp công cụ Chuyên dụng (Security Toolbox) </w:t>
+      </w:r>
+      <w:r>
+        <w:t>gồm 8 Tools độc lập, được phân chia chặt chẽ cho 3 thành viên không bị giẫm chân lên nhau:</w:t>
+        <w:br/>
       </w:r>
     </w:p>
     <w:tbl>
@@ -374,73 +844,117 @@
         <w:tblLook w:firstColumn="1" w:firstRow="1" w:lastColumn="0" w:lastRow="0" w:noHBand="0" w:noVBand="1" w:val="04A0"/>
       </w:tblPr>
       <w:tblGrid>
-        <w:gridCol w:w="2484"/>
-        <w:gridCol w:w="2484"/>
-        <w:gridCol w:w="2484"/>
-        <w:gridCol w:w="2484"/>
+        <w:gridCol w:w="1440"/>
+        <w:gridCol w:w="2880"/>
+        <w:gridCol w:w="1584"/>
+        <w:gridCol w:w="3456"/>
       </w:tblGrid>
       <w:tr>
         <w:tc>
           <w:tcPr>
             <w:tcW w:type="dxa" w:w="2484"/>
-            <w:shd w:fill="1E3A8A"/>
+            <w:vAlign w:val="center"/>
+            <w:shd w:fill="0E7490"/>
+            <w:tcMar>
+              <w:top w:w="100" w:type="dxa"/>
+              <w:bottom w:w="100" w:type="dxa"/>
+              <w:left w:w="140" w:type="dxa"/>
+              <w:right w:w="140" w:type="dxa"/>
+            </w:tcMar>
           </w:tcPr>
           <w:p>
+            <w:pPr>
+              <w:spacing w:before="40" w:after="40"/>
+            </w:pPr>
             <w:r>
               <w:rPr>
+                <w:rFonts w:ascii="Arial" w:hAnsi="Arial"/>
                 <w:b/>
                 <w:color w:val="FFFFFF"/>
-                <w:sz w:val="18"/>
+                <w:sz w:val="20"/>
               </w:rPr>
-              <w:t>BƯỚC</w:t>
+              <w:t>Mã Tool</w:t>
             </w:r>
           </w:p>
         </w:tc>
         <w:tc>
           <w:tcPr>
             <w:tcW w:type="dxa" w:w="2484"/>
-            <w:shd w:fill="1E3A8A"/>
+            <w:vAlign w:val="center"/>
+            <w:shd w:fill="0E7490"/>
+            <w:tcMar>
+              <w:top w:w="100" w:type="dxa"/>
+              <w:bottom w:w="100" w:type="dxa"/>
+              <w:left w:w="140" w:type="dxa"/>
+              <w:right w:w="140" w:type="dxa"/>
+            </w:tcMar>
           </w:tcPr>
           <w:p>
+            <w:pPr>
+              <w:spacing w:before="40" w:after="40"/>
+            </w:pPr>
             <w:r>
               <w:rPr>
+                <w:rFonts w:ascii="Arial" w:hAnsi="Arial"/>
                 <w:b/>
                 <w:color w:val="FFFFFF"/>
-                <w:sz w:val="18"/>
+                <w:sz w:val="20"/>
               </w:rPr>
-              <w:t>THÀNH VIÊN</w:t>
+              <w:t>Tên Công Cụ (Tool Function)</w:t>
             </w:r>
           </w:p>
         </w:tc>
         <w:tc>
           <w:tcPr>
             <w:tcW w:type="dxa" w:w="2484"/>
-            <w:shd w:fill="1E3A8A"/>
+            <w:vAlign w:val="center"/>
+            <w:shd w:fill="0E7490"/>
+            <w:tcMar>
+              <w:top w:w="100" w:type="dxa"/>
+              <w:bottom w:w="100" w:type="dxa"/>
+              <w:left w:w="140" w:type="dxa"/>
+              <w:right w:w="140" w:type="dxa"/>
+            </w:tcMar>
           </w:tcPr>
           <w:p>
+            <w:pPr>
+              <w:spacing w:before="40" w:after="40"/>
+            </w:pPr>
             <w:r>
               <w:rPr>
+                <w:rFonts w:ascii="Arial" w:hAnsi="Arial"/>
                 <w:b/>
                 <w:color w:val="FFFFFF"/>
-                <w:sz w:val="18"/>
+                <w:sz w:val="20"/>
               </w:rPr>
-              <w:t>HÀNH ĐỘNG CỤ THỂ</w:t>
+              <w:t>Người Viết</w:t>
             </w:r>
           </w:p>
         </w:tc>
         <w:tc>
           <w:tcPr>
             <w:tcW w:type="dxa" w:w="2484"/>
-            <w:shd w:fill="1E3A8A"/>
+            <w:vAlign w:val="center"/>
+            <w:shd w:fill="0E7490"/>
+            <w:tcMar>
+              <w:top w:w="100" w:type="dxa"/>
+              <w:bottom w:w="100" w:type="dxa"/>
+              <w:left w:w="140" w:type="dxa"/>
+              <w:right w:w="140" w:type="dxa"/>
+            </w:tcMar>
           </w:tcPr>
           <w:p>
+            <w:pPr>
+              <w:spacing w:before="40" w:after="40"/>
+            </w:pPr>
             <w:r>
               <w:rPr>
+                <w:rFonts w:ascii="Arial" w:hAnsi="Arial"/>
                 <w:b/>
                 <w:color w:val="FFFFFF"/>
-                <w:sz w:val="18"/>
+                <w:sz w:val="20"/>
               </w:rPr>
-              <w:t>KẾT QUẢ ĐẦU RA</w:t>
+              <w:t>Chức Năng &amp; Đầu Ra Kỹ Thuật</w:t>
             </w:r>
           </w:p>
         </w:tc>
@@ -449,82 +963,100 @@
         <w:tc>
           <w:tcPr>
             <w:tcW w:type="dxa" w:w="2484"/>
-            <w:shd w:fill="F1F5F9"/>
+            <w:vAlign w:val="center"/>
+            <w:shd w:fill="F8FAFC"/>
             <w:tcMar>
-              <w:top w:w="60" w:type="dxa"/>
-              <w:bottom w:w="60" w:type="dxa"/>
-              <w:left w:w="80" w:type="dxa"/>
-              <w:right w:w="80" w:type="dxa"/>
+              <w:top w:w="100" w:type="dxa"/>
+              <w:bottom w:w="100" w:type="dxa"/>
+              <w:left w:w="140" w:type="dxa"/>
+              <w:right w:w="140" w:type="dxa"/>
             </w:tcMar>
           </w:tcPr>
           <w:p>
+            <w:pPr>
+              <w:spacing w:before="40" w:after="40"/>
+            </w:pPr>
             <w:r>
               <w:rPr>
-                <w:sz w:val="17"/>
+                <w:rFonts w:ascii="Arial" w:hAnsi="Arial"/>
+                <w:sz w:val="18"/>
               </w:rPr>
-              <w:t>Pha 1: Thu thập</w:t>
+              <w:t>Tool 1</w:t>
             </w:r>
           </w:p>
         </w:tc>
         <w:tc>
           <w:tcPr>
             <w:tcW w:type="dxa" w:w="2484"/>
-            <w:shd w:fill="F1F5F9"/>
+            <w:vAlign w:val="center"/>
+            <w:shd w:fill="F8FAFC"/>
             <w:tcMar>
-              <w:top w:w="60" w:type="dxa"/>
-              <w:bottom w:w="60" w:type="dxa"/>
-              <w:left w:w="80" w:type="dxa"/>
-              <w:right w:w="80" w:type="dxa"/>
+              <w:top w:w="100" w:type="dxa"/>
+              <w:bottom w:w="100" w:type="dxa"/>
+              <w:left w:w="140" w:type="dxa"/>
+              <w:right w:w="140" w:type="dxa"/>
             </w:tcMar>
           </w:tcPr>
           <w:p>
+            <w:pPr>
+              <w:spacing w:before="40" w:after="40"/>
+            </w:pPr>
             <w:r>
               <w:rPr>
-                <w:sz w:val="17"/>
+                <w:rFonts w:ascii="Arial" w:hAnsi="Arial"/>
+                <w:sz w:val="18"/>
               </w:rPr>
-              <w:t>LÂM</w:t>
-              <w:br/>
-              <w:t>(Data Pipeline)</w:t>
+              <w:t>fetch_rss_feeds</w:t>
             </w:r>
           </w:p>
         </w:tc>
         <w:tc>
           <w:tcPr>
             <w:tcW w:type="dxa" w:w="2484"/>
-            <w:shd w:fill="F1F5F9"/>
+            <w:vAlign w:val="center"/>
+            <w:shd w:fill="F8FAFC"/>
             <w:tcMar>
-              <w:top w:w="60" w:type="dxa"/>
-              <w:bottom w:w="60" w:type="dxa"/>
-              <w:left w:w="80" w:type="dxa"/>
-              <w:right w:w="80" w:type="dxa"/>
+              <w:top w:w="100" w:type="dxa"/>
+              <w:bottom w:w="100" w:type="dxa"/>
+              <w:left w:w="140" w:type="dxa"/>
+              <w:right w:w="140" w:type="dxa"/>
             </w:tcMar>
           </w:tcPr>
           <w:p>
+            <w:pPr>
+              <w:spacing w:before="40" w:after="40"/>
+            </w:pPr>
             <w:r>
               <w:rPr>
-                <w:sz w:val="17"/>
+                <w:rFonts w:ascii="Arial" w:hAnsi="Arial"/>
+                <w:sz w:val="18"/>
               </w:rPr>
-              <w:t>Tự động cào dữ liệu từ TheHackerNews, BleepingComputer, CISA KEV, GitHub PoC.</w:t>
+              <w:t>Lâm (Automation)</w:t>
             </w:r>
           </w:p>
         </w:tc>
         <w:tc>
           <w:tcPr>
             <w:tcW w:type="dxa" w:w="2484"/>
-            <w:shd w:fill="F1F5F9"/>
+            <w:vAlign w:val="center"/>
+            <w:shd w:fill="F8FAFC"/>
             <w:tcMar>
-              <w:top w:w="60" w:type="dxa"/>
-              <w:bottom w:w="60" w:type="dxa"/>
-              <w:left w:w="80" w:type="dxa"/>
-              <w:right w:w="80" w:type="dxa"/>
+              <w:top w:w="100" w:type="dxa"/>
+              <w:bottom w:w="100" w:type="dxa"/>
+              <w:left w:w="140" w:type="dxa"/>
+              <w:right w:w="140" w:type="dxa"/>
             </w:tcMar>
           </w:tcPr>
           <w:p>
+            <w:pPr>
+              <w:spacing w:before="40" w:after="40"/>
+            </w:pPr>
             <w:r>
               <w:rPr>
-                <w:sz w:val="17"/>
+                <w:rFonts w:ascii="Arial" w:hAnsi="Arial"/>
+                <w:sz w:val="18"/>
               </w:rPr>
-              <w:t>Dữ liệu báo cáo thô (RawThreatData)</w:t>
+              <w:t>Cào tự động tin tức cảnh báo từ TheHackerNews, BleepingComputer. Trả về RawThreatData.</w:t>
             </w:r>
           </w:p>
         </w:tc>
@@ -533,82 +1065,100 @@
         <w:tc>
           <w:tcPr>
             <w:tcW w:type="dxa" w:w="2484"/>
+            <w:vAlign w:val="center"/>
             <w:shd w:fill="FFFFFF"/>
             <w:tcMar>
-              <w:top w:w="60" w:type="dxa"/>
-              <w:bottom w:w="60" w:type="dxa"/>
-              <w:left w:w="80" w:type="dxa"/>
-              <w:right w:w="80" w:type="dxa"/>
+              <w:top w:w="100" w:type="dxa"/>
+              <w:bottom w:w="100" w:type="dxa"/>
+              <w:left w:w="140" w:type="dxa"/>
+              <w:right w:w="140" w:type="dxa"/>
             </w:tcMar>
           </w:tcPr>
           <w:p>
+            <w:pPr>
+              <w:spacing w:before="40" w:after="40"/>
+            </w:pPr>
             <w:r>
               <w:rPr>
-                <w:sz w:val="17"/>
+                <w:rFonts w:ascii="Arial" w:hAnsi="Arial"/>
+                <w:sz w:val="18"/>
               </w:rPr>
-              <w:t>Pha 2: Trích xuất</w:t>
+              <w:t>Tool 2</w:t>
             </w:r>
           </w:p>
         </w:tc>
         <w:tc>
           <w:tcPr>
             <w:tcW w:type="dxa" w:w="2484"/>
+            <w:vAlign w:val="center"/>
             <w:shd w:fill="FFFFFF"/>
             <w:tcMar>
-              <w:top w:w="60" w:type="dxa"/>
-              <w:bottom w:w="60" w:type="dxa"/>
-              <w:left w:w="80" w:type="dxa"/>
-              <w:right w:w="80" w:type="dxa"/>
+              <w:top w:w="100" w:type="dxa"/>
+              <w:bottom w:w="100" w:type="dxa"/>
+              <w:left w:w="140" w:type="dxa"/>
+              <w:right w:w="140" w:type="dxa"/>
             </w:tcMar>
           </w:tcPr>
           <w:p>
+            <w:pPr>
+              <w:spacing w:before="40" w:after="40"/>
+            </w:pPr>
             <w:r>
               <w:rPr>
-                <w:sz w:val="17"/>
+                <w:rFonts w:ascii="Arial" w:hAnsi="Arial"/>
+                <w:sz w:val="18"/>
               </w:rPr>
-              <w:t>PHÚC</w:t>
-              <w:br/>
-              <w:t>(AI Core)</w:t>
+              <w:t>fetch_cisa_kev</w:t>
             </w:r>
           </w:p>
         </w:tc>
         <w:tc>
           <w:tcPr>
             <w:tcW w:type="dxa" w:w="2484"/>
+            <w:vAlign w:val="center"/>
             <w:shd w:fill="FFFFFF"/>
             <w:tcMar>
-              <w:top w:w="60" w:type="dxa"/>
-              <w:bottom w:w="60" w:type="dxa"/>
-              <w:left w:w="80" w:type="dxa"/>
-              <w:right w:w="80" w:type="dxa"/>
+              <w:top w:w="100" w:type="dxa"/>
+              <w:bottom w:w="100" w:type="dxa"/>
+              <w:left w:w="140" w:type="dxa"/>
+              <w:right w:w="140" w:type="dxa"/>
             </w:tcMar>
           </w:tcPr>
           <w:p>
+            <w:pPr>
+              <w:spacing w:before="40" w:after="40"/>
+            </w:pPr>
             <w:r>
               <w:rPr>
-                <w:sz w:val="17"/>
+                <w:rFonts w:ascii="Arial" w:hAnsi="Arial"/>
+                <w:sz w:val="18"/>
               </w:rPr>
-              <w:t>AI trích xuất thực thể IOC (IP, Domain, Hash, CVE) và ánh xạ MITRE ATT&amp;CK.</w:t>
+              <w:t>Lâm (Automation)</w:t>
             </w:r>
           </w:p>
         </w:tc>
         <w:tc>
           <w:tcPr>
             <w:tcW w:type="dxa" w:w="2484"/>
+            <w:vAlign w:val="center"/>
             <w:shd w:fill="FFFFFF"/>
             <w:tcMar>
-              <w:top w:w="60" w:type="dxa"/>
-              <w:bottom w:w="60" w:type="dxa"/>
-              <w:left w:w="80" w:type="dxa"/>
-              <w:right w:w="80" w:type="dxa"/>
+              <w:top w:w="100" w:type="dxa"/>
+              <w:bottom w:w="100" w:type="dxa"/>
+              <w:left w:w="140" w:type="dxa"/>
+              <w:right w:w="140" w:type="dxa"/>
             </w:tcMar>
           </w:tcPr>
           <w:p>
+            <w:pPr>
+              <w:spacing w:before="40" w:after="40"/>
+            </w:pPr>
             <w:r>
               <w:rPr>
-                <w:sz w:val="17"/>
+                <w:rFonts w:ascii="Arial" w:hAnsi="Arial"/>
+                <w:sz w:val="18"/>
               </w:rPr>
-              <w:t>Danh sách ExtractedIOC &amp; MitreTechnique</w:t>
+              <w:t>Truy vấn danh mục lỗ hổng bị khai thác thực tế CISA KEV JSON. Cung cấp dữ liệu CVE chuẩn.</w:t>
             </w:r>
           </w:p>
         </w:tc>
@@ -617,82 +1167,100 @@
         <w:tc>
           <w:tcPr>
             <w:tcW w:type="dxa" w:w="2484"/>
-            <w:shd w:fill="F1F5F9"/>
+            <w:vAlign w:val="center"/>
+            <w:shd w:fill="F8FAFC"/>
             <w:tcMar>
-              <w:top w:w="60" w:type="dxa"/>
-              <w:bottom w:w="60" w:type="dxa"/>
-              <w:left w:w="80" w:type="dxa"/>
-              <w:right w:w="80" w:type="dxa"/>
+              <w:top w:w="100" w:type="dxa"/>
+              <w:bottom w:w="100" w:type="dxa"/>
+              <w:left w:w="140" w:type="dxa"/>
+              <w:right w:w="140" w:type="dxa"/>
             </w:tcMar>
           </w:tcPr>
           <w:p>
+            <w:pPr>
+              <w:spacing w:before="40" w:after="40"/>
+            </w:pPr>
             <w:r>
               <w:rPr>
-                <w:sz w:val="17"/>
+                <w:rFonts w:ascii="Arial" w:hAnsi="Arial"/>
+                <w:sz w:val="18"/>
               </w:rPr>
-              <w:t>Pha 3: Làm giàu</w:t>
+              <w:t>Tool 3</w:t>
             </w:r>
           </w:p>
         </w:tc>
         <w:tc>
           <w:tcPr>
             <w:tcW w:type="dxa" w:w="2484"/>
-            <w:shd w:fill="F1F5F9"/>
+            <w:vAlign w:val="center"/>
+            <w:shd w:fill="F8FAFC"/>
             <w:tcMar>
-              <w:top w:w="60" w:type="dxa"/>
-              <w:bottom w:w="60" w:type="dxa"/>
-              <w:left w:w="80" w:type="dxa"/>
-              <w:right w:w="80" w:type="dxa"/>
+              <w:top w:w="100" w:type="dxa"/>
+              <w:bottom w:w="100" w:type="dxa"/>
+              <w:left w:w="140" w:type="dxa"/>
+              <w:right w:w="140" w:type="dxa"/>
             </w:tcMar>
           </w:tcPr>
           <w:p>
+            <w:pPr>
+              <w:spacing w:before="40" w:after="40"/>
+            </w:pPr>
             <w:r>
               <w:rPr>
-                <w:sz w:val="17"/>
+                <w:rFonts w:ascii="Arial" w:hAnsi="Arial"/>
+                <w:sz w:val="18"/>
               </w:rPr>
-              <w:t>KHANG</w:t>
-              <w:br/>
-              <w:t>(Threat Intel)</w:t>
+              <w:t>check_virustotal</w:t>
             </w:r>
           </w:p>
         </w:tc>
         <w:tc>
           <w:tcPr>
             <w:tcW w:type="dxa" w:w="2484"/>
-            <w:shd w:fill="F1F5F9"/>
+            <w:vAlign w:val="center"/>
+            <w:shd w:fill="F8FAFC"/>
             <w:tcMar>
-              <w:top w:w="60" w:type="dxa"/>
-              <w:bottom w:w="60" w:type="dxa"/>
-              <w:left w:w="80" w:type="dxa"/>
-              <w:right w:w="80" w:type="dxa"/>
+              <w:top w:w="100" w:type="dxa"/>
+              <w:bottom w:w="100" w:type="dxa"/>
+              <w:left w:w="140" w:type="dxa"/>
+              <w:right w:w="140" w:type="dxa"/>
             </w:tcMar>
           </w:tcPr>
           <w:p>
+            <w:pPr>
+              <w:spacing w:before="40" w:after="40"/>
+            </w:pPr>
             <w:r>
               <w:rPr>
-                <w:sz w:val="17"/>
+                <w:rFonts w:ascii="Arial" w:hAnsi="Arial"/>
+                <w:sz w:val="18"/>
               </w:rPr>
-              <w:t>Gọi VirusTotal, AbuseIPDB, Shodan API kiểm tra danh tiếng; chuẩn hóa STIX 2.1.</w:t>
+              <w:t>Khang (Security)</w:t>
             </w:r>
           </w:p>
         </w:tc>
         <w:tc>
           <w:tcPr>
             <w:tcW w:type="dxa" w:w="2484"/>
-            <w:shd w:fill="F1F5F9"/>
+            <w:vAlign w:val="center"/>
+            <w:shd w:fill="F8FAFC"/>
             <w:tcMar>
-              <w:top w:w="60" w:type="dxa"/>
-              <w:bottom w:w="60" w:type="dxa"/>
-              <w:left w:w="80" w:type="dxa"/>
-              <w:right w:w="80" w:type="dxa"/>
+              <w:top w:w="100" w:type="dxa"/>
+              <w:bottom w:w="100" w:type="dxa"/>
+              <w:left w:w="140" w:type="dxa"/>
+              <w:right w:w="140" w:type="dxa"/>
             </w:tcMar>
           </w:tcPr>
           <w:p>
+            <w:pPr>
+              <w:spacing w:before="40" w:after="40"/>
+            </w:pPr>
             <w:r>
               <w:rPr>
-                <w:sz w:val="17"/>
+                <w:rFonts w:ascii="Arial" w:hAnsi="Arial"/>
+                <w:sz w:val="18"/>
               </w:rPr>
-              <w:t>Dữ liệu làm giàu (EnrichedIOC) &amp; STIX Bundle</w:t>
+              <w:t>Kiểm tra IP/Domain/File Hash qua VirusTotal API v3. Trả về tỷ lệ độc hại (Malicious Score / Detection Ratio).</w:t>
             </w:r>
           </w:p>
         </w:tc>
@@ -701,82 +1269,508 @@
         <w:tc>
           <w:tcPr>
             <w:tcW w:type="dxa" w:w="2484"/>
+            <w:vAlign w:val="center"/>
             <w:shd w:fill="FFFFFF"/>
             <w:tcMar>
-              <w:top w:w="60" w:type="dxa"/>
-              <w:bottom w:w="60" w:type="dxa"/>
-              <w:left w:w="80" w:type="dxa"/>
-              <w:right w:w="80" w:type="dxa"/>
+              <w:top w:w="100" w:type="dxa"/>
+              <w:bottom w:w="100" w:type="dxa"/>
+              <w:left w:w="140" w:type="dxa"/>
+              <w:right w:w="140" w:type="dxa"/>
             </w:tcMar>
           </w:tcPr>
           <w:p>
+            <w:pPr>
+              <w:spacing w:before="40" w:after="40"/>
+            </w:pPr>
             <w:r>
               <w:rPr>
-                <w:sz w:val="17"/>
+                <w:rFonts w:ascii="Arial" w:hAnsi="Arial"/>
+                <w:sz w:val="18"/>
               </w:rPr>
-              <w:t>Pha 4: Phòng thủ</w:t>
+              <w:t>Tool 4</w:t>
             </w:r>
           </w:p>
         </w:tc>
         <w:tc>
           <w:tcPr>
             <w:tcW w:type="dxa" w:w="2484"/>
+            <w:vAlign w:val="center"/>
             <w:shd w:fill="FFFFFF"/>
             <w:tcMar>
-              <w:top w:w="60" w:type="dxa"/>
-              <w:bottom w:w="60" w:type="dxa"/>
-              <w:left w:w="80" w:type="dxa"/>
-              <w:right w:w="80" w:type="dxa"/>
+              <w:top w:w="100" w:type="dxa"/>
+              <w:bottom w:w="100" w:type="dxa"/>
+              <w:left w:w="140" w:type="dxa"/>
+              <w:right w:w="140" w:type="dxa"/>
             </w:tcMar>
           </w:tcPr>
           <w:p>
+            <w:pPr>
+              <w:spacing w:before="40" w:after="40"/>
+            </w:pPr>
             <w:r>
               <w:rPr>
-                <w:sz w:val="17"/>
+                <w:rFonts w:ascii="Arial" w:hAnsi="Arial"/>
+                <w:sz w:val="18"/>
               </w:rPr>
-              <w:t>PHÚC &amp; LÂM</w:t>
-              <w:br/>
-              <w:t>(Rule &amp; Web)</w:t>
+              <w:t>check_abuseipdb</w:t>
             </w:r>
           </w:p>
         </w:tc>
         <w:tc>
           <w:tcPr>
             <w:tcW w:type="dxa" w:w="2484"/>
+            <w:vAlign w:val="center"/>
             <w:shd w:fill="FFFFFF"/>
             <w:tcMar>
-              <w:top w:w="60" w:type="dxa"/>
-              <w:bottom w:w="60" w:type="dxa"/>
-              <w:left w:w="80" w:type="dxa"/>
-              <w:right w:w="80" w:type="dxa"/>
+              <w:top w:w="100" w:type="dxa"/>
+              <w:bottom w:w="100" w:type="dxa"/>
+              <w:left w:w="140" w:type="dxa"/>
+              <w:right w:w="140" w:type="dxa"/>
             </w:tcMar>
           </w:tcPr>
           <w:p>
+            <w:pPr>
+              <w:spacing w:before="40" w:after="40"/>
+            </w:pPr>
             <w:r>
               <w:rPr>
-                <w:sz w:val="17"/>
+                <w:rFonts w:ascii="Arial" w:hAnsi="Arial"/>
+                <w:sz w:val="18"/>
               </w:rPr>
-              <w:t>AI sinh rule YARA/Sigma; Lâm hiển thị bản đồ trực quan lên Threat Intel Dashboard.</w:t>
+              <w:t>Khang (Security)</w:t>
             </w:r>
           </w:p>
         </w:tc>
         <w:tc>
           <w:tcPr>
             <w:tcW w:type="dxa" w:w="2484"/>
+            <w:vAlign w:val="center"/>
             <w:shd w:fill="FFFFFF"/>
             <w:tcMar>
-              <w:top w:w="60" w:type="dxa"/>
-              <w:bottom w:w="60" w:type="dxa"/>
-              <w:left w:w="80" w:type="dxa"/>
-              <w:right w:w="80" w:type="dxa"/>
+              <w:top w:w="100" w:type="dxa"/>
+              <w:bottom w:w="100" w:type="dxa"/>
+              <w:left w:w="140" w:type="dxa"/>
+              <w:right w:w="140" w:type="dxa"/>
             </w:tcMar>
           </w:tcPr>
           <w:p>
+            <w:pPr>
+              <w:spacing w:before="40" w:after="40"/>
+            </w:pPr>
             <w:r>
               <w:rPr>
-                <w:sz w:val="17"/>
+                <w:rFonts w:ascii="Arial" w:hAnsi="Arial"/>
+                <w:sz w:val="18"/>
               </w:rPr>
-              <w:t>Dashboard trực quan &amp; Báo cáo Tình báo hoàn chỉnh</w:t>
+              <w:t>Kiểm tra IP độc hại qua AbuseIPDB API. Trả về điểm Abuse Confidence Score (0-100%).</w:t>
+            </w:r>
+          </w:p>
+        </w:tc>
+      </w:tr>
+      <w:tr>
+        <w:tc>
+          <w:tcPr>
+            <w:tcW w:type="dxa" w:w="2484"/>
+            <w:vAlign w:val="center"/>
+            <w:shd w:fill="F8FAFC"/>
+            <w:tcMar>
+              <w:top w:w="100" w:type="dxa"/>
+              <w:bottom w:w="100" w:type="dxa"/>
+              <w:left w:w="140" w:type="dxa"/>
+              <w:right w:w="140" w:type="dxa"/>
+            </w:tcMar>
+          </w:tcPr>
+          <w:p>
+            <w:pPr>
+              <w:spacing w:before="40" w:after="40"/>
+            </w:pPr>
+            <w:r>
+              <w:rPr>
+                <w:rFonts w:ascii="Arial" w:hAnsi="Arial"/>
+                <w:sz w:val="18"/>
+              </w:rPr>
+              <w:t>Tool 5</w:t>
+            </w:r>
+          </w:p>
+        </w:tc>
+        <w:tc>
+          <w:tcPr>
+            <w:tcW w:type="dxa" w:w="2484"/>
+            <w:vAlign w:val="center"/>
+            <w:shd w:fill="F8FAFC"/>
+            <w:tcMar>
+              <w:top w:w="100" w:type="dxa"/>
+              <w:bottom w:w="100" w:type="dxa"/>
+              <w:left w:w="140" w:type="dxa"/>
+              <w:right w:w="140" w:type="dxa"/>
+            </w:tcMar>
+          </w:tcPr>
+          <w:p>
+            <w:pPr>
+              <w:spacing w:before="40" w:after="40"/>
+            </w:pPr>
+            <w:r>
+              <w:rPr>
+                <w:rFonts w:ascii="Arial" w:hAnsi="Arial"/>
+                <w:sz w:val="18"/>
+              </w:rPr>
+              <w:t>export_stix_package</w:t>
+            </w:r>
+          </w:p>
+        </w:tc>
+        <w:tc>
+          <w:tcPr>
+            <w:tcW w:type="dxa" w:w="2484"/>
+            <w:vAlign w:val="center"/>
+            <w:shd w:fill="F8FAFC"/>
+            <w:tcMar>
+              <w:top w:w="100" w:type="dxa"/>
+              <w:bottom w:w="100" w:type="dxa"/>
+              <w:left w:w="140" w:type="dxa"/>
+              <w:right w:w="140" w:type="dxa"/>
+            </w:tcMar>
+          </w:tcPr>
+          <w:p>
+            <w:pPr>
+              <w:spacing w:before="40" w:after="40"/>
+            </w:pPr>
+            <w:r>
+              <w:rPr>
+                <w:rFonts w:ascii="Arial" w:hAnsi="Arial"/>
+                <w:sz w:val="18"/>
+              </w:rPr>
+              <w:t>Khang (Security)</w:t>
+            </w:r>
+          </w:p>
+        </w:tc>
+        <w:tc>
+          <w:tcPr>
+            <w:tcW w:type="dxa" w:w="2484"/>
+            <w:vAlign w:val="center"/>
+            <w:shd w:fill="F8FAFC"/>
+            <w:tcMar>
+              <w:top w:w="100" w:type="dxa"/>
+              <w:bottom w:w="100" w:type="dxa"/>
+              <w:left w:w="140" w:type="dxa"/>
+              <w:right w:w="140" w:type="dxa"/>
+            </w:tcMar>
+          </w:tcPr>
+          <w:p>
+            <w:pPr>
+              <w:spacing w:before="40" w:after="40"/>
+            </w:pPr>
+            <w:r>
+              <w:rPr>
+                <w:rFonts w:ascii="Arial" w:hAnsi="Arial"/>
+                <w:sz w:val="18"/>
+              </w:rPr>
+              <w:t>Đóng gói toàn bộ chiến dịch thành tệp STIX 2.1 JSON chuẩn quốc tế để nạp vào OpenCTI / MISP.</w:t>
+            </w:r>
+          </w:p>
+        </w:tc>
+      </w:tr>
+      <w:tr>
+        <w:tc>
+          <w:tcPr>
+            <w:tcW w:type="dxa" w:w="2484"/>
+            <w:vAlign w:val="center"/>
+            <w:shd w:fill="FFFFFF"/>
+            <w:tcMar>
+              <w:top w:w="100" w:type="dxa"/>
+              <w:bottom w:w="100" w:type="dxa"/>
+              <w:left w:w="140" w:type="dxa"/>
+              <w:right w:w="140" w:type="dxa"/>
+            </w:tcMar>
+          </w:tcPr>
+          <w:p>
+            <w:pPr>
+              <w:spacing w:before="40" w:after="40"/>
+            </w:pPr>
+            <w:r>
+              <w:rPr>
+                <w:rFonts w:ascii="Arial" w:hAnsi="Arial"/>
+                <w:sz w:val="18"/>
+              </w:rPr>
+              <w:t>Tool 6</w:t>
+            </w:r>
+          </w:p>
+        </w:tc>
+        <w:tc>
+          <w:tcPr>
+            <w:tcW w:type="dxa" w:w="2484"/>
+            <w:vAlign w:val="center"/>
+            <w:shd w:fill="FFFFFF"/>
+            <w:tcMar>
+              <w:top w:w="100" w:type="dxa"/>
+              <w:bottom w:w="100" w:type="dxa"/>
+              <w:left w:w="140" w:type="dxa"/>
+              <w:right w:w="140" w:type="dxa"/>
+            </w:tcMar>
+          </w:tcPr>
+          <w:p>
+            <w:pPr>
+              <w:spacing w:before="40" w:after="40"/>
+            </w:pPr>
+            <w:r>
+              <w:rPr>
+                <w:rFonts w:ascii="Arial" w:hAnsi="Arial"/>
+                <w:sz w:val="18"/>
+              </w:rPr>
+              <w:t>extract_iocs</w:t>
+            </w:r>
+          </w:p>
+        </w:tc>
+        <w:tc>
+          <w:tcPr>
+            <w:tcW w:type="dxa" w:w="2484"/>
+            <w:vAlign w:val="center"/>
+            <w:shd w:fill="FFFFFF"/>
+            <w:tcMar>
+              <w:top w:w="100" w:type="dxa"/>
+              <w:bottom w:w="100" w:type="dxa"/>
+              <w:left w:w="140" w:type="dxa"/>
+              <w:right w:w="140" w:type="dxa"/>
+            </w:tcMar>
+          </w:tcPr>
+          <w:p>
+            <w:pPr>
+              <w:spacing w:before="40" w:after="40"/>
+            </w:pPr>
+            <w:r>
+              <w:rPr>
+                <w:rFonts w:ascii="Arial" w:hAnsi="Arial"/>
+                <w:sz w:val="18"/>
+              </w:rPr>
+              <w:t>Phúc (AI Core)</w:t>
+            </w:r>
+          </w:p>
+        </w:tc>
+        <w:tc>
+          <w:tcPr>
+            <w:tcW w:type="dxa" w:w="2484"/>
+            <w:vAlign w:val="center"/>
+            <w:shd w:fill="FFFFFF"/>
+            <w:tcMar>
+              <w:top w:w="100" w:type="dxa"/>
+              <w:bottom w:w="100" w:type="dxa"/>
+              <w:left w:w="140" w:type="dxa"/>
+              <w:right w:w="140" w:type="dxa"/>
+            </w:tcMar>
+          </w:tcPr>
+          <w:p>
+            <w:pPr>
+              <w:spacing w:before="40" w:after="40"/>
+            </w:pPr>
+            <w:r>
+              <w:rPr>
+                <w:rFonts w:ascii="Arial" w:hAnsi="Arial"/>
+                <w:sz w:val="18"/>
+              </w:rPr>
+              <w:t>Bóc tách IP, Domain, Hash, CVE từ văn bản bằng bộ Regex chuyên dụng kết hợp LLM lọc nhiễu.</w:t>
+            </w:r>
+          </w:p>
+        </w:tc>
+      </w:tr>
+      <w:tr>
+        <w:tc>
+          <w:tcPr>
+            <w:tcW w:type="dxa" w:w="2484"/>
+            <w:vAlign w:val="center"/>
+            <w:shd w:fill="F8FAFC"/>
+            <w:tcMar>
+              <w:top w:w="100" w:type="dxa"/>
+              <w:bottom w:w="100" w:type="dxa"/>
+              <w:left w:w="140" w:type="dxa"/>
+              <w:right w:w="140" w:type="dxa"/>
+            </w:tcMar>
+          </w:tcPr>
+          <w:p>
+            <w:pPr>
+              <w:spacing w:before="40" w:after="40"/>
+            </w:pPr>
+            <w:r>
+              <w:rPr>
+                <w:rFonts w:ascii="Arial" w:hAnsi="Arial"/>
+                <w:sz w:val="18"/>
+              </w:rPr>
+              <w:t>Tool 7</w:t>
+            </w:r>
+          </w:p>
+        </w:tc>
+        <w:tc>
+          <w:tcPr>
+            <w:tcW w:type="dxa" w:w="2484"/>
+            <w:vAlign w:val="center"/>
+            <w:shd w:fill="F8FAFC"/>
+            <w:tcMar>
+              <w:top w:w="100" w:type="dxa"/>
+              <w:bottom w:w="100" w:type="dxa"/>
+              <w:left w:w="140" w:type="dxa"/>
+              <w:right w:w="140" w:type="dxa"/>
+            </w:tcMar>
+          </w:tcPr>
+          <w:p>
+            <w:pPr>
+              <w:spacing w:before="40" w:after="40"/>
+            </w:pPr>
+            <w:r>
+              <w:rPr>
+                <w:rFonts w:ascii="Arial" w:hAnsi="Arial"/>
+                <w:sz w:val="18"/>
+              </w:rPr>
+              <w:t>map_mitre_attack</w:t>
+            </w:r>
+          </w:p>
+        </w:tc>
+        <w:tc>
+          <w:tcPr>
+            <w:tcW w:type="dxa" w:w="2484"/>
+            <w:vAlign w:val="center"/>
+            <w:shd w:fill="F8FAFC"/>
+            <w:tcMar>
+              <w:top w:w="100" w:type="dxa"/>
+              <w:bottom w:w="100" w:type="dxa"/>
+              <w:left w:w="140" w:type="dxa"/>
+              <w:right w:w="140" w:type="dxa"/>
+            </w:tcMar>
+          </w:tcPr>
+          <w:p>
+            <w:pPr>
+              <w:spacing w:before="40" w:after="40"/>
+            </w:pPr>
+            <w:r>
+              <w:rPr>
+                <w:rFonts w:ascii="Arial" w:hAnsi="Arial"/>
+                <w:sz w:val="18"/>
+              </w:rPr>
+              <w:t>Phúc (AI Core)</w:t>
+            </w:r>
+          </w:p>
+        </w:tc>
+        <w:tc>
+          <w:tcPr>
+            <w:tcW w:type="dxa" w:w="2484"/>
+            <w:vAlign w:val="center"/>
+            <w:shd w:fill="F8FAFC"/>
+            <w:tcMar>
+              <w:top w:w="100" w:type="dxa"/>
+              <w:bottom w:w="100" w:type="dxa"/>
+              <w:left w:w="140" w:type="dxa"/>
+              <w:right w:w="140" w:type="dxa"/>
+            </w:tcMar>
+          </w:tcPr>
+          <w:p>
+            <w:pPr>
+              <w:spacing w:before="40" w:after="40"/>
+            </w:pPr>
+            <w:r>
+              <w:rPr>
+                <w:rFonts w:ascii="Arial" w:hAnsi="Arial"/>
+                <w:sz w:val="18"/>
+              </w:rPr>
+              <w:t>Ánh xạ hành vi tấn công trong văn bản sang mã chiến thuật &amp; kỹ thuật MITRE ATT&amp;CK (ví dụ: T1059, T1078).</w:t>
+            </w:r>
+          </w:p>
+        </w:tc>
+      </w:tr>
+      <w:tr>
+        <w:tc>
+          <w:tcPr>
+            <w:tcW w:type="dxa" w:w="2484"/>
+            <w:vAlign w:val="center"/>
+            <w:shd w:fill="FFFFFF"/>
+            <w:tcMar>
+              <w:top w:w="100" w:type="dxa"/>
+              <w:bottom w:w="100" w:type="dxa"/>
+              <w:left w:w="140" w:type="dxa"/>
+              <w:right w:w="140" w:type="dxa"/>
+            </w:tcMar>
+          </w:tcPr>
+          <w:p>
+            <w:pPr>
+              <w:spacing w:before="40" w:after="40"/>
+            </w:pPr>
+            <w:r>
+              <w:rPr>
+                <w:rFonts w:ascii="Arial" w:hAnsi="Arial"/>
+                <w:sz w:val="18"/>
+              </w:rPr>
+              <w:t>Tool 8</w:t>
+            </w:r>
+          </w:p>
+        </w:tc>
+        <w:tc>
+          <w:tcPr>
+            <w:tcW w:type="dxa" w:w="2484"/>
+            <w:vAlign w:val="center"/>
+            <w:shd w:fill="FFFFFF"/>
+            <w:tcMar>
+              <w:top w:w="100" w:type="dxa"/>
+              <w:bottom w:w="100" w:type="dxa"/>
+              <w:left w:w="140" w:type="dxa"/>
+              <w:right w:w="140" w:type="dxa"/>
+            </w:tcMar>
+          </w:tcPr>
+          <w:p>
+            <w:pPr>
+              <w:spacing w:before="40" w:after="40"/>
+            </w:pPr>
+            <w:r>
+              <w:rPr>
+                <w:rFonts w:ascii="Arial" w:hAnsi="Arial"/>
+                <w:sz w:val="18"/>
+              </w:rPr>
+              <w:t>generate_defensive_rules</w:t>
+            </w:r>
+          </w:p>
+        </w:tc>
+        <w:tc>
+          <w:tcPr>
+            <w:tcW w:type="dxa" w:w="2484"/>
+            <w:vAlign w:val="center"/>
+            <w:shd w:fill="FFFFFF"/>
+            <w:tcMar>
+              <w:top w:w="100" w:type="dxa"/>
+              <w:bottom w:w="100" w:type="dxa"/>
+              <w:left w:w="140" w:type="dxa"/>
+              <w:right w:w="140" w:type="dxa"/>
+            </w:tcMar>
+          </w:tcPr>
+          <w:p>
+            <w:pPr>
+              <w:spacing w:before="40" w:after="40"/>
+            </w:pPr>
+            <w:r>
+              <w:rPr>
+                <w:rFonts w:ascii="Arial" w:hAnsi="Arial"/>
+                <w:sz w:val="18"/>
+              </w:rPr>
+              <w:t>Phúc (AI Core)</w:t>
+            </w:r>
+          </w:p>
+        </w:tc>
+        <w:tc>
+          <w:tcPr>
+            <w:tcW w:type="dxa" w:w="2484"/>
+            <w:vAlign w:val="center"/>
+            <w:shd w:fill="FFFFFF"/>
+            <w:tcMar>
+              <w:top w:w="100" w:type="dxa"/>
+              <w:bottom w:w="100" w:type="dxa"/>
+              <w:left w:w="140" w:type="dxa"/>
+              <w:right w:w="140" w:type="dxa"/>
+            </w:tcMar>
+          </w:tcPr>
+          <w:p>
+            <w:pPr>
+              <w:spacing w:before="40" w:after="40"/>
+            </w:pPr>
+            <w:r>
+              <w:rPr>
+                <w:rFonts w:ascii="Arial" w:hAnsi="Arial"/>
+                <w:sz w:val="18"/>
+              </w:rPr>
+              <w:t>Tự động sinh tập luật phòng thủ hành vi (Sigma Rule .yml), luật quét mã độc (YARA .yar) và Firewall Blocklist.</w:t>
             </w:r>
           </w:p>
         </w:tc>
@@ -784,20 +1778,62 @@
     </w:tbl>
     <w:p>
       <w:pPr>
-        <w:spacing w:after="120"/>
+        <w:spacing w:after="160"/>
       </w:pPr>
     </w:p>
     <w:p>
       <w:pPr>
-        <w:spacing w:before="160" w:after="60"/>
+        <w:pStyle w:val="Heading2"/>
       </w:pPr>
+      <w:r>
+        <w:t>2.1. Cơ chế Tự động Viết Luật Phòng thủ (Sigma, YARA &amp; Firewall Blocklist)</w:t>
+      </w:r>
+    </w:p>
+    <w:p>
+      <w:r>
+        <w:t xml:space="preserve">Điểm sáng tạo và giá trị thực tiễn cao nhất của đề tài là khả năng </w:t>
+      </w:r>
       <w:r>
         <w:rPr>
           <w:b/>
-          <w:color w:val="0066CC"/>
-          <w:sz w:val="21"/>
         </w:rPr>
-        <w:t>Chi tiết các Tác tử AI bên trong đồ thị LangGraph (Phúc phụ trách):</w:t>
+        <w:t>tự động chuyển hóa tri thức thành hành động phòng thủ (Actionable Defense)</w:t>
+      </w:r>
+      <w:r>
+        <w:t>. Khi Agent phát hiện chiến dịch độc hại, Tool 8 sẽ sinh ra 3 lớp lá chắn tức thì:</w:t>
+      </w:r>
+    </w:p>
+    <w:p>
+      <w:pPr>
+        <w:pStyle w:val="ListBullet"/>
+      </w:pPr>
+      <w:r>
+        <w:t>• 1. Firewall / WAF Blocklist: Danh sách IP C2 và Malicious Domains có điểm tin cậy xấu (&gt;80%) được xuất ra dạng text/json để nạp thẳng vào iptables, pfSense hoặc Nginx chặn kết nối ra ngoài.</w:t>
+      </w:r>
+    </w:p>
+    <w:p>
+      <w:pPr>
+        <w:pStyle w:val="ListBullet"/>
+      </w:pPr>
+      <w:r>
+        <w:t>• 2. Sigma Rules (.yml): Quy tắc phát hiện hành vi tấn công theo kỹ thuật MITRE ATT&amp;CK (như chạy PowerShell mã hóa, sửa Registry duy trì hiện diện) để nạp vào Wazuh SIEM, Splunk, Elastic SIEM.</w:t>
+      </w:r>
+    </w:p>
+    <w:p>
+      <w:pPr>
+        <w:pStyle w:val="ListBullet"/>
+      </w:pPr>
+      <w:r>
+        <w:t>• 3. YARA Rules (.yar): Quy tắc rà quét mẫu nhị phân, chuỗi ký tự độc hại đặc trưng trong tệp tin để Antivirus / EDR quét và cô lập máy nạn nhân.</w:t>
+      </w:r>
+    </w:p>
+    <w:p>
+      <w:pPr>
+        <w:pStyle w:val="Heading1"/>
+        <w:spacing w:before="280" w:after="120"/>
+      </w:pPr>
+      <w:r>
+        <w:t>3. KẾ HOẠCH TRIỂN KHAI 8 TUẦN (SPRINT ROADMAP)</w:t>
       </w:r>
     </w:p>
     <w:tbl>
@@ -807,56 +1843,117 @@
         <w:tblLook w:firstColumn="1" w:firstRow="1" w:lastColumn="0" w:lastRow="0" w:noHBand="0" w:noVBand="1" w:val="04A0"/>
       </w:tblPr>
       <w:tblGrid>
+        <w:gridCol w:w="1296"/>
+        <w:gridCol w:w="2592"/>
         <w:gridCol w:w="3312"/>
-        <w:gridCol w:w="3312"/>
-        <w:gridCol w:w="3312"/>
+        <w:gridCol w:w="2304"/>
       </w:tblGrid>
       <w:tr>
         <w:tc>
           <w:tcPr>
-            <w:tcW w:type="dxa" w:w="3312"/>
-            <w:shd w:fill="4338CA"/>
+            <w:tcW w:type="dxa" w:w="2484"/>
+            <w:vAlign w:val="center"/>
+            <w:shd w:fill="1E3A8A"/>
+            <w:tcMar>
+              <w:top w:w="100" w:type="dxa"/>
+              <w:bottom w:w="100" w:type="dxa"/>
+              <w:left w:w="140" w:type="dxa"/>
+              <w:right w:w="140" w:type="dxa"/>
+            </w:tcMar>
           </w:tcPr>
           <w:p>
+            <w:pPr>
+              <w:spacing w:before="40" w:after="40"/>
+            </w:pPr>
             <w:r>
               <w:rPr>
+                <w:rFonts w:ascii="Arial" w:hAnsi="Arial"/>
                 <w:b/>
                 <w:color w:val="FFFFFF"/>
-                <w:sz w:val="18"/>
+                <w:sz w:val="20"/>
               </w:rPr>
-              <w:t>TÁC TỬ (AGENT)</w:t>
+              <w:t>Tuần</w:t>
             </w:r>
           </w:p>
         </w:tc>
         <w:tc>
           <w:tcPr>
-            <w:tcW w:type="dxa" w:w="3312"/>
-            <w:shd w:fill="4338CA"/>
+            <w:tcW w:type="dxa" w:w="2484"/>
+            <w:vAlign w:val="center"/>
+            <w:shd w:fill="1E3A8A"/>
+            <w:tcMar>
+              <w:top w:w="100" w:type="dxa"/>
+              <w:bottom w:w="100" w:type="dxa"/>
+              <w:left w:w="140" w:type="dxa"/>
+              <w:right w:w="140" w:type="dxa"/>
+            </w:tcMar>
           </w:tcPr>
           <w:p>
+            <w:pPr>
+              <w:spacing w:before="40" w:after="40"/>
+            </w:pPr>
             <w:r>
               <w:rPr>
+                <w:rFonts w:ascii="Arial" w:hAnsi="Arial"/>
                 <w:b/>
                 <w:color w:val="FFFFFF"/>
-                <w:sz w:val="18"/>
+                <w:sz w:val="20"/>
               </w:rPr>
-              <w:t>NHIỆM VỤ CHUYÊN TRÁCH</w:t>
+              <w:t>Mục Tiêu Sprint</w:t>
             </w:r>
           </w:p>
         </w:tc>
         <w:tc>
           <w:tcPr>
-            <w:tcW w:type="dxa" w:w="3312"/>
-            <w:shd w:fill="4338CA"/>
+            <w:tcW w:type="dxa" w:w="2484"/>
+            <w:vAlign w:val="center"/>
+            <w:shd w:fill="1E3A8A"/>
+            <w:tcMar>
+              <w:top w:w="100" w:type="dxa"/>
+              <w:bottom w:w="100" w:type="dxa"/>
+              <w:left w:w="140" w:type="dxa"/>
+              <w:right w:w="140" w:type="dxa"/>
+            </w:tcMar>
           </w:tcPr>
           <w:p>
+            <w:pPr>
+              <w:spacing w:before="40" w:after="40"/>
+            </w:pPr>
             <w:r>
               <w:rPr>
+                <w:rFonts w:ascii="Arial" w:hAnsi="Arial"/>
                 <w:b/>
                 <w:color w:val="FFFFFF"/>
-                <w:sz w:val="18"/>
+                <w:sz w:val="20"/>
               </w:rPr>
-              <w:t>ĐẦU RA CỤ THỂ</w:t>
+              <w:t>Chi Tiết Công Việc Triển Khai</w:t>
+            </w:r>
+          </w:p>
+        </w:tc>
+        <w:tc>
+          <w:tcPr>
+            <w:tcW w:type="dxa" w:w="2484"/>
+            <w:vAlign w:val="center"/>
+            <w:shd w:fill="1E3A8A"/>
+            <w:tcMar>
+              <w:top w:w="100" w:type="dxa"/>
+              <w:bottom w:w="100" w:type="dxa"/>
+              <w:left w:w="140" w:type="dxa"/>
+              <w:right w:w="140" w:type="dxa"/>
+            </w:tcMar>
+          </w:tcPr>
+          <w:p>
+            <w:pPr>
+              <w:spacing w:before="40" w:after="40"/>
+            </w:pPr>
+            <w:r>
+              <w:rPr>
+                <w:rFonts w:ascii="Arial" w:hAnsi="Arial"/>
+                <w:b/>
+                <w:color w:val="FFFFFF"/>
+                <w:sz w:val="20"/>
+              </w:rPr>
+              <w:t>Thành Viên / Sản Phẩm</w:t>
             </w:r>
           </w:p>
         </w:tc>
@@ -864,61 +1961,103 @@
       <w:tr>
         <w:tc>
           <w:tcPr>
-            <w:tcW w:type="dxa" w:w="3312"/>
-            <w:shd w:fill="EEF2FF"/>
+            <w:tcW w:type="dxa" w:w="2484"/>
+            <w:vAlign w:val="center"/>
+            <w:shd w:fill="F8FAFC"/>
             <w:tcMar>
-              <w:top w:w="60" w:type="dxa"/>
-              <w:bottom w:w="60" w:type="dxa"/>
-              <w:left w:w="80" w:type="dxa"/>
-              <w:right w:w="80" w:type="dxa"/>
+              <w:top w:w="100" w:type="dxa"/>
+              <w:bottom w:w="100" w:type="dxa"/>
+              <w:left w:w="140" w:type="dxa"/>
+              <w:right w:w="140" w:type="dxa"/>
             </w:tcMar>
           </w:tcPr>
           <w:p>
+            <w:pPr>
+              <w:spacing w:before="40" w:after="40"/>
+            </w:pPr>
             <w:r>
               <w:rPr>
-                <w:sz w:val="17"/>
+                <w:rFonts w:ascii="Arial" w:hAnsi="Arial"/>
+                <w:sz w:val="18"/>
               </w:rPr>
-              <w:t>1. IOC Extractor Agent</w:t>
+              <w:t>Tuần 1</w:t>
             </w:r>
           </w:p>
         </w:tc>
         <w:tc>
           <w:tcPr>
-            <w:tcW w:type="dxa" w:w="3312"/>
-            <w:shd w:fill="EEF2FF"/>
+            <w:tcW w:type="dxa" w:w="2484"/>
+            <w:vAlign w:val="center"/>
+            <w:shd w:fill="F8FAFC"/>
             <w:tcMar>
-              <w:top w:w="60" w:type="dxa"/>
-              <w:bottom w:w="60" w:type="dxa"/>
-              <w:left w:w="80" w:type="dxa"/>
-              <w:right w:w="80" w:type="dxa"/>
+              <w:top w:w="100" w:type="dxa"/>
+              <w:bottom w:w="100" w:type="dxa"/>
+              <w:left w:w="140" w:type="dxa"/>
+              <w:right w:w="140" w:type="dxa"/>
             </w:tcMar>
           </w:tcPr>
           <w:p>
+            <w:pPr>
+              <w:spacing w:before="40" w:after="40"/>
+            </w:pPr>
             <w:r>
               <w:rPr>
-                <w:sz w:val="17"/>
+                <w:rFonts w:ascii="Arial" w:hAnsi="Arial"/>
+                <w:sz w:val="18"/>
               </w:rPr>
-              <w:t>Đọc văn bản bài viết, bóc tách chính xác các IP, Domain, Hash, CVE, APT groups.</w:t>
+              <w:t>Khởi tạo môi trường &amp; Data Pipeline</w:t>
             </w:r>
           </w:p>
         </w:tc>
         <w:tc>
           <w:tcPr>
-            <w:tcW w:type="dxa" w:w="3312"/>
-            <w:shd w:fill="EEF2FF"/>
+            <w:tcW w:type="dxa" w:w="2484"/>
+            <w:vAlign w:val="center"/>
+            <w:shd w:fill="F8FAFC"/>
             <w:tcMar>
-              <w:top w:w="60" w:type="dxa"/>
-              <w:bottom w:w="60" w:type="dxa"/>
-              <w:left w:w="80" w:type="dxa"/>
-              <w:right w:w="80" w:type="dxa"/>
+              <w:top w:w="100" w:type="dxa"/>
+              <w:bottom w:w="100" w:type="dxa"/>
+              <w:left w:w="140" w:type="dxa"/>
+              <w:right w:w="140" w:type="dxa"/>
             </w:tcMar>
           </w:tcPr>
           <w:p>
+            <w:pPr>
+              <w:spacing w:before="40" w:after="40"/>
+            </w:pPr>
             <w:r>
               <w:rPr>
-                <w:sz w:val="17"/>
+                <w:rFonts w:ascii="Arial" w:hAnsi="Arial"/>
+                <w:sz w:val="18"/>
               </w:rPr>
-              <w:t>JSON danh sách IOC kèm câu văn bản ngữ cảnh.</w:t>
+              <w:t>• Thiết lập Git Repo, rule territory-guard, schemas.py.</w:t>
+              <w:br/>
+              <w:t>• Viết Tool 1 (RSS TheHackerNews, BleepingComputer) &amp; Tool 2 (CISA KEV).</w:t>
+            </w:r>
+          </w:p>
+        </w:tc>
+        <w:tc>
+          <w:tcPr>
+            <w:tcW w:type="dxa" w:w="2484"/>
+            <w:vAlign w:val="center"/>
+            <w:shd w:fill="F8FAFC"/>
+            <w:tcMar>
+              <w:top w:w="100" w:type="dxa"/>
+              <w:bottom w:w="100" w:type="dxa"/>
+              <w:left w:w="140" w:type="dxa"/>
+              <w:right w:w="140" w:type="dxa"/>
+            </w:tcMar>
+          </w:tcPr>
+          <w:p>
+            <w:pPr>
+              <w:spacing w:before="40" w:after="40"/>
+            </w:pPr>
+            <w:r>
+              <w:rPr>
+                <w:rFonts w:ascii="Arial" w:hAnsi="Arial"/>
+                <w:sz w:val="18"/>
+              </w:rPr>
+              <w:t>Lâm: Hoàn thành collectors &amp; DB thô ban đầu.</w:t>
             </w:r>
           </w:p>
         </w:tc>
@@ -926,61 +2065,105 @@
       <w:tr>
         <w:tc>
           <w:tcPr>
-            <w:tcW w:type="dxa" w:w="3312"/>
+            <w:tcW w:type="dxa" w:w="2484"/>
+            <w:vAlign w:val="center"/>
             <w:shd w:fill="FFFFFF"/>
             <w:tcMar>
-              <w:top w:w="60" w:type="dxa"/>
-              <w:bottom w:w="60" w:type="dxa"/>
-              <w:left w:w="80" w:type="dxa"/>
-              <w:right w:w="80" w:type="dxa"/>
+              <w:top w:w="100" w:type="dxa"/>
+              <w:bottom w:w="100" w:type="dxa"/>
+              <w:left w:w="140" w:type="dxa"/>
+              <w:right w:w="140" w:type="dxa"/>
             </w:tcMar>
           </w:tcPr>
           <w:p>
+            <w:pPr>
+              <w:spacing w:before="40" w:after="40"/>
+            </w:pPr>
             <w:r>
               <w:rPr>
-                <w:sz w:val="17"/>
+                <w:rFonts w:ascii="Arial" w:hAnsi="Arial"/>
+                <w:sz w:val="18"/>
               </w:rPr>
-              <w:t>2. MITRE ATT&amp;CK Mapper Agent</w:t>
+              <w:t>Tuần 2</w:t>
             </w:r>
           </w:p>
         </w:tc>
         <w:tc>
           <w:tcPr>
-            <w:tcW w:type="dxa" w:w="3312"/>
+            <w:tcW w:type="dxa" w:w="2484"/>
+            <w:vAlign w:val="center"/>
             <w:shd w:fill="FFFFFF"/>
             <w:tcMar>
-              <w:top w:w="60" w:type="dxa"/>
-              <w:bottom w:w="60" w:type="dxa"/>
-              <w:left w:w="80" w:type="dxa"/>
-              <w:right w:w="80" w:type="dxa"/>
+              <w:top w:w="100" w:type="dxa"/>
+              <w:bottom w:w="100" w:type="dxa"/>
+              <w:left w:w="140" w:type="dxa"/>
+              <w:right w:w="140" w:type="dxa"/>
             </w:tcMar>
           </w:tcPr>
           <w:p>
+            <w:pPr>
+              <w:spacing w:before="40" w:after="40"/>
+            </w:pPr>
             <w:r>
               <w:rPr>
-                <w:sz w:val="17"/>
+                <w:rFonts w:ascii="Arial" w:hAnsi="Arial"/>
+                <w:sz w:val="18"/>
               </w:rPr>
-              <w:t>Phân tích hành vi mô tả (ví dụ lừa đảo qua email, chạy PowerShell ngầm) sang mã kỹ thuật T-code.</w:t>
+              <w:t>Bộ công cụ Thẩm định Security APIs</w:t>
             </w:r>
           </w:p>
         </w:tc>
         <w:tc>
           <w:tcPr>
-            <w:tcW w:type="dxa" w:w="3312"/>
+            <w:tcW w:type="dxa" w:w="2484"/>
+            <w:vAlign w:val="center"/>
             <w:shd w:fill="FFFFFF"/>
             <w:tcMar>
-              <w:top w:w="60" w:type="dxa"/>
-              <w:bottom w:w="60" w:type="dxa"/>
-              <w:left w:w="80" w:type="dxa"/>
-              <w:right w:w="80" w:type="dxa"/>
+              <w:top w:w="100" w:type="dxa"/>
+              <w:bottom w:w="100" w:type="dxa"/>
+              <w:left w:w="140" w:type="dxa"/>
+              <w:right w:w="140" w:type="dxa"/>
             </w:tcMar>
           </w:tcPr>
           <w:p>
+            <w:pPr>
+              <w:spacing w:before="40" w:after="40"/>
+            </w:pPr>
             <w:r>
               <w:rPr>
-                <w:sz w:val="17"/>
+                <w:rFonts w:ascii="Arial" w:hAnsi="Arial"/>
+                <w:sz w:val="18"/>
               </w:rPr>
-              <w:t>Ma trận kỹ thuật MITRE ATT&amp;CK (T1566, T1059...).</w:t>
+              <w:t>• Đăng ký API keys VirusTotal &amp; AbuseIPDB.</w:t>
+              <w:br/>
+              <w:t>• Hoàn thành Tool 3 &amp; Tool 4 (thẩm định IP/Hash/Domain).</w:t>
+              <w:br/>
+              <w:t>• Xây dựng cơ chế cache SQLite chống cạn quota.</w:t>
+            </w:r>
+          </w:p>
+        </w:tc>
+        <w:tc>
+          <w:tcPr>
+            <w:tcW w:type="dxa" w:w="2484"/>
+            <w:vAlign w:val="center"/>
+            <w:shd w:fill="FFFFFF"/>
+            <w:tcMar>
+              <w:top w:w="100" w:type="dxa"/>
+              <w:bottom w:w="100" w:type="dxa"/>
+              <w:left w:w="140" w:type="dxa"/>
+              <w:right w:w="140" w:type="dxa"/>
+            </w:tcMar>
+          </w:tcPr>
+          <w:p>
+            <w:pPr>
+              <w:spacing w:before="40" w:after="40"/>
+            </w:pPr>
+            <w:r>
+              <w:rPr>
+                <w:rFonts w:ascii="Arial" w:hAnsi="Arial"/>
+                <w:sz w:val="18"/>
+              </w:rPr>
+              <w:t>Khang: Hoàn thành module enrichment API độc lập.</w:t>
             </w:r>
           </w:p>
         </w:tc>
@@ -988,87 +2171,648 @@
       <w:tr>
         <w:tc>
           <w:tcPr>
-            <w:tcW w:type="dxa" w:w="3312"/>
-            <w:shd w:fill="EEF2FF"/>
+            <w:tcW w:type="dxa" w:w="2484"/>
+            <w:vAlign w:val="center"/>
+            <w:shd w:fill="F8FAFC"/>
             <w:tcMar>
-              <w:top w:w="60" w:type="dxa"/>
-              <w:bottom w:w="60" w:type="dxa"/>
-              <w:left w:w="80" w:type="dxa"/>
-              <w:right w:w="80" w:type="dxa"/>
+              <w:top w:w="100" w:type="dxa"/>
+              <w:bottom w:w="100" w:type="dxa"/>
+              <w:left w:w="140" w:type="dxa"/>
+              <w:right w:w="140" w:type="dxa"/>
             </w:tcMar>
           </w:tcPr>
           <w:p>
+            <w:pPr>
+              <w:spacing w:before="40" w:after="40"/>
+            </w:pPr>
             <w:r>
               <w:rPr>
-                <w:sz w:val="17"/>
+                <w:rFonts w:ascii="Arial" w:hAnsi="Arial"/>
+                <w:sz w:val="18"/>
               </w:rPr>
-              <w:t>3. Defensive Rule Generator</w:t>
+              <w:t>Tuần 3</w:t>
             </w:r>
           </w:p>
         </w:tc>
         <w:tc>
           <w:tcPr>
-            <w:tcW w:type="dxa" w:w="3312"/>
-            <w:shd w:fill="EEF2FF"/>
+            <w:tcW w:type="dxa" w:w="2484"/>
+            <w:vAlign w:val="center"/>
+            <w:shd w:fill="F8FAFC"/>
             <w:tcMar>
-              <w:top w:w="60" w:type="dxa"/>
-              <w:bottom w:w="60" w:type="dxa"/>
-              <w:left w:w="80" w:type="dxa"/>
-              <w:right w:w="80" w:type="dxa"/>
+              <w:top w:w="100" w:type="dxa"/>
+              <w:bottom w:w="100" w:type="dxa"/>
+              <w:left w:w="140" w:type="dxa"/>
+              <w:right w:w="140" w:type="dxa"/>
             </w:tcMar>
           </w:tcPr>
           <w:p>
+            <w:pPr>
+              <w:spacing w:before="40" w:after="40"/>
+            </w:pPr>
             <w:r>
               <w:rPr>
-                <w:sz w:val="17"/>
+                <w:rFonts w:ascii="Arial" w:hAnsi="Arial"/>
+                <w:sz w:val="18"/>
               </w:rPr>
-              <w:t>Dựa trên IOC và kỹ thuật tấn công, tự động viết mã quy tắc phòng thủ.</w:t>
+              <w:t>AI Core: Trích xuất IOC &amp; MITRE Mapping</w:t>
             </w:r>
           </w:p>
         </w:tc>
         <w:tc>
           <w:tcPr>
-            <w:tcW w:type="dxa" w:w="3312"/>
-            <w:shd w:fill="EEF2FF"/>
+            <w:tcW w:type="dxa" w:w="2484"/>
+            <w:vAlign w:val="center"/>
+            <w:shd w:fill="F8FAFC"/>
             <w:tcMar>
-              <w:top w:w="60" w:type="dxa"/>
-              <w:bottom w:w="60" w:type="dxa"/>
-              <w:left w:w="80" w:type="dxa"/>
-              <w:right w:w="80" w:type="dxa"/>
+              <w:top w:w="100" w:type="dxa"/>
+              <w:bottom w:w="100" w:type="dxa"/>
+              <w:left w:w="140" w:type="dxa"/>
+              <w:right w:w="140" w:type="dxa"/>
             </w:tcMar>
           </w:tcPr>
           <w:p>
+            <w:pPr>
+              <w:spacing w:before="40" w:after="40"/>
+            </w:pPr>
             <w:r>
               <w:rPr>
-                <w:sz w:val="17"/>
+                <w:rFonts w:ascii="Arial" w:hAnsi="Arial"/>
+                <w:sz w:val="18"/>
               </w:rPr>
-              <w:t>File Sigma Rule cho SIEM và file YARA Rule cho Endpoint.</w:t>
+              <w:t>• Viết Tool 6 (Regex trích xuất IOC chuẩn hóa).</w:t>
+              <w:br/>
+              <w:t>• Xây dựng ReAct Agent loop kết nối LLM (Gemini API).</w:t>
+              <w:br/>
+              <w:t>• Viết Tool 7 ánh xạ kỹ thuật MITRE ATT&amp;CK.</w:t>
+            </w:r>
+          </w:p>
+        </w:tc>
+        <w:tc>
+          <w:tcPr>
+            <w:tcW w:type="dxa" w:w="2484"/>
+            <w:vAlign w:val="center"/>
+            <w:shd w:fill="F8FAFC"/>
+            <w:tcMar>
+              <w:top w:w="100" w:type="dxa"/>
+              <w:bottom w:w="100" w:type="dxa"/>
+              <w:left w:w="140" w:type="dxa"/>
+              <w:right w:w="140" w:type="dxa"/>
+            </w:tcMar>
+          </w:tcPr>
+          <w:p>
+            <w:pPr>
+              <w:spacing w:before="40" w:after="40"/>
+            </w:pPr>
+            <w:r>
+              <w:rPr>
+                <w:rFonts w:ascii="Arial" w:hAnsi="Arial"/>
+                <w:sz w:val="18"/>
+              </w:rPr>
+              <w:t>Phúc: Hoàn thành bộ não Agent cơ bản bóc tách thông tin.</w:t>
+            </w:r>
+          </w:p>
+        </w:tc>
+      </w:tr>
+      <w:tr>
+        <w:tc>
+          <w:tcPr>
+            <w:tcW w:type="dxa" w:w="2484"/>
+            <w:vAlign w:val="center"/>
+            <w:shd w:fill="FFFFFF"/>
+            <w:tcMar>
+              <w:top w:w="100" w:type="dxa"/>
+              <w:bottom w:w="100" w:type="dxa"/>
+              <w:left w:w="140" w:type="dxa"/>
+              <w:right w:w="140" w:type="dxa"/>
+            </w:tcMar>
+          </w:tcPr>
+          <w:p>
+            <w:pPr>
+              <w:spacing w:before="40" w:after="40"/>
+            </w:pPr>
+            <w:r>
+              <w:rPr>
+                <w:rFonts w:ascii="Arial" w:hAnsi="Arial"/>
+                <w:sz w:val="18"/>
+              </w:rPr>
+              <w:t>Tuần 4</w:t>
+            </w:r>
+          </w:p>
+        </w:tc>
+        <w:tc>
+          <w:tcPr>
+            <w:tcW w:type="dxa" w:w="2484"/>
+            <w:vAlign w:val="center"/>
+            <w:shd w:fill="FFFFFF"/>
+            <w:tcMar>
+              <w:top w:w="100" w:type="dxa"/>
+              <w:bottom w:w="100" w:type="dxa"/>
+              <w:left w:w="140" w:type="dxa"/>
+              <w:right w:w="140" w:type="dxa"/>
+            </w:tcMar>
+          </w:tcPr>
+          <w:p>
+            <w:pPr>
+              <w:spacing w:before="40" w:after="40"/>
+            </w:pPr>
+            <w:r>
+              <w:rPr>
+                <w:rFonts w:ascii="Arial" w:hAnsi="Arial"/>
+                <w:sz w:val="18"/>
+              </w:rPr>
+              <w:t>Bộ công cụ Sinh Luật &amp; Xuất Chuẩn STIX</w:t>
+            </w:r>
+          </w:p>
+        </w:tc>
+        <w:tc>
+          <w:tcPr>
+            <w:tcW w:type="dxa" w:w="2484"/>
+            <w:vAlign w:val="center"/>
+            <w:shd w:fill="FFFFFF"/>
+            <w:tcMar>
+              <w:top w:w="100" w:type="dxa"/>
+              <w:bottom w:w="100" w:type="dxa"/>
+              <w:left w:w="140" w:type="dxa"/>
+              <w:right w:w="140" w:type="dxa"/>
+            </w:tcMar>
+          </w:tcPr>
+          <w:p>
+            <w:pPr>
+              <w:spacing w:before="40" w:after="40"/>
+            </w:pPr>
+            <w:r>
+              <w:rPr>
+                <w:rFonts w:ascii="Arial" w:hAnsi="Arial"/>
+                <w:sz w:val="18"/>
+              </w:rPr>
+              <w:t>• Viết Tool 8 (Prompt Engineering sinh Sigma &amp; YARA).</w:t>
+              <w:br/>
+              <w:t>• Viết Tool 5 chuyển đổi toàn bộ báo cáo sang STIX 2.1 JSON chuẩn OASIS.</w:t>
+            </w:r>
+          </w:p>
+        </w:tc>
+        <w:tc>
+          <w:tcPr>
+            <w:tcW w:type="dxa" w:w="2484"/>
+            <w:vAlign w:val="center"/>
+            <w:shd w:fill="FFFFFF"/>
+            <w:tcMar>
+              <w:top w:w="100" w:type="dxa"/>
+              <w:bottom w:w="100" w:type="dxa"/>
+              <w:left w:w="140" w:type="dxa"/>
+              <w:right w:w="140" w:type="dxa"/>
+            </w:tcMar>
+          </w:tcPr>
+          <w:p>
+            <w:pPr>
+              <w:spacing w:before="40" w:after="40"/>
+            </w:pPr>
+            <w:r>
+              <w:rPr>
+                <w:rFonts w:ascii="Arial" w:hAnsi="Arial"/>
+                <w:sz w:val="18"/>
+              </w:rPr>
+              <w:t>Phúc: Sinh rule tự động.</w:t>
+              <w:br/>
+              <w:t>Khang: Xuất STIX 2.1.</w:t>
+            </w:r>
+          </w:p>
+        </w:tc>
+      </w:tr>
+      <w:tr>
+        <w:tc>
+          <w:tcPr>
+            <w:tcW w:type="dxa" w:w="2484"/>
+            <w:vAlign w:val="center"/>
+            <w:shd w:fill="F8FAFC"/>
+            <w:tcMar>
+              <w:top w:w="100" w:type="dxa"/>
+              <w:bottom w:w="100" w:type="dxa"/>
+              <w:left w:w="140" w:type="dxa"/>
+              <w:right w:w="140" w:type="dxa"/>
+            </w:tcMar>
+          </w:tcPr>
+          <w:p>
+            <w:pPr>
+              <w:spacing w:before="40" w:after="40"/>
+            </w:pPr>
+            <w:r>
+              <w:rPr>
+                <w:rFonts w:ascii="Arial" w:hAnsi="Arial"/>
+                <w:sz w:val="18"/>
+              </w:rPr>
+              <w:t>Tuần 5</w:t>
+            </w:r>
+          </w:p>
+        </w:tc>
+        <w:tc>
+          <w:tcPr>
+            <w:tcW w:type="dxa" w:w="2484"/>
+            <w:vAlign w:val="center"/>
+            <w:shd w:fill="F8FAFC"/>
+            <w:tcMar>
+              <w:top w:w="100" w:type="dxa"/>
+              <w:bottom w:w="100" w:type="dxa"/>
+              <w:left w:w="140" w:type="dxa"/>
+              <w:right w:w="140" w:type="dxa"/>
+            </w:tcMar>
+          </w:tcPr>
+          <w:p>
+            <w:pPr>
+              <w:spacing w:before="40" w:after="40"/>
+            </w:pPr>
+            <w:r>
+              <w:rPr>
+                <w:rFonts w:ascii="Arial" w:hAnsi="Arial"/>
+                <w:sz w:val="18"/>
+              </w:rPr>
+              <w:t>FastAPI Service &amp; Web Dashboard</w:t>
+            </w:r>
+          </w:p>
+        </w:tc>
+        <w:tc>
+          <w:tcPr>
+            <w:tcW w:type="dxa" w:w="2484"/>
+            <w:vAlign w:val="center"/>
+            <w:shd w:fill="F8FAFC"/>
+            <w:tcMar>
+              <w:top w:w="100" w:type="dxa"/>
+              <w:bottom w:w="100" w:type="dxa"/>
+              <w:left w:w="140" w:type="dxa"/>
+              <w:right w:w="140" w:type="dxa"/>
+            </w:tcMar>
+          </w:tcPr>
+          <w:p>
+            <w:pPr>
+              <w:spacing w:before="40" w:after="40"/>
+            </w:pPr>
+            <w:r>
+              <w:rPr>
+                <w:rFonts w:ascii="Arial" w:hAnsi="Arial"/>
+                <w:sz w:val="18"/>
+              </w:rPr>
+              <w:t>• Đóng gói toàn bộ Tools và Agent vào FastAPI REST API.</w:t>
+              <w:br/>
+              <w:t>• Xây dựng Web Dashboard: bảng tin IOCs, tra cứu mối đe dọa, xem Sigma/YARA rules.</w:t>
+            </w:r>
+          </w:p>
+        </w:tc>
+        <w:tc>
+          <w:tcPr>
+            <w:tcW w:type="dxa" w:w="2484"/>
+            <w:vAlign w:val="center"/>
+            <w:shd w:fill="F8FAFC"/>
+            <w:tcMar>
+              <w:top w:w="100" w:type="dxa"/>
+              <w:bottom w:w="100" w:type="dxa"/>
+              <w:left w:w="140" w:type="dxa"/>
+              <w:right w:w="140" w:type="dxa"/>
+            </w:tcMar>
+          </w:tcPr>
+          <w:p>
+            <w:pPr>
+              <w:spacing w:before="40" w:after="40"/>
+            </w:pPr>
+            <w:r>
+              <w:rPr>
+                <w:rFonts w:ascii="Arial" w:hAnsi="Arial"/>
+                <w:sz w:val="18"/>
+              </w:rPr>
+              <w:t>Lâm: Hoàn thành giao diện Dashboard &amp; API.</w:t>
+            </w:r>
+          </w:p>
+        </w:tc>
+      </w:tr>
+      <w:tr>
+        <w:tc>
+          <w:tcPr>
+            <w:tcW w:type="dxa" w:w="2484"/>
+            <w:vAlign w:val="center"/>
+            <w:shd w:fill="FFFFFF"/>
+            <w:tcMar>
+              <w:top w:w="100" w:type="dxa"/>
+              <w:bottom w:w="100" w:type="dxa"/>
+              <w:left w:w="140" w:type="dxa"/>
+              <w:right w:w="140" w:type="dxa"/>
+            </w:tcMar>
+          </w:tcPr>
+          <w:p>
+            <w:pPr>
+              <w:spacing w:before="40" w:after="40"/>
+            </w:pPr>
+            <w:r>
+              <w:rPr>
+                <w:rFonts w:ascii="Arial" w:hAnsi="Arial"/>
+                <w:sz w:val="18"/>
+              </w:rPr>
+              <w:t>Tuần 6</w:t>
+            </w:r>
+          </w:p>
+        </w:tc>
+        <w:tc>
+          <w:tcPr>
+            <w:tcW w:type="dxa" w:w="2484"/>
+            <w:vAlign w:val="center"/>
+            <w:shd w:fill="FFFFFF"/>
+            <w:tcMar>
+              <w:top w:w="100" w:type="dxa"/>
+              <w:bottom w:w="100" w:type="dxa"/>
+              <w:left w:w="140" w:type="dxa"/>
+              <w:right w:w="140" w:type="dxa"/>
+            </w:tcMar>
+          </w:tcPr>
+          <w:p>
+            <w:pPr>
+              <w:spacing w:before="40" w:after="40"/>
+            </w:pPr>
+            <w:r>
+              <w:rPr>
+                <w:rFonts w:ascii="Arial" w:hAnsi="Arial"/>
+                <w:sz w:val="18"/>
+              </w:rPr>
+              <w:t>Đánh giá Thực nghiệm &amp; Benchmark</w:t>
+            </w:r>
+          </w:p>
+        </w:tc>
+        <w:tc>
+          <w:tcPr>
+            <w:tcW w:type="dxa" w:w="2484"/>
+            <w:vAlign w:val="center"/>
+            <w:shd w:fill="FFFFFF"/>
+            <w:tcMar>
+              <w:top w:w="100" w:type="dxa"/>
+              <w:bottom w:w="100" w:type="dxa"/>
+              <w:left w:w="140" w:type="dxa"/>
+              <w:right w:w="140" w:type="dxa"/>
+            </w:tcMar>
+          </w:tcPr>
+          <w:p>
+            <w:pPr>
+              <w:spacing w:before="40" w:after="40"/>
+            </w:pPr>
+            <w:r>
+              <w:rPr>
+                <w:rFonts w:ascii="Arial" w:hAnsi="Arial"/>
+                <w:sz w:val="18"/>
+              </w:rPr>
+              <w:t>• Thu thập tập mẫu 30 bài báo APT thực tế.</w:t>
+              <w:br/>
+              <w:t>• Đo đạc độ chính xác Precision/Recall của trích xuất IOC.</w:t>
+              <w:br/>
+              <w:t>• Kiểm thử tính hợp lệ của Sigma rule trên công cụ `sigma-cli`.</w:t>
+            </w:r>
+          </w:p>
+        </w:tc>
+        <w:tc>
+          <w:tcPr>
+            <w:tcW w:type="dxa" w:w="2484"/>
+            <w:vAlign w:val="center"/>
+            <w:shd w:fill="FFFFFF"/>
+            <w:tcMar>
+              <w:top w:w="100" w:type="dxa"/>
+              <w:bottom w:w="100" w:type="dxa"/>
+              <w:left w:w="140" w:type="dxa"/>
+              <w:right w:w="140" w:type="dxa"/>
+            </w:tcMar>
+          </w:tcPr>
+          <w:p>
+            <w:pPr>
+              <w:spacing w:before="40" w:after="40"/>
+            </w:pPr>
+            <w:r>
+              <w:rPr>
+                <w:rFonts w:ascii="Arial" w:hAnsi="Arial"/>
+                <w:sz w:val="18"/>
+              </w:rPr>
+              <w:t>Khang: Báo cáo thực nghiệm benchmark có số liệu biểu đồ.</w:t>
+            </w:r>
+          </w:p>
+        </w:tc>
+      </w:tr>
+      <w:tr>
+        <w:tc>
+          <w:tcPr>
+            <w:tcW w:type="dxa" w:w="2484"/>
+            <w:vAlign w:val="center"/>
+            <w:shd w:fill="F8FAFC"/>
+            <w:tcMar>
+              <w:top w:w="100" w:type="dxa"/>
+              <w:bottom w:w="100" w:type="dxa"/>
+              <w:left w:w="140" w:type="dxa"/>
+              <w:right w:w="140" w:type="dxa"/>
+            </w:tcMar>
+          </w:tcPr>
+          <w:p>
+            <w:pPr>
+              <w:spacing w:before="40" w:after="40"/>
+            </w:pPr>
+            <w:r>
+              <w:rPr>
+                <w:rFonts w:ascii="Arial" w:hAnsi="Arial"/>
+                <w:sz w:val="18"/>
+              </w:rPr>
+              <w:t>Tuần 7</w:t>
+            </w:r>
+          </w:p>
+        </w:tc>
+        <w:tc>
+          <w:tcPr>
+            <w:tcW w:type="dxa" w:w="2484"/>
+            <w:vAlign w:val="center"/>
+            <w:shd w:fill="F8FAFC"/>
+            <w:tcMar>
+              <w:top w:w="100" w:type="dxa"/>
+              <w:bottom w:w="100" w:type="dxa"/>
+              <w:left w:w="140" w:type="dxa"/>
+              <w:right w:w="140" w:type="dxa"/>
+            </w:tcMar>
+          </w:tcPr>
+          <w:p>
+            <w:pPr>
+              <w:spacing w:before="40" w:after="40"/>
+            </w:pPr>
+            <w:r>
+              <w:rPr>
+                <w:rFonts w:ascii="Arial" w:hAnsi="Arial"/>
+                <w:sz w:val="18"/>
+              </w:rPr>
+              <w:t>Tích hợp Toàn diện &amp; Tối ưu Hệ thống</w:t>
+            </w:r>
+          </w:p>
+        </w:tc>
+        <w:tc>
+          <w:tcPr>
+            <w:tcW w:type="dxa" w:w="2484"/>
+            <w:vAlign w:val="center"/>
+            <w:shd w:fill="F8FAFC"/>
+            <w:tcMar>
+              <w:top w:w="100" w:type="dxa"/>
+              <w:bottom w:w="100" w:type="dxa"/>
+              <w:left w:w="140" w:type="dxa"/>
+              <w:right w:w="140" w:type="dxa"/>
+            </w:tcMar>
+          </w:tcPr>
+          <w:p>
+            <w:pPr>
+              <w:spacing w:before="40" w:after="40"/>
+            </w:pPr>
+            <w:r>
+              <w:rPr>
+                <w:rFonts w:ascii="Arial" w:hAnsi="Arial"/>
+                <w:sz w:val="18"/>
+              </w:rPr>
+              <w:t>• Kiểm thử luồng khép kín End-to-End từ cào bài đến sinh luật.</w:t>
+              <w:br/>
+              <w:t>• Tối ưu tốc độ phản hồi (&lt; 20 giây/bài báo).</w:t>
+              <w:br/>
+              <w:t>• Xử lý triệt để lỗi mạng, lỗi timeout API.</w:t>
+            </w:r>
+          </w:p>
+        </w:tc>
+        <w:tc>
+          <w:tcPr>
+            <w:tcW w:type="dxa" w:w="2484"/>
+            <w:vAlign w:val="center"/>
+            <w:shd w:fill="F8FAFC"/>
+            <w:tcMar>
+              <w:top w:w="100" w:type="dxa"/>
+              <w:bottom w:w="100" w:type="dxa"/>
+              <w:left w:w="140" w:type="dxa"/>
+              <w:right w:w="140" w:type="dxa"/>
+            </w:tcMar>
+          </w:tcPr>
+          <w:p>
+            <w:pPr>
+              <w:spacing w:before="40" w:after="40"/>
+            </w:pPr>
+            <w:r>
+              <w:rPr>
+                <w:rFonts w:ascii="Arial" w:hAnsi="Arial"/>
+                <w:sz w:val="18"/>
+              </w:rPr>
+              <w:t>Cả 3 thành viên: Rà soát và hoàn thiện mã nguồn.</w:t>
+            </w:r>
+          </w:p>
+        </w:tc>
+      </w:tr>
+      <w:tr>
+        <w:tc>
+          <w:tcPr>
+            <w:tcW w:type="dxa" w:w="2484"/>
+            <w:vAlign w:val="center"/>
+            <w:shd w:fill="FFFFFF"/>
+            <w:tcMar>
+              <w:top w:w="100" w:type="dxa"/>
+              <w:bottom w:w="100" w:type="dxa"/>
+              <w:left w:w="140" w:type="dxa"/>
+              <w:right w:w="140" w:type="dxa"/>
+            </w:tcMar>
+          </w:tcPr>
+          <w:p>
+            <w:pPr>
+              <w:spacing w:before="40" w:after="40"/>
+            </w:pPr>
+            <w:r>
+              <w:rPr>
+                <w:rFonts w:ascii="Arial" w:hAnsi="Arial"/>
+                <w:sz w:val="18"/>
+              </w:rPr>
+              <w:t>Tuần 8</w:t>
+            </w:r>
+          </w:p>
+        </w:tc>
+        <w:tc>
+          <w:tcPr>
+            <w:tcW w:type="dxa" w:w="2484"/>
+            <w:vAlign w:val="center"/>
+            <w:shd w:fill="FFFFFF"/>
+            <w:tcMar>
+              <w:top w:w="100" w:type="dxa"/>
+              <w:bottom w:w="100" w:type="dxa"/>
+              <w:left w:w="140" w:type="dxa"/>
+              <w:right w:w="140" w:type="dxa"/>
+            </w:tcMar>
+          </w:tcPr>
+          <w:p>
+            <w:pPr>
+              <w:spacing w:before="40" w:after="40"/>
+            </w:pPr>
+            <w:r>
+              <w:rPr>
+                <w:rFonts w:ascii="Arial" w:hAnsi="Arial"/>
+                <w:sz w:val="18"/>
+              </w:rPr>
+              <w:t>Đóng gói Docker, Viết Báo cáo &amp; Demo</w:t>
+            </w:r>
+          </w:p>
+        </w:tc>
+        <w:tc>
+          <w:tcPr>
+            <w:tcW w:type="dxa" w:w="2484"/>
+            <w:vAlign w:val="center"/>
+            <w:shd w:fill="FFFFFF"/>
+            <w:tcMar>
+              <w:top w:w="100" w:type="dxa"/>
+              <w:bottom w:w="100" w:type="dxa"/>
+              <w:left w:w="140" w:type="dxa"/>
+              <w:right w:w="140" w:type="dxa"/>
+            </w:tcMar>
+          </w:tcPr>
+          <w:p>
+            <w:pPr>
+              <w:spacing w:before="40" w:after="40"/>
+            </w:pPr>
+            <w:r>
+              <w:rPr>
+                <w:rFonts w:ascii="Arial" w:hAnsi="Arial"/>
+                <w:sz w:val="18"/>
+              </w:rPr>
+              <w:t>• Viết Docker Compose chạy trọn gói 1 lệnh `docker compose up`.</w:t>
+              <w:br/>
+              <w:t>• Soạn slide thuyết trình và diễn tập kịch bản demo 3 phút.</w:t>
+            </w:r>
+          </w:p>
+        </w:tc>
+        <w:tc>
+          <w:tcPr>
+            <w:tcW w:type="dxa" w:w="2484"/>
+            <w:vAlign w:val="center"/>
+            <w:shd w:fill="FFFFFF"/>
+            <w:tcMar>
+              <w:top w:w="100" w:type="dxa"/>
+              <w:bottom w:w="100" w:type="dxa"/>
+              <w:left w:w="140" w:type="dxa"/>
+              <w:right w:w="140" w:type="dxa"/>
+            </w:tcMar>
+          </w:tcPr>
+          <w:p>
+            <w:pPr>
+              <w:spacing w:before="40" w:after="40"/>
+            </w:pPr>
+            <w:r>
+              <w:rPr>
+                <w:rFonts w:ascii="Arial" w:hAnsi="Arial"/>
+                <w:sz w:val="18"/>
+              </w:rPr>
+              <w:t>Cả 3 thành viên: Sẵn sàng bảo vệ đạt điểm tối đa.</w:t>
             </w:r>
           </w:p>
         </w:tc>
       </w:tr>
     </w:tbl>
     <w:p>
-      <w:r>
-        <w:br w:type="page"/>
-      </w:r>
+      <w:pPr>
+        <w:spacing w:after="160"/>
+      </w:pPr>
     </w:p>
     <w:p>
       <w:pPr>
-        <w:spacing w:before="240" w:after="80"/>
+        <w:pStyle w:val="Heading1"/>
+        <w:spacing w:before="280" w:after="120"/>
       </w:pPr>
       <w:r>
-        <w:rPr>
-          <w:b/>
-          <w:color w:val="102C57"/>
-          <w:sz w:val="25"/>
-        </w:rPr>
-        <w:t>3. HƯỚNG DẪN CÀI ĐẶT &amp; KẾT NỐI HỢP NHẤT CHO 3 MÁY (A - Z)</w:t>
-      </w:r>
-    </w:p>
-    <w:p>
-      <w:r>
-        <w:t>Để cả 3 máy của Phúc, Khang và Lâm hợp nhất vào một hệ thống chung, làm theo 5 bước chuẩn hóa:</w:t>
+        <w:t>4. BẢNG PHÂN CHIA TÀI NGUYÊN VÀ THIẾT LẬP MÔI TRƯỜNG TRÊN 3 MÁY</w:t>
       </w:r>
     </w:p>
     <w:tbl>
@@ -1078,56 +2822,117 @@
         <w:tblLook w:firstColumn="1" w:firstRow="1" w:lastColumn="0" w:lastRow="0" w:noHBand="0" w:noVBand="1" w:val="04A0"/>
       </w:tblPr>
       <w:tblGrid>
-        <w:gridCol w:w="3312"/>
-        <w:gridCol w:w="3312"/>
-        <w:gridCol w:w="3312"/>
+        <w:gridCol w:w="1584"/>
+        <w:gridCol w:w="2592"/>
+        <w:gridCol w:w="2592"/>
+        <w:gridCol w:w="2592"/>
       </w:tblGrid>
       <w:tr>
         <w:tc>
           <w:tcPr>
-            <w:tcW w:type="dxa" w:w="3312"/>
-            <w:shd w:fill="1E3A8A"/>
+            <w:tcW w:type="dxa" w:w="2484"/>
+            <w:vAlign w:val="center"/>
+            <w:shd w:fill="0E7490"/>
+            <w:tcMar>
+              <w:top w:w="100" w:type="dxa"/>
+              <w:bottom w:w="100" w:type="dxa"/>
+              <w:left w:w="140" w:type="dxa"/>
+              <w:right w:w="140" w:type="dxa"/>
+            </w:tcMar>
           </w:tcPr>
           <w:p>
+            <w:pPr>
+              <w:spacing w:before="40" w:after="40"/>
+            </w:pPr>
             <w:r>
               <w:rPr>
+                <w:rFonts w:ascii="Arial" w:hAnsi="Arial"/>
                 <w:b/>
                 <w:color w:val="FFFFFF"/>
-                <w:sz w:val="18"/>
+                <w:sz w:val="20"/>
               </w:rPr>
-              <w:t>BƯỚC</w:t>
+              <w:t>Thành viên</w:t>
             </w:r>
           </w:p>
         </w:tc>
         <w:tc>
           <w:tcPr>
-            <w:tcW w:type="dxa" w:w="3312"/>
-            <w:shd w:fill="1E3A8A"/>
+            <w:tcW w:type="dxa" w:w="2484"/>
+            <w:vAlign w:val="center"/>
+            <w:shd w:fill="0E7490"/>
+            <w:tcMar>
+              <w:top w:w="100" w:type="dxa"/>
+              <w:bottom w:w="100" w:type="dxa"/>
+              <w:left w:w="140" w:type="dxa"/>
+              <w:right w:w="140" w:type="dxa"/>
+            </w:tcMar>
           </w:tcPr>
           <w:p>
+            <w:pPr>
+              <w:spacing w:before="40" w:after="40"/>
+            </w:pPr>
             <w:r>
               <w:rPr>
+                <w:rFonts w:ascii="Arial" w:hAnsi="Arial"/>
                 <w:b/>
                 <w:color w:val="FFFFFF"/>
-                <w:sz w:val="18"/>
+                <w:sz w:val="20"/>
               </w:rPr>
-              <w:t>THAO TÁC KỸ THUẬT</w:t>
+              <w:t>Thư mục phụ trách</w:t>
             </w:r>
           </w:p>
         </w:tc>
         <w:tc>
           <w:tcPr>
-            <w:tcW w:type="dxa" w:w="3312"/>
-            <w:shd w:fill="1E3A8A"/>
+            <w:tcW w:type="dxa" w:w="2484"/>
+            <w:vAlign w:val="center"/>
+            <w:shd w:fill="0E7490"/>
+            <w:tcMar>
+              <w:top w:w="100" w:type="dxa"/>
+              <w:bottom w:w="100" w:type="dxa"/>
+              <w:left w:w="140" w:type="dxa"/>
+              <w:right w:w="140" w:type="dxa"/>
+            </w:tcMar>
           </w:tcPr>
           <w:p>
+            <w:pPr>
+              <w:spacing w:before="40" w:after="40"/>
+            </w:pPr>
             <w:r>
               <w:rPr>
+                <w:rFonts w:ascii="Arial" w:hAnsi="Arial"/>
                 <w:b/>
                 <w:color w:val="FFFFFF"/>
-                <w:sz w:val="18"/>
+                <w:sz w:val="20"/>
               </w:rPr>
-              <w:t>MỤC TIÊU &amp; KẾT QUẢ</w:t>
+              <w:t>Tài nguyên &amp; API Key cần có</w:t>
+            </w:r>
+          </w:p>
+        </w:tc>
+        <w:tc>
+          <w:tcPr>
+            <w:tcW w:type="dxa" w:w="2484"/>
+            <w:vAlign w:val="center"/>
+            <w:shd w:fill="0E7490"/>
+            <w:tcMar>
+              <w:top w:w="100" w:type="dxa"/>
+              <w:bottom w:w="100" w:type="dxa"/>
+              <w:left w:w="140" w:type="dxa"/>
+              <w:right w:w="140" w:type="dxa"/>
+            </w:tcMar>
+          </w:tcPr>
+          <w:p>
+            <w:pPr>
+              <w:spacing w:before="40" w:after="40"/>
+            </w:pPr>
+            <w:r>
+              <w:rPr>
+                <w:rFonts w:ascii="Arial" w:hAnsi="Arial"/>
+                <w:b/>
+                <w:color w:val="FFFFFF"/>
+                <w:sz w:val="20"/>
+              </w:rPr>
+              <w:t>Lệnh kiểm tra môi trường</w:t>
             </w:r>
           </w:p>
         </w:tc>
@@ -1135,65 +2940,111 @@
       <w:tr>
         <w:tc>
           <w:tcPr>
-            <w:tcW w:type="dxa" w:w="3312"/>
+            <w:tcW w:type="dxa" w:w="2484"/>
+            <w:vAlign w:val="center"/>
             <w:shd w:fill="F8FAFC"/>
             <w:tcMar>
-              <w:top w:w="50" w:type="dxa"/>
-              <w:bottom w:w="50" w:type="dxa"/>
-              <w:left w:w="70" w:type="dxa"/>
-              <w:right w:w="70" w:type="dxa"/>
+              <w:top w:w="100" w:type="dxa"/>
+              <w:bottom w:w="100" w:type="dxa"/>
+              <w:left w:w="140" w:type="dxa"/>
+              <w:right w:w="140" w:type="dxa"/>
             </w:tcMar>
           </w:tcPr>
           <w:p>
+            <w:pPr>
+              <w:spacing w:before="40" w:after="40"/>
+            </w:pPr>
             <w:r>
               <w:rPr>
-                <w:sz w:val="17"/>
+                <w:rFonts w:ascii="Arial" w:hAnsi="Arial"/>
+                <w:sz w:val="18"/>
               </w:rPr>
-              <w:t>Bước 1: Cài đặt công cụ</w:t>
+              <w:t>👑 Phúc</w:t>
+              <w:br/>
+              <w:t>(Trưởng nhóm)</w:t>
             </w:r>
           </w:p>
         </w:tc>
         <w:tc>
           <w:tcPr>
-            <w:tcW w:type="dxa" w:w="3312"/>
+            <w:tcW w:type="dxa" w:w="2484"/>
+            <w:vAlign w:val="center"/>
             <w:shd w:fill="F8FAFC"/>
             <w:tcMar>
-              <w:top w:w="50" w:type="dxa"/>
-              <w:bottom w:w="50" w:type="dxa"/>
-              <w:left w:w="70" w:type="dxa"/>
-              <w:right w:w="70" w:type="dxa"/>
+              <w:top w:w="100" w:type="dxa"/>
+              <w:bottom w:w="100" w:type="dxa"/>
+              <w:left w:w="140" w:type="dxa"/>
+              <w:right w:w="140" w:type="dxa"/>
             </w:tcMar>
           </w:tcPr>
           <w:p>
+            <w:pPr>
+              <w:spacing w:before="40" w:after="40"/>
+            </w:pPr>
             <w:r>
               <w:rPr>
-                <w:sz w:val="17"/>
+                <w:rFonts w:ascii="Arial" w:hAnsi="Arial"/>
+                <w:sz w:val="18"/>
               </w:rPr>
-              <w:t>1. Cài đặt Python 3.11+ trên máy (tích chọn 'Add python.exe to PATH').</w:t>
+              <w:t>src/core/</w:t>
               <w:br/>
-              <w:t>2. Cài đặt Git (git-scm.com).</w:t>
-              <w:br/>
-              <w:t>3. Tải và cài đặt Antigravity IDE (đăng nhập tài khoản Google).</w:t>
+              <w:t>(Agent Brain, Rules, MITRE)</w:t>
             </w:r>
           </w:p>
         </w:tc>
         <w:tc>
           <w:tcPr>
-            <w:tcW w:type="dxa" w:w="3312"/>
+            <w:tcW w:type="dxa" w:w="2484"/>
+            <w:vAlign w:val="center"/>
             <w:shd w:fill="F8FAFC"/>
             <w:tcMar>
-              <w:top w:w="50" w:type="dxa"/>
-              <w:bottom w:w="50" w:type="dxa"/>
-              <w:left w:w="70" w:type="dxa"/>
-              <w:right w:w="70" w:type="dxa"/>
+              <w:top w:w="100" w:type="dxa"/>
+              <w:bottom w:w="100" w:type="dxa"/>
+              <w:left w:w="140" w:type="dxa"/>
+              <w:right w:w="140" w:type="dxa"/>
             </w:tcMar>
           </w:tcPr>
           <w:p>
+            <w:pPr>
+              <w:spacing w:before="40" w:after="40"/>
+            </w:pPr>
             <w:r>
               <w:rPr>
-                <w:sz w:val="17"/>
+                <w:rFonts w:ascii="Arial" w:hAnsi="Arial"/>
+                <w:sz w:val="18"/>
               </w:rPr>
-              <w:t>Môi trường sẵn sàng chạy Python, Git và Antigravity.</w:t>
+              <w:t>• Python 3.10+ &amp; Git</w:t>
+              <w:br/>
+              <w:t>• Google Gemini API Key (Miễn phí)</w:t>
+              <w:br/>
+              <w:t>• Thư viện: langchain, pydantic</w:t>
+            </w:r>
+          </w:p>
+        </w:tc>
+        <w:tc>
+          <w:tcPr>
+            <w:tcW w:type="dxa" w:w="2484"/>
+            <w:vAlign w:val="center"/>
+            <w:shd w:fill="F8FAFC"/>
+            <w:tcMar>
+              <w:top w:w="100" w:type="dxa"/>
+              <w:bottom w:w="100" w:type="dxa"/>
+              <w:left w:w="140" w:type="dxa"/>
+              <w:right w:w="140" w:type="dxa"/>
+            </w:tcMar>
+          </w:tcPr>
+          <w:p>
+            <w:pPr>
+              <w:spacing w:before="40" w:after="40"/>
+            </w:pPr>
+            <w:r>
+              <w:rPr>
+                <w:rFonts w:ascii="Arial" w:hAnsi="Arial"/>
+                <w:sz w:val="18"/>
+              </w:rPr>
+              <w:t>python -m pytest tests/test_core.py</w:t>
+              <w:br/>
+              <w:t>python sync.py</w:t>
             </w:r>
           </w:p>
         </w:tc>
@@ -1201,65 +3052,113 @@
       <w:tr>
         <w:tc>
           <w:tcPr>
-            <w:tcW w:type="dxa" w:w="3312"/>
+            <w:tcW w:type="dxa" w:w="2484"/>
+            <w:vAlign w:val="center"/>
             <w:shd w:fill="FFFFFF"/>
             <w:tcMar>
-              <w:top w:w="50" w:type="dxa"/>
-              <w:bottom w:w="50" w:type="dxa"/>
-              <w:left w:w="70" w:type="dxa"/>
-              <w:right w:w="70" w:type="dxa"/>
+              <w:top w:w="100" w:type="dxa"/>
+              <w:bottom w:w="100" w:type="dxa"/>
+              <w:left w:w="140" w:type="dxa"/>
+              <w:right w:w="140" w:type="dxa"/>
             </w:tcMar>
           </w:tcPr>
           <w:p>
+            <w:pPr>
+              <w:spacing w:before="40" w:after="40"/>
+            </w:pPr>
             <w:r>
               <w:rPr>
-                <w:sz w:val="17"/>
+                <w:rFonts w:ascii="Arial" w:hAnsi="Arial"/>
+                <w:sz w:val="18"/>
               </w:rPr>
-              <w:t>Bước 2: Clone Repo về máy</w:t>
+              <w:t>🛡️ Khang</w:t>
+              <w:br/>
+              <w:t>(Security Lead)</w:t>
             </w:r>
           </w:p>
         </w:tc>
         <w:tc>
           <w:tcPr>
-            <w:tcW w:type="dxa" w:w="3312"/>
+            <w:tcW w:type="dxa" w:w="2484"/>
+            <w:vAlign w:val="center"/>
             <w:shd w:fill="FFFFFF"/>
             <w:tcMar>
-              <w:top w:w="50" w:type="dxa"/>
-              <w:bottom w:w="50" w:type="dxa"/>
-              <w:left w:w="70" w:type="dxa"/>
-              <w:right w:w="70" w:type="dxa"/>
+              <w:top w:w="100" w:type="dxa"/>
+              <w:bottom w:w="100" w:type="dxa"/>
+              <w:left w:w="140" w:type="dxa"/>
+              <w:right w:w="140" w:type="dxa"/>
             </w:tcMar>
           </w:tcPr>
           <w:p>
+            <w:pPr>
+              <w:spacing w:before="40" w:after="40"/>
+            </w:pPr>
             <w:r>
               <w:rPr>
-                <w:sz w:val="17"/>
+                <w:rFonts w:ascii="Arial" w:hAnsi="Arial"/>
+                <w:sz w:val="18"/>
               </w:rPr>
-              <w:t>Mở Terminal, gõ lệnh:</w:t>
+              <w:t>src/security/</w:t>
               <w:br/>
-              <w:t>git clone https://github.com/newiexk-cyber/ai-devsecops-agent.git</w:t>
-              <w:br/>
-              <w:t>Sau đó mở Antigravity IDE -&gt; Chọn 'File -&gt; Open Folder' -&gt; Chọn thư mục dự án.</w:t>
+              <w:t>(VirusTotal, AbuseIPDB, STIX)</w:t>
             </w:r>
           </w:p>
         </w:tc>
         <w:tc>
           <w:tcPr>
-            <w:tcW w:type="dxa" w:w="3312"/>
+            <w:tcW w:type="dxa" w:w="2484"/>
+            <w:vAlign w:val="center"/>
             <w:shd w:fill="FFFFFF"/>
             <w:tcMar>
-              <w:top w:w="50" w:type="dxa"/>
-              <w:bottom w:w="50" w:type="dxa"/>
-              <w:left w:w="70" w:type="dxa"/>
-              <w:right w:w="70" w:type="dxa"/>
+              <w:top w:w="100" w:type="dxa"/>
+              <w:bottom w:w="100" w:type="dxa"/>
+              <w:left w:w="140" w:type="dxa"/>
+              <w:right w:w="140" w:type="dxa"/>
             </w:tcMar>
           </w:tcPr>
           <w:p>
+            <w:pPr>
+              <w:spacing w:before="40" w:after="40"/>
+            </w:pPr>
             <w:r>
               <w:rPr>
-                <w:sz w:val="17"/>
+                <w:rFonts w:ascii="Arial" w:hAnsi="Arial"/>
+                <w:sz w:val="18"/>
               </w:rPr>
-              <w:t>Toàn bộ mã nguồn, giao ước schemas và tài liệu kéo về máy.</w:t>
+              <w:t>• Python 3.10+ &amp; Git</w:t>
+              <w:br/>
+              <w:t>• VirusTotal API Key (Free tier)</w:t>
+              <w:br/>
+              <w:t>• AbuseIPDB API Key (Free tier)</w:t>
+              <w:br/>
+              <w:t>• Thư viện: stix2, requests</w:t>
+            </w:r>
+          </w:p>
+        </w:tc>
+        <w:tc>
+          <w:tcPr>
+            <w:tcW w:type="dxa" w:w="2484"/>
+            <w:vAlign w:val="center"/>
+            <w:shd w:fill="FFFFFF"/>
+            <w:tcMar>
+              <w:top w:w="100" w:type="dxa"/>
+              <w:bottom w:w="100" w:type="dxa"/>
+              <w:left w:w="140" w:type="dxa"/>
+              <w:right w:w="140" w:type="dxa"/>
+            </w:tcMar>
+          </w:tcPr>
+          <w:p>
+            <w:pPr>
+              <w:spacing w:before="40" w:after="40"/>
+            </w:pPr>
+            <w:r>
+              <w:rPr>
+                <w:rFonts w:ascii="Arial" w:hAnsi="Arial"/>
+                <w:sz w:val="18"/>
+              </w:rPr>
+              <w:t>python -m pytest tests/test_security.py</w:t>
+              <w:br/>
+              <w:t>python sync.py</w:t>
             </w:r>
           </w:p>
         </w:tc>
@@ -1267,197 +3166,111 @@
       <w:tr>
         <w:tc>
           <w:tcPr>
-            <w:tcW w:type="dxa" w:w="3312"/>
+            <w:tcW w:type="dxa" w:w="2484"/>
+            <w:vAlign w:val="center"/>
             <w:shd w:fill="F8FAFC"/>
             <w:tcMar>
-              <w:top w:w="50" w:type="dxa"/>
-              <w:bottom w:w="50" w:type="dxa"/>
-              <w:left w:w="70" w:type="dxa"/>
-              <w:right w:w="70" w:type="dxa"/>
+              <w:top w:w="100" w:type="dxa"/>
+              <w:bottom w:w="100" w:type="dxa"/>
+              <w:left w:w="140" w:type="dxa"/>
+              <w:right w:w="140" w:type="dxa"/>
             </w:tcMar>
           </w:tcPr>
           <w:p>
+            <w:pPr>
+              <w:spacing w:before="40" w:after="40"/>
+            </w:pPr>
             <w:r>
               <w:rPr>
-                <w:sz w:val="17"/>
+                <w:rFonts w:ascii="Arial" w:hAnsi="Arial"/>
+                <w:sz w:val="18"/>
               </w:rPr>
-              <w:t>Bước 3: Tạo Thẻ Căn Cước (Quan trọng nhất)</w:t>
+              <w:t>⚙️ Lâm</w:t>
+              <w:br/>
+              <w:t>(DevOps &amp; UI)</w:t>
             </w:r>
           </w:p>
         </w:tc>
         <w:tc>
           <w:tcPr>
-            <w:tcW w:type="dxa" w:w="3312"/>
+            <w:tcW w:type="dxa" w:w="2484"/>
+            <w:vAlign w:val="center"/>
             <w:shd w:fill="F8FAFC"/>
             <w:tcMar>
-              <w:top w:w="50" w:type="dxa"/>
-              <w:bottom w:w="50" w:type="dxa"/>
-              <w:left w:w="70" w:type="dxa"/>
-              <w:right w:w="70" w:type="dxa"/>
+              <w:top w:w="100" w:type="dxa"/>
+              <w:bottom w:w="100" w:type="dxa"/>
+              <w:left w:w="140" w:type="dxa"/>
+              <w:right w:w="140" w:type="dxa"/>
             </w:tcMar>
           </w:tcPr>
           <w:p>
+            <w:pPr>
+              <w:spacing w:before="40" w:after="40"/>
+            </w:pPr>
             <w:r>
               <w:rPr>
-                <w:sz w:val="17"/>
+                <w:rFonts w:ascii="Arial" w:hAnsi="Arial"/>
+                <w:sz w:val="18"/>
               </w:rPr>
-              <w:t>Trong thư mục '.agents/', tạo file 'identity.txt':</w:t>
+              <w:t>src/automation/</w:t>
               <w:br/>
-              <w:t>• Trên máy PHÚC: Gõ đúng chữ: phuc</w:t>
-              <w:br/>
-              <w:t>• Trên máy KHANG: Gõ đúng chữ: khang</w:t>
-              <w:br/>
-              <w:t>• Trên máy LÂM: Gõ đúng chữ: lam</w:t>
-              <w:br/>
-              <w:t>(File này được .gitignore bỏ qua, lưu cục bộ độc lập).</w:t>
+              <w:t>(Scrapers, Backend, UI)</w:t>
             </w:r>
           </w:p>
         </w:tc>
         <w:tc>
           <w:tcPr>
-            <w:tcW w:type="dxa" w:w="3312"/>
+            <w:tcW w:type="dxa" w:w="2484"/>
+            <w:vAlign w:val="center"/>
             <w:shd w:fill="F8FAFC"/>
             <w:tcMar>
-              <w:top w:w="50" w:type="dxa"/>
-              <w:bottom w:w="50" w:type="dxa"/>
-              <w:left w:w="70" w:type="dxa"/>
-              <w:right w:w="70" w:type="dxa"/>
+              <w:top w:w="100" w:type="dxa"/>
+              <w:bottom w:w="100" w:type="dxa"/>
+              <w:left w:w="140" w:type="dxa"/>
+              <w:right w:w="140" w:type="dxa"/>
             </w:tcMar>
           </w:tcPr>
           <w:p>
+            <w:pPr>
+              <w:spacing w:before="40" w:after="40"/>
+            </w:pPr>
             <w:r>
               <w:rPr>
-                <w:sz w:val="17"/>
+                <w:rFonts w:ascii="Arial" w:hAnsi="Arial"/>
+                <w:sz w:val="18"/>
               </w:rPr>
-              <w:t>Agent tự động nhận diện danh tính từng người vĩnh viễn, không bao giờ phải xưng tên lại!</w:t>
-            </w:r>
-          </w:p>
-        </w:tc>
-      </w:tr>
-      <w:tr>
-        <w:tc>
-          <w:tcPr>
-            <w:tcW w:type="dxa" w:w="3312"/>
-            <w:shd w:fill="FFFFFF"/>
-            <w:tcMar>
-              <w:top w:w="50" w:type="dxa"/>
-              <w:bottom w:w="50" w:type="dxa"/>
-              <w:left w:w="70" w:type="dxa"/>
-              <w:right w:w="70" w:type="dxa"/>
-            </w:tcMar>
-          </w:tcPr>
-          <w:p>
-            <w:r>
-              <w:rPr>
-                <w:sz w:val="17"/>
-              </w:rPr>
-              <w:t>Bước 4: Cài đặt thư viện</w:t>
+              <w:t>• Python 3.10+ &amp; Git</w:t>
+              <w:br/>
+              <w:t>• Docker Desktop (cho tuần 8)</w:t>
+              <w:br/>
+              <w:t>• Thư viện: fastapi, uvicorn, feedparser, beautifulsoup4</w:t>
             </w:r>
           </w:p>
         </w:tc>
         <w:tc>
           <w:tcPr>
-            <w:tcW w:type="dxa" w:w="3312"/>
-            <w:shd w:fill="FFFFFF"/>
+            <w:tcW w:type="dxa" w:w="2484"/>
+            <w:vAlign w:val="center"/>
+            <w:shd w:fill="F8FAFC"/>
             <w:tcMar>
-              <w:top w:w="50" w:type="dxa"/>
-              <w:bottom w:w="50" w:type="dxa"/>
-              <w:left w:w="70" w:type="dxa"/>
-              <w:right w:w="70" w:type="dxa"/>
+              <w:top w:w="100" w:type="dxa"/>
+              <w:bottom w:w="100" w:type="dxa"/>
+              <w:left w:w="140" w:type="dxa"/>
+              <w:right w:w="140" w:type="dxa"/>
             </w:tcMar>
           </w:tcPr>
           <w:p>
+            <w:pPr>
+              <w:spacing w:before="40" w:after="40"/>
+            </w:pPr>
             <w:r>
               <w:rPr>
-                <w:sz w:val="17"/>
+                <w:rFonts w:ascii="Arial" w:hAnsi="Arial"/>
+                <w:sz w:val="18"/>
               </w:rPr>
-              <w:t>Mở Terminal ngay trong Antigravity IDE, gõ lệnh:</w:t>
+              <w:t>python -m pytest tests/test_automation.py</w:t>
               <w:br/>
-              <w:t>pip install -r requirements.txt</w:t>
-            </w:r>
-          </w:p>
-        </w:tc>
-        <w:tc>
-          <w:tcPr>
-            <w:tcW w:type="dxa" w:w="3312"/>
-            <w:shd w:fill="FFFFFF"/>
-            <w:tcMar>
-              <w:top w:w="50" w:type="dxa"/>
-              <w:bottom w:w="50" w:type="dxa"/>
-              <w:left w:w="70" w:type="dxa"/>
-              <w:right w:w="70" w:type="dxa"/>
-            </w:tcMar>
-          </w:tcPr>
-          <w:p>
-            <w:r>
-              <w:rPr>
-                <w:sz w:val="17"/>
-              </w:rPr>
-              <w:t>Cài đặt xong LangGraph, Pydantic, FastAPI, Pandas, Matplotlib...</w:t>
-            </w:r>
-          </w:p>
-        </w:tc>
-      </w:tr>
-      <w:tr>
-        <w:tc>
-          <w:tcPr>
-            <w:tcW w:type="dxa" w:w="3312"/>
-            <w:shd w:fill="F8FAFC"/>
-            <w:tcMar>
-              <w:top w:w="50" w:type="dxa"/>
-              <w:bottom w:w="50" w:type="dxa"/>
-              <w:left w:w="70" w:type="dxa"/>
-              <w:right w:w="70" w:type="dxa"/>
-            </w:tcMar>
-          </w:tcPr>
-          <w:p>
-            <w:r>
-              <w:rPr>
-                <w:sz w:val="17"/>
-              </w:rPr>
-              <w:t>Bước 5: Kích hoạt Agent</w:t>
-            </w:r>
-          </w:p>
-        </w:tc>
-        <w:tc>
-          <w:tcPr>
-            <w:tcW w:type="dxa" w:w="3312"/>
-            <w:shd w:fill="F8FAFC"/>
-            <w:tcMar>
-              <w:top w:w="50" w:type="dxa"/>
-              <w:bottom w:w="50" w:type="dxa"/>
-              <w:left w:w="70" w:type="dxa"/>
-              <w:right w:w="70" w:type="dxa"/>
-            </w:tcMar>
-          </w:tcPr>
-          <w:p>
-            <w:r>
-              <w:rPr>
-                <w:sz w:val="17"/>
-              </w:rPr>
-              <w:t>Mở khung Chat Antigravity lên và gõ:</w:t>
-              <w:br/>
-              <w:t>"Chào Anti, hãy kiểm tra danh tính của tôi và đọc file .agents/AGENTS.md để bắt đầu hỗ trợ tôi nhé!"</w:t>
-            </w:r>
-          </w:p>
-        </w:tc>
-        <w:tc>
-          <w:tcPr>
-            <w:tcW w:type="dxa" w:w="3312"/>
-            <w:shd w:fill="F8FAFC"/>
-            <w:tcMar>
-              <w:top w:w="50" w:type="dxa"/>
-              <w:bottom w:w="50" w:type="dxa"/>
-              <w:left w:w="70" w:type="dxa"/>
-              <w:right w:w="70" w:type="dxa"/>
-            </w:tcMar>
-          </w:tcPr>
-          <w:p>
-            <w:r>
-              <w:rPr>
-                <w:sz w:val="17"/>
-              </w:rPr>
-              <w:t>Anti chào đúng tên (Phúc/Khang/Lâm), nhận diện đúng thư mục và kế hoạch tuần!</w:t>
+              <w:t>python sync.py</w:t>
             </w:r>
           </w:p>
         </w:tc>
@@ -1465,2725 +3278,66 @@
     </w:tbl>
     <w:p>
       <w:pPr>
-        <w:spacing w:after="120"/>
+        <w:spacing w:after="160"/>
       </w:pPr>
     </w:p>
     <w:p>
       <w:pPr>
-        <w:spacing w:before="160" w:after="60"/>
+        <w:pStyle w:val="Heading1"/>
+        <w:spacing w:before="280" w:after="120"/>
       </w:pPr>
       <w:r>
-        <w:rPr>
-          <w:b/>
-          <w:color w:val="0066CC"/>
-          <w:sz w:val="21"/>
-        </w:rPr>
-        <w:t>4 Cơ chế tự động hóa 100% trong quá trình làm việc hàng ngày:</w:t>
+        <w:t>5. KỊCH BẢN DEMO BẢO VỆ ĐỒ ÁN 3 PHÚT CHINH PHỤC HỘI ĐỒNG</w:t>
       </w:r>
     </w:p>
     <w:tbl>
       <w:tblPr>
         <w:tblW w:type="auto" w:w="0"/>
         <w:jc w:val="center"/>
+        <w:tblLayout w:type="fixed"/>
         <w:tblLook w:firstColumn="1" w:firstRow="1" w:lastColumn="0" w:lastRow="0" w:noHBand="0" w:noVBand="1" w:val="04A0"/>
       </w:tblPr>
       <w:tblGrid>
-        <w:gridCol w:w="4968"/>
-        <w:gridCol w:w="4968"/>
-      </w:tblGrid>
-      <w:tr>
-        <w:tc>
-          <w:tcPr>
-            <w:tcW w:type="dxa" w:w="4968"/>
-            <w:shd w:fill="065F46"/>
-          </w:tcPr>
-          <w:p>
-            <w:r>
-              <w:rPr>
-                <w:b/>
-                <w:color w:val="FFFFFF"/>
-                <w:sz w:val="18"/>
-              </w:rPr>
-              <w:t>CƠ CHẾ TỰ ĐỘNG HÓA</w:t>
-            </w:r>
-          </w:p>
-        </w:tc>
-        <w:tc>
-          <w:tcPr>
-            <w:tcW w:type="dxa" w:w="4968"/>
-            <w:shd w:fill="065F46"/>
-          </w:tcPr>
-          <w:p>
-            <w:r>
-              <w:rPr>
-                <w:b/>
-                <w:color w:val="FFFFFF"/>
-                <w:sz w:val="18"/>
-              </w:rPr>
-              <w:t>MÔ TẢ VẬN HÀNH NGẦM</w:t>
-            </w:r>
-          </w:p>
-        </w:tc>
-      </w:tr>
-      <w:tr>
-        <w:tc>
-          <w:tcPr>
-            <w:tcW w:type="dxa" w:w="4968"/>
-            <w:shd w:fill="ECFDF5"/>
-            <w:tcMar>
-              <w:top w:w="50" w:type="dxa"/>
-              <w:bottom w:w="50" w:type="dxa"/>
-              <w:left w:w="70" w:type="dxa"/>
-              <w:right w:w="70" w:type="dxa"/>
-            </w:tcMar>
-          </w:tcPr>
-          <w:p>
-            <w:r>
-              <w:rPr>
-                <w:sz w:val="17"/>
-              </w:rPr>
-              <w:t>1. Tự nhận diện danh tính (Zero-Prompt)</w:t>
-            </w:r>
-          </w:p>
-        </w:tc>
-        <w:tc>
-          <w:tcPr>
-            <w:tcW w:type="dxa" w:w="4968"/>
-            <w:shd w:fill="ECFDF5"/>
-            <w:tcMar>
-              <w:top w:w="50" w:type="dxa"/>
-              <w:bottom w:w="50" w:type="dxa"/>
-              <w:left w:w="70" w:type="dxa"/>
-              <w:right w:w="70" w:type="dxa"/>
-            </w:tcMar>
-          </w:tcPr>
-          <w:p>
-            <w:r>
-              <w:rPr>
-                <w:sz w:val="17"/>
-              </w:rPr>
-              <w:t>Agent tự đọc '.agents/identity.txt'. Biết ngay Phúc (AI Core), Khang (Threat Intel), Lâm (Data Pipeline).</w:t>
-            </w:r>
-          </w:p>
-        </w:tc>
-      </w:tr>
-      <w:tr>
-        <w:tc>
-          <w:tcPr>
-            <w:tcW w:type="dxa" w:w="4968"/>
-            <w:shd w:fill="FFFFFF"/>
-            <w:tcMar>
-              <w:top w:w="50" w:type="dxa"/>
-              <w:bottom w:w="50" w:type="dxa"/>
-              <w:left w:w="70" w:type="dxa"/>
-              <w:right w:w="70" w:type="dxa"/>
-            </w:tcMar>
-          </w:tcPr>
-          <w:p>
-            <w:r>
-              <w:rPr>
-                <w:sz w:val="17"/>
-              </w:rPr>
-              <w:t>2. Tự động kéo code mới (Auto-Pull)</w:t>
-            </w:r>
-          </w:p>
-        </w:tc>
-        <w:tc>
-          <w:tcPr>
-            <w:tcW w:type="dxa" w:w="4968"/>
-            <w:shd w:fill="FFFFFF"/>
-            <w:tcMar>
-              <w:top w:w="50" w:type="dxa"/>
-              <w:bottom w:w="50" w:type="dxa"/>
-              <w:left w:w="70" w:type="dxa"/>
-              <w:right w:w="70" w:type="dxa"/>
-            </w:tcMar>
-          </w:tcPr>
-          <w:p>
-            <w:r>
-              <w:rPr>
-                <w:sz w:val="17"/>
-              </w:rPr>
-              <w:t>Mỗi khi bắt đầu làm tính năng mới, Agent tự chạy 'git pull origin main --rebase' để nạp toàn bộ code mới nhất của các bạn.</w:t>
-            </w:r>
-          </w:p>
-        </w:tc>
-      </w:tr>
-      <w:tr>
-        <w:tc>
-          <w:tcPr>
-            <w:tcW w:type="dxa" w:w="4968"/>
-            <w:shd w:fill="ECFDF5"/>
-            <w:tcMar>
-              <w:top w:w="50" w:type="dxa"/>
-              <w:bottom w:w="50" w:type="dxa"/>
-              <w:left w:w="70" w:type="dxa"/>
-              <w:right w:w="70" w:type="dxa"/>
-            </w:tcMar>
-          </w:tcPr>
-          <w:p>
-            <w:r>
-              <w:rPr>
-                <w:sz w:val="17"/>
-              </w:rPr>
-              <w:t>3. Tự động bảo vệ ranh giới (Territory Guard)</w:t>
-            </w:r>
-          </w:p>
-        </w:tc>
-        <w:tc>
-          <w:tcPr>
-            <w:tcW w:type="dxa" w:w="4968"/>
-            <w:shd w:fill="ECFDF5"/>
-            <w:tcMar>
-              <w:top w:w="50" w:type="dxa"/>
-              <w:bottom w:w="50" w:type="dxa"/>
-              <w:left w:w="70" w:type="dxa"/>
-              <w:right w:w="70" w:type="dxa"/>
-            </w:tcMar>
-          </w:tcPr>
-          <w:p>
-            <w:r>
-              <w:rPr>
-                <w:sz w:val="17"/>
-              </w:rPr>
-              <w:t>Phúc chỉ sửa 'src/core/', Khang trong 'src/security/', Lâm trong 'src/automation/'. Nếu lỡ bảo sửa file bạn mình, Agent tự động từ chối để tránh hỏng code.</w:t>
-            </w:r>
-          </w:p>
-        </w:tc>
-      </w:tr>
-      <w:tr>
-        <w:tc>
-          <w:tcPr>
-            <w:tcW w:type="dxa" w:w="4968"/>
-            <w:shd w:fill="FFFFFF"/>
-            <w:tcMar>
-              <w:top w:w="50" w:type="dxa"/>
-              <w:bottom w:w="50" w:type="dxa"/>
-              <w:left w:w="70" w:type="dxa"/>
-              <w:right w:w="70" w:type="dxa"/>
-            </w:tcMar>
-          </w:tcPr>
-          <w:p>
-            <w:r>
-              <w:rPr>
-                <w:sz w:val="17"/>
-              </w:rPr>
-              <w:t>4. Tự động hỏi đẩy code (Auto-Push)</w:t>
-            </w:r>
-          </w:p>
-        </w:tc>
-        <w:tc>
-          <w:tcPr>
-            <w:tcW w:type="dxa" w:w="4968"/>
-            <w:shd w:fill="FFFFFF"/>
-            <w:tcMar>
-              <w:top w:w="50" w:type="dxa"/>
-              <w:bottom w:w="50" w:type="dxa"/>
-              <w:left w:w="70" w:type="dxa"/>
-              <w:right w:w="70" w:type="dxa"/>
-            </w:tcMar>
-          </w:tcPr>
-          <w:p>
-            <w:r>
-              <w:rPr>
-                <w:sz w:val="17"/>
-              </w:rPr>
-              <w:t>Viết code và test xong, Agent tự hỏi: 'Tôi đã hoàn thành code. Bạn có muốn tôi commit và đẩy lên nhánh feat/[tên]-dev trên GitHub không?'</w:t>
-            </w:r>
-          </w:p>
-        </w:tc>
-      </w:tr>
-    </w:tbl>
-    <w:p>
-      <w:r>
-        <w:br w:type="page"/>
-      </w:r>
-    </w:p>
-    <w:p>
-      <w:pPr>
-        <w:spacing w:before="240" w:after="80"/>
-      </w:pPr>
-      <w:r>
-        <w:rPr>
-          <w:b/>
-          <w:color w:val="102C57"/>
-          <w:sz w:val="25"/>
-        </w:rPr>
-        <w:t>4. KẾ HOẠCH TRIỂN KHAI 8 TUẦN (CHECKLIST CHO TỪNG THÀNH VIÊN)</w:t>
-      </w:r>
-    </w:p>
-    <w:tbl>
-      <w:tblPr>
-        <w:tblW w:type="auto" w:w="0"/>
-        <w:jc w:val="center"/>
-        <w:tblLook w:firstColumn="1" w:firstRow="1" w:lastColumn="0" w:lastRow="0" w:noHBand="0" w:noVBand="1" w:val="04A0"/>
-      </w:tblPr>
-      <w:tblGrid>
-        <w:gridCol w:w="3312"/>
-        <w:gridCol w:w="3312"/>
-        <w:gridCol w:w="3312"/>
+        <w:gridCol w:w="9360"/>
       </w:tblGrid>
       <w:tr>
         <w:tc>
           <w:tcPr>
             <w:tcW w:type="dxa" w:w="9936"/>
-            <w:gridSpan w:val="3"/>
-            <w:shd w:fill="1E3A8A"/>
+            <w:shd w:fill="ECFEFF"/>
             <w:tcMar>
-              <w:top w:w="45" w:type="dxa"/>
-              <w:bottom w:w="45" w:type="dxa"/>
-              <w:left w:w="80" w:type="dxa"/>
-              <w:right w:w="80" w:type="dxa"/>
+              <w:top w:w="140" w:type="dxa"/>
+              <w:bottom w:w="140" w:type="dxa"/>
+              <w:left w:w="200" w:type="dxa"/>
+              <w:right w:w="200" w:type="dxa"/>
             </w:tcMar>
+            <w:tcBorders>
+              <w:top w:val="none"/>
+              <w:left w:val="single" w:sz="24" w:space="0" w:color="0E7490"/>
+              <w:bottom w:val="none"/>
+              <w:right w:val="none"/>
+            </w:tcBorders>
           </w:tcPr>
           <w:p>
+            <w:pPr>
+              <w:spacing w:before="40" w:after="40"/>
+            </w:pPr>
             <w:r>
               <w:rPr>
+                <w:rFonts w:ascii="Arial" w:hAnsi="Arial"/>
                 <w:b/>
-                <w:color w:val="FFFFFF"/>
-                <w:sz w:val="18"/>
+                <w:color w:val="0E7490"/>
+                <w:sz w:val="21"/>
               </w:rPr>
-              <w:t>TUẦN 1: KHỞI ĐỘNG, KIẾN TRÚC &amp; THIẾT LẬP MÔI TRƯỜNG</w:t>
-            </w:r>
-          </w:p>
-        </w:tc>
-      </w:tr>
-      <w:tr>
-        <w:tc>
-          <w:tcPr>
-            <w:tcW w:type="dxa" w:w="9936"/>
-            <w:gridSpan w:val="3"/>
-            <w:shd w:fill="E0F2FE"/>
-            <w:tcMar>
-              <w:top w:w="35" w:type="dxa"/>
-              <w:bottom w:w="35" w:type="dxa"/>
-              <w:left w:w="70" w:type="dxa"/>
-              <w:right w:w="70" w:type="dxa"/>
-            </w:tcMar>
-          </w:tcPr>
-          <w:p>
-            <w:r>
-              <w:rPr>
-                <w:b/>
-                <w:color w:val="0369A1"/>
-                <w:sz w:val="17"/>
-              </w:rPr>
-              <w:t xml:space="preserve">Mục tiêu tuần: </w:t>
+              <w:t xml:space="preserve">📌 KỊCH BẢN DEMO THỰC CHIẾN: </w:t>
             </w:r>
             <w:r>
               <w:rPr>
-                <w:sz w:val="17"/>
+                <w:rFonts w:ascii="Arial" w:hAnsi="Arial"/>
+                <w:color w:val="333333"/>
+                <w:sz w:val="20"/>
               </w:rPr>
-              <w:t>Chốt đề cương, thiết kế luồng Multi-Agent và dựng khung dự án</w:t>
-            </w:r>
-          </w:p>
-        </w:tc>
-      </w:tr>
-      <w:tr>
-        <w:tc>
-          <w:tcPr>
-            <w:tcW w:type="dxa" w:w="3312"/>
-            <w:shd w:fill="F1F5F9"/>
-            <w:tcMar>
-              <w:top w:w="40" w:type="dxa"/>
-              <w:bottom w:w="40" w:type="dxa"/>
-              <w:left w:w="60" w:type="dxa"/>
-              <w:right w:w="60" w:type="dxa"/>
-            </w:tcMar>
-          </w:tcPr>
-          <w:p>
-            <w:r>
-              <w:rPr>
-                <w:b/>
-                <w:sz w:val="16"/>
-              </w:rPr>
-              <w:t>👑 PHÚC (AI Core)</w:t>
-            </w:r>
-          </w:p>
-        </w:tc>
-        <w:tc>
-          <w:tcPr>
-            <w:tcW w:type="dxa" w:w="3312"/>
-            <w:shd w:fill="FFFFFF"/>
-            <w:tcMar>
-              <w:top w:w="40" w:type="dxa"/>
-              <w:bottom w:w="40" w:type="dxa"/>
-              <w:left w:w="60" w:type="dxa"/>
-              <w:right w:w="60" w:type="dxa"/>
-            </w:tcMar>
-          </w:tcPr>
-          <w:p>
-            <w:r>
-              <w:rPr>
-                <w:sz w:val="16"/>
-              </w:rPr>
-              <w:t>[ ] Thiết kế LangGraph StateGraph (Ingest -&gt; Extract -&gt; Enrich -&gt; Rule).</w:t>
-              <w:br/>
-              <w:t>[ ] Định nghĩa cấu trúc State dữ liệu chung trong shared/schemas.py.</w:t>
-            </w:r>
-          </w:p>
-        </w:tc>
-        <w:tc>
-          <w:tcPr>
-            <w:tcW w:type="dxa" w:w="3312"/>
-            <w:shd w:fill="F8FAFC"/>
-            <w:tcMar>
-              <w:top w:w="40" w:type="dxa"/>
-              <w:bottom w:w="40" w:type="dxa"/>
-              <w:left w:w="60" w:type="dxa"/>
-              <w:right w:w="60" w:type="dxa"/>
-            </w:tcMar>
-          </w:tcPr>
-          <w:p>
-            <w:pPr>
-              <w:jc w:val="center"/>
-            </w:pPr>
-            <w:r>
-              <w:rPr>
-                <w:color w:val="787878"/>
-                <w:sz w:val="16"/>
-              </w:rPr>
-              <w:t>Chưa làm [ ]</w:t>
-            </w:r>
-          </w:p>
-        </w:tc>
-      </w:tr>
-      <w:tr>
-        <w:tc>
-          <w:tcPr>
-            <w:tcW w:type="dxa" w:w="3312"/>
-            <w:shd w:fill="F1F5F9"/>
-            <w:tcMar>
-              <w:top w:w="40" w:type="dxa"/>
-              <w:bottom w:w="40" w:type="dxa"/>
-              <w:left w:w="60" w:type="dxa"/>
-              <w:right w:w="60" w:type="dxa"/>
-            </w:tcMar>
-          </w:tcPr>
-          <w:p>
-            <w:r>
-              <w:rPr>
-                <w:b/>
-                <w:sz w:val="16"/>
-              </w:rPr>
-              <w:t>🛡️ KHANG (Threat Intel)</w:t>
-            </w:r>
-          </w:p>
-        </w:tc>
-        <w:tc>
-          <w:tcPr>
-            <w:tcW w:type="dxa" w:w="3312"/>
-            <w:shd w:fill="FFFFFF"/>
-            <w:tcMar>
-              <w:top w:w="40" w:type="dxa"/>
-              <w:bottom w:w="40" w:type="dxa"/>
-              <w:left w:w="60" w:type="dxa"/>
-              <w:right w:w="60" w:type="dxa"/>
-            </w:tcMar>
-          </w:tcPr>
-          <w:p>
-            <w:r>
-              <w:rPr>
-                <w:sz w:val="16"/>
-              </w:rPr>
-              <w:t>[ ] Đăng ký API Key miễn phí (VirusTotal, AbuseIPDB, Shodan).</w:t>
-              <w:br/>
-              <w:t>[ ] Nghiên cứu định dạng dữ liệu chuẩn quốc tế STIX 2.1.</w:t>
-            </w:r>
-          </w:p>
-        </w:tc>
-        <w:tc>
-          <w:tcPr>
-            <w:tcW w:type="dxa" w:w="3312"/>
-            <w:shd w:fill="F8FAFC"/>
-            <w:tcMar>
-              <w:top w:w="40" w:type="dxa"/>
-              <w:bottom w:w="40" w:type="dxa"/>
-              <w:left w:w="60" w:type="dxa"/>
-              <w:right w:w="60" w:type="dxa"/>
-            </w:tcMar>
-          </w:tcPr>
-          <w:p>
-            <w:pPr>
-              <w:jc w:val="center"/>
-            </w:pPr>
-            <w:r>
-              <w:rPr>
-                <w:color w:val="787878"/>
-                <w:sz w:val="16"/>
-              </w:rPr>
-              <w:t>Chưa làm [ ]</w:t>
-            </w:r>
-          </w:p>
-        </w:tc>
-      </w:tr>
-      <w:tr>
-        <w:tc>
-          <w:tcPr>
-            <w:tcW w:type="dxa" w:w="3312"/>
-            <w:shd w:fill="F1F5F9"/>
-            <w:tcMar>
-              <w:top w:w="40" w:type="dxa"/>
-              <w:bottom w:w="40" w:type="dxa"/>
-              <w:left w:w="60" w:type="dxa"/>
-              <w:right w:w="60" w:type="dxa"/>
-            </w:tcMar>
-          </w:tcPr>
-          <w:p>
-            <w:r>
-              <w:rPr>
-                <w:b/>
-                <w:sz w:val="16"/>
-              </w:rPr>
-              <w:t>⚙️ LÂM (Data Pipeline)</w:t>
-            </w:r>
-          </w:p>
-        </w:tc>
-        <w:tc>
-          <w:tcPr>
-            <w:tcW w:type="dxa" w:w="3312"/>
-            <w:shd w:fill="FFFFFF"/>
-            <w:tcMar>
-              <w:top w:w="40" w:type="dxa"/>
-              <w:bottom w:w="40" w:type="dxa"/>
-              <w:left w:w="60" w:type="dxa"/>
-              <w:right w:w="60" w:type="dxa"/>
-            </w:tcMar>
-          </w:tcPr>
-          <w:p>
-            <w:r>
-              <w:rPr>
-                <w:sz w:val="16"/>
-              </w:rPr>
-              <w:t>[ ] Khởi tạo Git Repo, cấu hình phân quyền branch, file identity.txt.</w:t>
-              <w:br/>
-              <w:t>[ ] Dựng khung FastAPI Backend và script sync.py đồng bộ.</w:t>
-            </w:r>
-          </w:p>
-        </w:tc>
-        <w:tc>
-          <w:tcPr>
-            <w:tcW w:type="dxa" w:w="3312"/>
-            <w:shd w:fill="F8FAFC"/>
-            <w:tcMar>
-              <w:top w:w="40" w:type="dxa"/>
-              <w:bottom w:w="40" w:type="dxa"/>
-              <w:left w:w="60" w:type="dxa"/>
-              <w:right w:w="60" w:type="dxa"/>
-            </w:tcMar>
-          </w:tcPr>
-          <w:p>
-            <w:pPr>
-              <w:jc w:val="center"/>
-            </w:pPr>
-            <w:r>
-              <w:rPr>
-                <w:color w:val="787878"/>
-                <w:sz w:val="16"/>
-              </w:rPr>
-              <w:t>Chưa làm [ ]</w:t>
-            </w:r>
-          </w:p>
-        </w:tc>
-      </w:tr>
-      <w:tr>
-        <w:tc>
-          <w:tcPr>
-            <w:tcW w:type="dxa" w:w="9936"/>
-            <w:gridSpan w:val="3"/>
-            <w:shd w:fill="F0FDF4"/>
-            <w:tcMar>
-              <w:top w:w="35" w:type="dxa"/>
-              <w:bottom w:w="35" w:type="dxa"/>
-              <w:left w:w="70" w:type="dxa"/>
-              <w:right w:w="70" w:type="dxa"/>
-            </w:tcMar>
-          </w:tcPr>
-          <w:p>
-            <w:r>
-              <w:rPr>
-                <w:b/>
-                <w:color w:val="166534"/>
-                <w:sz w:val="17"/>
-              </w:rPr>
-              <w:t xml:space="preserve">🎯 Sản phẩm nghiệm thu: </w:t>
-            </w:r>
-            <w:r>
-              <w:rPr>
-                <w:sz w:val="17"/>
-              </w:rPr>
-              <w:t>Bản đề cương nộp trường, Repo GitHub sẵn sàng, Sơ đồ kiến trúc.</w:t>
-            </w:r>
-          </w:p>
-        </w:tc>
-      </w:tr>
-    </w:tbl>
-    <w:p>
-      <w:pPr>
-        <w:spacing w:after="80"/>
-      </w:pPr>
-    </w:p>
-    <w:tbl>
-      <w:tblPr>
-        <w:tblW w:type="auto" w:w="0"/>
-        <w:jc w:val="center"/>
-        <w:tblLook w:firstColumn="1" w:firstRow="1" w:lastColumn="0" w:lastRow="0" w:noHBand="0" w:noVBand="1" w:val="04A0"/>
-      </w:tblPr>
-      <w:tblGrid>
-        <w:gridCol w:w="3312"/>
-        <w:gridCol w:w="3312"/>
-        <w:gridCol w:w="3312"/>
-      </w:tblGrid>
-      <w:tr>
-        <w:tc>
-          <w:tcPr>
-            <w:tcW w:type="dxa" w:w="9936"/>
-            <w:gridSpan w:val="3"/>
-            <w:shd w:fill="1E3A8A"/>
-            <w:tcMar>
-              <w:top w:w="45" w:type="dxa"/>
-              <w:bottom w:w="45" w:type="dxa"/>
-              <w:left w:w="80" w:type="dxa"/>
-              <w:right w:w="80" w:type="dxa"/>
-            </w:tcMar>
-          </w:tcPr>
-          <w:p>
-            <w:r>
-              <w:rPr>
-                <w:b/>
-                <w:color w:val="FFFFFF"/>
-                <w:sz w:val="18"/>
-              </w:rPr>
-              <w:t>TUẦN 2: BÓC TÁCH IOC &amp; THU THẬP DỮ LIỆU ĐA NGUỒN</w:t>
-            </w:r>
-          </w:p>
-        </w:tc>
-      </w:tr>
-      <w:tr>
-        <w:tc>
-          <w:tcPr>
-            <w:tcW w:type="dxa" w:w="9936"/>
-            <w:gridSpan w:val="3"/>
-            <w:shd w:fill="E0F2FE"/>
-            <w:tcMar>
-              <w:top w:w="35" w:type="dxa"/>
-              <w:bottom w:w="35" w:type="dxa"/>
-              <w:left w:w="70" w:type="dxa"/>
-              <w:right w:w="70" w:type="dxa"/>
-            </w:tcMar>
-          </w:tcPr>
-          <w:p>
-            <w:r>
-              <w:rPr>
-                <w:b/>
-                <w:color w:val="0369A1"/>
-                <w:sz w:val="17"/>
-              </w:rPr>
-              <w:t xml:space="preserve">Mục tiêu tuần: </w:t>
-            </w:r>
-            <w:r>
-              <w:rPr>
-                <w:sz w:val="17"/>
-              </w:rPr>
-              <w:t>AI bóc tách được IOC đầu tiên &amp; Thu thập được bài viết tự động</w:t>
-            </w:r>
-          </w:p>
-        </w:tc>
-      </w:tr>
-      <w:tr>
-        <w:tc>
-          <w:tcPr>
-            <w:tcW w:type="dxa" w:w="3312"/>
-            <w:shd w:fill="F1F5F9"/>
-            <w:tcMar>
-              <w:top w:w="40" w:type="dxa"/>
-              <w:bottom w:w="40" w:type="dxa"/>
-              <w:left w:w="60" w:type="dxa"/>
-              <w:right w:w="60" w:type="dxa"/>
-            </w:tcMar>
-          </w:tcPr>
-          <w:p>
-            <w:r>
-              <w:rPr>
-                <w:b/>
-                <w:sz w:val="16"/>
-              </w:rPr>
-              <w:t>👑 PHÚC (AI Core)</w:t>
-            </w:r>
-          </w:p>
-        </w:tc>
-        <w:tc>
-          <w:tcPr>
-            <w:tcW w:type="dxa" w:w="3312"/>
-            <w:shd w:fill="FFFFFF"/>
-            <w:tcMar>
-              <w:top w:w="40" w:type="dxa"/>
-              <w:bottom w:w="40" w:type="dxa"/>
-              <w:left w:w="60" w:type="dxa"/>
-              <w:right w:w="60" w:type="dxa"/>
-            </w:tcMar>
-          </w:tcPr>
-          <w:p>
-            <w:r>
-              <w:rPr>
-                <w:sz w:val="16"/>
-              </w:rPr>
-              <w:t>[ ] Viết Prompt IOC Extractor bóc tách IP, Domain, Hash, CVE từ văn bản.</w:t>
-              <w:br/>
-              <w:t>[ ] Thử nghiệm gọi LLM (DeepSeek / Qwen 2.5 Coder) bóc tách JSON chuẩn.</w:t>
-            </w:r>
-          </w:p>
-        </w:tc>
-        <w:tc>
-          <w:tcPr>
-            <w:tcW w:type="dxa" w:w="3312"/>
-            <w:shd w:fill="F8FAFC"/>
-            <w:tcMar>
-              <w:top w:w="40" w:type="dxa"/>
-              <w:bottom w:w="40" w:type="dxa"/>
-              <w:left w:w="60" w:type="dxa"/>
-              <w:right w:w="60" w:type="dxa"/>
-            </w:tcMar>
-          </w:tcPr>
-          <w:p>
-            <w:pPr>
-              <w:jc w:val="center"/>
-            </w:pPr>
-            <w:r>
-              <w:rPr>
-                <w:color w:val="787878"/>
-                <w:sz w:val="16"/>
-              </w:rPr>
-              <w:t>Chưa làm [ ]</w:t>
-            </w:r>
-          </w:p>
-        </w:tc>
-      </w:tr>
-      <w:tr>
-        <w:tc>
-          <w:tcPr>
-            <w:tcW w:type="dxa" w:w="3312"/>
-            <w:shd w:fill="F1F5F9"/>
-            <w:tcMar>
-              <w:top w:w="40" w:type="dxa"/>
-              <w:bottom w:w="40" w:type="dxa"/>
-              <w:left w:w="60" w:type="dxa"/>
-              <w:right w:w="60" w:type="dxa"/>
-            </w:tcMar>
-          </w:tcPr>
-          <w:p>
-            <w:r>
-              <w:rPr>
-                <w:b/>
-                <w:sz w:val="16"/>
-              </w:rPr>
-              <w:t>🛡️ KHANG (Threat Intel)</w:t>
-            </w:r>
-          </w:p>
-        </w:tc>
-        <w:tc>
-          <w:tcPr>
-            <w:tcW w:type="dxa" w:w="3312"/>
-            <w:shd w:fill="FFFFFF"/>
-            <w:tcMar>
-              <w:top w:w="40" w:type="dxa"/>
-              <w:bottom w:w="40" w:type="dxa"/>
-              <w:left w:w="60" w:type="dxa"/>
-              <w:right w:w="60" w:type="dxa"/>
-            </w:tcMar>
-          </w:tcPr>
-          <w:p>
-            <w:r>
-              <w:rPr>
-                <w:sz w:val="16"/>
-              </w:rPr>
-              <w:t>[ ] Viết script Python kết nối VirusTotal API kiểm tra danh tiếng IP/Hash.</w:t>
-              <w:br/>
-              <w:t>[ ] Viết hàm bóc tách thông tin engine gắn cờ độc hại.</w:t>
-            </w:r>
-          </w:p>
-        </w:tc>
-        <w:tc>
-          <w:tcPr>
-            <w:tcW w:type="dxa" w:w="3312"/>
-            <w:shd w:fill="F8FAFC"/>
-            <w:tcMar>
-              <w:top w:w="40" w:type="dxa"/>
-              <w:bottom w:w="40" w:type="dxa"/>
-              <w:left w:w="60" w:type="dxa"/>
-              <w:right w:w="60" w:type="dxa"/>
-            </w:tcMar>
-          </w:tcPr>
-          <w:p>
-            <w:pPr>
-              <w:jc w:val="center"/>
-            </w:pPr>
-            <w:r>
-              <w:rPr>
-                <w:color w:val="787878"/>
-                <w:sz w:val="16"/>
-              </w:rPr>
-              <w:t>Chưa làm [ ]</w:t>
-            </w:r>
-          </w:p>
-        </w:tc>
-      </w:tr>
-      <w:tr>
-        <w:tc>
-          <w:tcPr>
-            <w:tcW w:type="dxa" w:w="3312"/>
-            <w:shd w:fill="F1F5F9"/>
-            <w:tcMar>
-              <w:top w:w="40" w:type="dxa"/>
-              <w:bottom w:w="40" w:type="dxa"/>
-              <w:left w:w="60" w:type="dxa"/>
-              <w:right w:w="60" w:type="dxa"/>
-            </w:tcMar>
-          </w:tcPr>
-          <w:p>
-            <w:r>
-              <w:rPr>
-                <w:b/>
-                <w:sz w:val="16"/>
-              </w:rPr>
-              <w:t>⚙️ LÂM (Data Pipeline)</w:t>
-            </w:r>
-          </w:p>
-        </w:tc>
-        <w:tc>
-          <w:tcPr>
-            <w:tcW w:type="dxa" w:w="3312"/>
-            <w:shd w:fill="FFFFFF"/>
-            <w:tcMar>
-              <w:top w:w="40" w:type="dxa"/>
-              <w:bottom w:w="40" w:type="dxa"/>
-              <w:left w:w="60" w:type="dxa"/>
-              <w:right w:w="60" w:type="dxa"/>
-            </w:tcMar>
-          </w:tcPr>
-          <w:p>
-            <w:r>
-              <w:rPr>
-                <w:sz w:val="16"/>
-              </w:rPr>
-              <w:t>[ ] Viết module Collector cào tin tự động từ RSS TheHackerNews, BleepingComputer.</w:t>
-              <w:br/>
-              <w:t>[ ] Lưu trữ bài viết thô vào Database dạng RawThreatData.</w:t>
-            </w:r>
-          </w:p>
-        </w:tc>
-        <w:tc>
-          <w:tcPr>
-            <w:tcW w:type="dxa" w:w="3312"/>
-            <w:shd w:fill="F8FAFC"/>
-            <w:tcMar>
-              <w:top w:w="40" w:type="dxa"/>
-              <w:bottom w:w="40" w:type="dxa"/>
-              <w:left w:w="60" w:type="dxa"/>
-              <w:right w:w="60" w:type="dxa"/>
-            </w:tcMar>
-          </w:tcPr>
-          <w:p>
-            <w:pPr>
-              <w:jc w:val="center"/>
-            </w:pPr>
-            <w:r>
-              <w:rPr>
-                <w:color w:val="787878"/>
-                <w:sz w:val="16"/>
-              </w:rPr>
-              <w:t>Chưa làm [ ]</w:t>
-            </w:r>
-          </w:p>
-        </w:tc>
-      </w:tr>
-      <w:tr>
-        <w:tc>
-          <w:tcPr>
-            <w:tcW w:type="dxa" w:w="9936"/>
-            <w:gridSpan w:val="3"/>
-            <w:shd w:fill="F0FDF4"/>
-            <w:tcMar>
-              <w:top w:w="35" w:type="dxa"/>
-              <w:bottom w:w="35" w:type="dxa"/>
-              <w:left w:w="70" w:type="dxa"/>
-              <w:right w:w="70" w:type="dxa"/>
-            </w:tcMar>
-          </w:tcPr>
-          <w:p>
-            <w:r>
-              <w:rPr>
-                <w:b/>
-                <w:color w:val="166534"/>
-                <w:sz w:val="17"/>
-              </w:rPr>
-              <w:t xml:space="preserve">🎯 Sản phẩm nghiệm thu: </w:t>
-            </w:r>
-            <w:r>
-              <w:rPr>
-                <w:sz w:val="17"/>
-              </w:rPr>
-              <w:t>Tool cào tin chạy tự động, Agent bóc tách được danh sách IOC thô.</w:t>
-            </w:r>
-          </w:p>
-        </w:tc>
-      </w:tr>
-    </w:tbl>
-    <w:p>
-      <w:pPr>
-        <w:spacing w:after="80"/>
-      </w:pPr>
-    </w:p>
-    <w:tbl>
-      <w:tblPr>
-        <w:tblW w:type="auto" w:w="0"/>
-        <w:jc w:val="center"/>
-        <w:tblLook w:firstColumn="1" w:firstRow="1" w:lastColumn="0" w:lastRow="0" w:noHBand="0" w:noVBand="1" w:val="04A0"/>
-      </w:tblPr>
-      <w:tblGrid>
-        <w:gridCol w:w="3312"/>
-        <w:gridCol w:w="3312"/>
-        <w:gridCol w:w="3312"/>
-      </w:tblGrid>
-      <w:tr>
-        <w:tc>
-          <w:tcPr>
-            <w:tcW w:type="dxa" w:w="9936"/>
-            <w:gridSpan w:val="3"/>
-            <w:shd w:fill="1E3A8A"/>
-            <w:tcMar>
-              <w:top w:w="45" w:type="dxa"/>
-              <w:bottom w:w="45" w:type="dxa"/>
-              <w:left w:w="80" w:type="dxa"/>
-              <w:right w:w="80" w:type="dxa"/>
-            </w:tcMar>
-          </w:tcPr>
-          <w:p>
-            <w:r>
-              <w:rPr>
-                <w:b/>
-                <w:color w:val="FFFFFF"/>
-                <w:sz w:val="18"/>
-              </w:rPr>
-              <w:t>TUẦN 3: LÀM GIÀU DỮ LIỆU &amp; ÁNH XẠ MITRE ATT&amp;CK</w:t>
-            </w:r>
-          </w:p>
-        </w:tc>
-      </w:tr>
-      <w:tr>
-        <w:tc>
-          <w:tcPr>
-            <w:tcW w:type="dxa" w:w="9936"/>
-            <w:gridSpan w:val="3"/>
-            <w:shd w:fill="E0F2FE"/>
-            <w:tcMar>
-              <w:top w:w="35" w:type="dxa"/>
-              <w:bottom w:w="35" w:type="dxa"/>
-              <w:left w:w="70" w:type="dxa"/>
-              <w:right w:w="70" w:type="dxa"/>
-            </w:tcMar>
-          </w:tcPr>
-          <w:p>
-            <w:r>
-              <w:rPr>
-                <w:b/>
-                <w:color w:val="0369A1"/>
-                <w:sz w:val="17"/>
-              </w:rPr>
-              <w:t xml:space="preserve">Mục tiêu tuần: </w:t>
-            </w:r>
-            <w:r>
-              <w:rPr>
-                <w:sz w:val="17"/>
-              </w:rPr>
-              <w:t>Kết nối API kiểm tra độ độc hại &amp; Phân tích kỹ thuật tấn công</w:t>
-            </w:r>
-          </w:p>
-        </w:tc>
-      </w:tr>
-      <w:tr>
-        <w:tc>
-          <w:tcPr>
-            <w:tcW w:type="dxa" w:w="3312"/>
-            <w:shd w:fill="F1F5F9"/>
-            <w:tcMar>
-              <w:top w:w="40" w:type="dxa"/>
-              <w:bottom w:w="40" w:type="dxa"/>
-              <w:left w:w="60" w:type="dxa"/>
-              <w:right w:w="60" w:type="dxa"/>
-            </w:tcMar>
-          </w:tcPr>
-          <w:p>
-            <w:r>
-              <w:rPr>
-                <w:b/>
-                <w:sz w:val="16"/>
-              </w:rPr>
-              <w:t>👑 PHÚC (AI Core)</w:t>
-            </w:r>
-          </w:p>
-        </w:tc>
-        <w:tc>
-          <w:tcPr>
-            <w:tcW w:type="dxa" w:w="3312"/>
-            <w:shd w:fill="FFFFFF"/>
-            <w:tcMar>
-              <w:top w:w="40" w:type="dxa"/>
-              <w:bottom w:w="40" w:type="dxa"/>
-              <w:left w:w="60" w:type="dxa"/>
-              <w:right w:w="60" w:type="dxa"/>
-            </w:tcMar>
-          </w:tcPr>
-          <w:p>
-            <w:r>
-              <w:rPr>
-                <w:sz w:val="16"/>
-              </w:rPr>
-              <w:t>[ ] Viết Prompt MITRE ATT&amp;CK Mapper nhận diện chiến thuật và mã T-code.</w:t>
-              <w:br/>
-              <w:t>[ ] Xây dựng bộ lọc loại bỏ IOC nhiễu (IP nội bộ 192.168.x, domain sạch).</w:t>
-            </w:r>
-          </w:p>
-        </w:tc>
-        <w:tc>
-          <w:tcPr>
-            <w:tcW w:type="dxa" w:w="3312"/>
-            <w:shd w:fill="F8FAFC"/>
-            <w:tcMar>
-              <w:top w:w="40" w:type="dxa"/>
-              <w:bottom w:w="40" w:type="dxa"/>
-              <w:left w:w="60" w:type="dxa"/>
-              <w:right w:w="60" w:type="dxa"/>
-            </w:tcMar>
-          </w:tcPr>
-          <w:p>
-            <w:pPr>
-              <w:jc w:val="center"/>
-            </w:pPr>
-            <w:r>
-              <w:rPr>
-                <w:color w:val="787878"/>
-                <w:sz w:val="16"/>
-              </w:rPr>
-              <w:t>Chưa làm [ ]</w:t>
-            </w:r>
-          </w:p>
-        </w:tc>
-      </w:tr>
-      <w:tr>
-        <w:tc>
-          <w:tcPr>
-            <w:tcW w:type="dxa" w:w="3312"/>
-            <w:shd w:fill="F1F5F9"/>
-            <w:tcMar>
-              <w:top w:w="40" w:type="dxa"/>
-              <w:bottom w:w="40" w:type="dxa"/>
-              <w:left w:w="60" w:type="dxa"/>
-              <w:right w:w="60" w:type="dxa"/>
-            </w:tcMar>
-          </w:tcPr>
-          <w:p>
-            <w:r>
-              <w:rPr>
-                <w:b/>
-                <w:sz w:val="16"/>
-              </w:rPr>
-              <w:t>🛡️ KHANG (Threat Intel)</w:t>
-            </w:r>
-          </w:p>
-        </w:tc>
-        <w:tc>
-          <w:tcPr>
-            <w:tcW w:type="dxa" w:w="3312"/>
-            <w:shd w:fill="FFFFFF"/>
-            <w:tcMar>
-              <w:top w:w="40" w:type="dxa"/>
-              <w:bottom w:w="40" w:type="dxa"/>
-              <w:left w:w="60" w:type="dxa"/>
-              <w:right w:w="60" w:type="dxa"/>
-            </w:tcMar>
-          </w:tcPr>
-          <w:p>
-            <w:r>
-              <w:rPr>
-                <w:sz w:val="16"/>
-              </w:rPr>
-              <w:t>[ ] Tích hợp AbuseIPDB API để lấy điểm tự tin đe dọa (Abuse Score 0-100).</w:t>
-              <w:br/>
-              <w:t>[ ] Hoàn thiện module enrichment_service.py xuất ra EnrichedIOC.</w:t>
-            </w:r>
-          </w:p>
-        </w:tc>
-        <w:tc>
-          <w:tcPr>
-            <w:tcW w:type="dxa" w:w="3312"/>
-            <w:shd w:fill="F8FAFC"/>
-            <w:tcMar>
-              <w:top w:w="40" w:type="dxa"/>
-              <w:bottom w:w="40" w:type="dxa"/>
-              <w:left w:w="60" w:type="dxa"/>
-              <w:right w:w="60" w:type="dxa"/>
-            </w:tcMar>
-          </w:tcPr>
-          <w:p>
-            <w:pPr>
-              <w:jc w:val="center"/>
-            </w:pPr>
-            <w:r>
-              <w:rPr>
-                <w:color w:val="787878"/>
-                <w:sz w:val="16"/>
-              </w:rPr>
-              <w:t>Chưa làm [ ]</w:t>
-            </w:r>
-          </w:p>
-        </w:tc>
-      </w:tr>
-      <w:tr>
-        <w:tc>
-          <w:tcPr>
-            <w:tcW w:type="dxa" w:w="3312"/>
-            <w:shd w:fill="F1F5F9"/>
-            <w:tcMar>
-              <w:top w:w="40" w:type="dxa"/>
-              <w:bottom w:w="40" w:type="dxa"/>
-              <w:left w:w="60" w:type="dxa"/>
-              <w:right w:w="60" w:type="dxa"/>
-            </w:tcMar>
-          </w:tcPr>
-          <w:p>
-            <w:r>
-              <w:rPr>
-                <w:b/>
-                <w:sz w:val="16"/>
-              </w:rPr>
-              <w:t>⚙️ LÂM (Data Pipeline)</w:t>
-            </w:r>
-          </w:p>
-        </w:tc>
-        <w:tc>
-          <w:tcPr>
-            <w:tcW w:type="dxa" w:w="3312"/>
-            <w:shd w:fill="FFFFFF"/>
-            <w:tcMar>
-              <w:top w:w="40" w:type="dxa"/>
-              <w:bottom w:w="40" w:type="dxa"/>
-              <w:left w:w="60" w:type="dxa"/>
-              <w:right w:w="60" w:type="dxa"/>
-            </w:tcMar>
-          </w:tcPr>
-          <w:p>
-            <w:r>
-              <w:rPr>
-                <w:sz w:val="16"/>
-              </w:rPr>
-              <w:t>[ ] Xây dựng Database SQLite/PostgreSQL lưu trữ các IOC và báo cáo.</w:t>
-              <w:br/>
-              <w:t>[ ] Viết REST API endpoints trong FastAPI trả dữ liệu cho giao diện.</w:t>
-            </w:r>
-          </w:p>
-        </w:tc>
-        <w:tc>
-          <w:tcPr>
-            <w:tcW w:type="dxa" w:w="3312"/>
-            <w:shd w:fill="F8FAFC"/>
-            <w:tcMar>
-              <w:top w:w="40" w:type="dxa"/>
-              <w:bottom w:w="40" w:type="dxa"/>
-              <w:left w:w="60" w:type="dxa"/>
-              <w:right w:w="60" w:type="dxa"/>
-            </w:tcMar>
-          </w:tcPr>
-          <w:p>
-            <w:pPr>
-              <w:jc w:val="center"/>
-            </w:pPr>
-            <w:r>
-              <w:rPr>
-                <w:color w:val="787878"/>
-                <w:sz w:val="16"/>
-              </w:rPr>
-              <w:t>Chưa làm [ ]</w:t>
-            </w:r>
-          </w:p>
-        </w:tc>
-      </w:tr>
-      <w:tr>
-        <w:tc>
-          <w:tcPr>
-            <w:tcW w:type="dxa" w:w="9936"/>
-            <w:gridSpan w:val="3"/>
-            <w:shd w:fill="F0FDF4"/>
-            <w:tcMar>
-              <w:top w:w="35" w:type="dxa"/>
-              <w:bottom w:w="35" w:type="dxa"/>
-              <w:left w:w="70" w:type="dxa"/>
-              <w:right w:w="70" w:type="dxa"/>
-            </w:tcMar>
-          </w:tcPr>
-          <w:p>
-            <w:r>
-              <w:rPr>
-                <w:b/>
-                <w:color w:val="166534"/>
-                <w:sz w:val="17"/>
-              </w:rPr>
-              <w:t xml:space="preserve">🎯 Sản phẩm nghiệm thu: </w:t>
-            </w:r>
-            <w:r>
-              <w:rPr>
-                <w:sz w:val="17"/>
-              </w:rPr>
-              <w:t>Dữ liệu IOC được gắn nhãn độc hại thật/giả và gán mã MITRE ATT&amp;CK.</w:t>
-            </w:r>
-          </w:p>
-        </w:tc>
-      </w:tr>
-    </w:tbl>
-    <w:p>
-      <w:pPr>
-        <w:spacing w:after="80"/>
-      </w:pPr>
-    </w:p>
-    <w:tbl>
-      <w:tblPr>
-        <w:tblW w:type="auto" w:w="0"/>
-        <w:jc w:val="center"/>
-        <w:tblLook w:firstColumn="1" w:firstRow="1" w:lastColumn="0" w:lastRow="0" w:noHBand="0" w:noVBand="1" w:val="04A0"/>
-      </w:tblPr>
-      <w:tblGrid>
-        <w:gridCol w:w="3312"/>
-        <w:gridCol w:w="3312"/>
-        <w:gridCol w:w="3312"/>
-      </w:tblGrid>
-      <w:tr>
-        <w:tc>
-          <w:tcPr>
-            <w:tcW w:type="dxa" w:w="9936"/>
-            <w:gridSpan w:val="3"/>
-            <w:shd w:fill="1E3A8A"/>
-            <w:tcMar>
-              <w:top w:w="45" w:type="dxa"/>
-              <w:bottom w:w="45" w:type="dxa"/>
-              <w:left w:w="80" w:type="dxa"/>
-              <w:right w:w="80" w:type="dxa"/>
-            </w:tcMar>
-          </w:tcPr>
-          <w:p>
-            <w:r>
-              <w:rPr>
-                <w:b/>
-                <w:color w:val="FFFFFF"/>
-                <w:sz w:val="18"/>
-              </w:rPr>
-              <w:t>TUẦN 4: SINH QUY TẮC PHÒNG THỦ &amp; CHUẨN HÓA STIX 2.1</w:t>
-            </w:r>
-          </w:p>
-        </w:tc>
-      </w:tr>
-      <w:tr>
-        <w:tc>
-          <w:tcPr>
-            <w:tcW w:type="dxa" w:w="9936"/>
-            <w:gridSpan w:val="3"/>
-            <w:shd w:fill="E0F2FE"/>
-            <w:tcMar>
-              <w:top w:w="35" w:type="dxa"/>
-              <w:bottom w:w="35" w:type="dxa"/>
-              <w:left w:w="70" w:type="dxa"/>
-              <w:right w:w="70" w:type="dxa"/>
-            </w:tcMar>
-          </w:tcPr>
-          <w:p>
-            <w:r>
-              <w:rPr>
-                <w:b/>
-                <w:color w:val="0369A1"/>
-                <w:sz w:val="17"/>
-              </w:rPr>
-              <w:t xml:space="preserve">Mục tiêu tuần: </w:t>
-            </w:r>
-            <w:r>
-              <w:rPr>
-                <w:sz w:val="17"/>
-              </w:rPr>
-              <w:t>AI tự động viết rule Sigma/YARA &amp; Đóng gói dữ liệu quốc tế</w:t>
-            </w:r>
-          </w:p>
-        </w:tc>
-      </w:tr>
-      <w:tr>
-        <w:tc>
-          <w:tcPr>
-            <w:tcW w:type="dxa" w:w="3312"/>
-            <w:shd w:fill="F1F5F9"/>
-            <w:tcMar>
-              <w:top w:w="40" w:type="dxa"/>
-              <w:bottom w:w="40" w:type="dxa"/>
-              <w:left w:w="60" w:type="dxa"/>
-              <w:right w:w="60" w:type="dxa"/>
-            </w:tcMar>
-          </w:tcPr>
-          <w:p>
-            <w:r>
-              <w:rPr>
-                <w:b/>
-                <w:sz w:val="16"/>
-              </w:rPr>
-              <w:t>👑 PHÚC (AI Core)</w:t>
-            </w:r>
-          </w:p>
-        </w:tc>
-        <w:tc>
-          <w:tcPr>
-            <w:tcW w:type="dxa" w:w="3312"/>
-            <w:shd w:fill="FFFFFF"/>
-            <w:tcMar>
-              <w:top w:w="40" w:type="dxa"/>
-              <w:bottom w:w="40" w:type="dxa"/>
-              <w:left w:w="60" w:type="dxa"/>
-              <w:right w:w="60" w:type="dxa"/>
-            </w:tcMar>
-          </w:tcPr>
-          <w:p>
-            <w:r>
-              <w:rPr>
-                <w:sz w:val="16"/>
-              </w:rPr>
-              <w:t>[ ] Viết Prompt Rule Generator tự sinh mã Sigma Rule cho SIEM và YARA Rule cho Endpoint.</w:t>
-              <w:br/>
-              <w:t>[ ] Viết hàm kiểm tra cú pháp (Validator) đảm bảo rule không bị lỗi syntax.</w:t>
-            </w:r>
-          </w:p>
-        </w:tc>
-        <w:tc>
-          <w:tcPr>
-            <w:tcW w:type="dxa" w:w="3312"/>
-            <w:shd w:fill="F8FAFC"/>
-            <w:tcMar>
-              <w:top w:w="40" w:type="dxa"/>
-              <w:bottom w:w="40" w:type="dxa"/>
-              <w:left w:w="60" w:type="dxa"/>
-              <w:right w:w="60" w:type="dxa"/>
-            </w:tcMar>
-          </w:tcPr>
-          <w:p>
-            <w:pPr>
-              <w:jc w:val="center"/>
-            </w:pPr>
-            <w:r>
-              <w:rPr>
-                <w:color w:val="787878"/>
-                <w:sz w:val="16"/>
-              </w:rPr>
-              <w:t>Chưa làm [ ]</w:t>
-            </w:r>
-          </w:p>
-        </w:tc>
-      </w:tr>
-      <w:tr>
-        <w:tc>
-          <w:tcPr>
-            <w:tcW w:type="dxa" w:w="3312"/>
-            <w:shd w:fill="F1F5F9"/>
-            <w:tcMar>
-              <w:top w:w="40" w:type="dxa"/>
-              <w:bottom w:w="40" w:type="dxa"/>
-              <w:left w:w="60" w:type="dxa"/>
-              <w:right w:w="60" w:type="dxa"/>
-            </w:tcMar>
-          </w:tcPr>
-          <w:p>
-            <w:r>
-              <w:rPr>
-                <w:b/>
-                <w:sz w:val="16"/>
-              </w:rPr>
-              <w:t>🛡️ KHANG (Threat Intel)</w:t>
-            </w:r>
-          </w:p>
-        </w:tc>
-        <w:tc>
-          <w:tcPr>
-            <w:tcW w:type="dxa" w:w="3312"/>
-            <w:shd w:fill="FFFFFF"/>
-            <w:tcMar>
-              <w:top w:w="40" w:type="dxa"/>
-              <w:bottom w:w="40" w:type="dxa"/>
-              <w:left w:w="60" w:type="dxa"/>
-              <w:right w:w="60" w:type="dxa"/>
-            </w:tcMar>
-          </w:tcPr>
-          <w:p>
-            <w:r>
-              <w:rPr>
-                <w:sz w:val="16"/>
-              </w:rPr>
-              <w:t>[ ] Xây dựng module stix_converter xuất toàn bộ IOC sang gói STIX 2.1 JSON.</w:t>
-              <w:br/>
-              <w:t>[ ] Kiểm tra tính tương thích của gói STIX trên công cụ chuẩn.</w:t>
-            </w:r>
-          </w:p>
-        </w:tc>
-        <w:tc>
-          <w:tcPr>
-            <w:tcW w:type="dxa" w:w="3312"/>
-            <w:shd w:fill="F8FAFC"/>
-            <w:tcMar>
-              <w:top w:w="40" w:type="dxa"/>
-              <w:bottom w:w="40" w:type="dxa"/>
-              <w:left w:w="60" w:type="dxa"/>
-              <w:right w:w="60" w:type="dxa"/>
-            </w:tcMar>
-          </w:tcPr>
-          <w:p>
-            <w:pPr>
-              <w:jc w:val="center"/>
-            </w:pPr>
-            <w:r>
-              <w:rPr>
-                <w:color w:val="787878"/>
-                <w:sz w:val="16"/>
-              </w:rPr>
-              <w:t>Chưa làm [ ]</w:t>
-            </w:r>
-          </w:p>
-        </w:tc>
-      </w:tr>
-      <w:tr>
-        <w:tc>
-          <w:tcPr>
-            <w:tcW w:type="dxa" w:w="3312"/>
-            <w:shd w:fill="F1F5F9"/>
-            <w:tcMar>
-              <w:top w:w="40" w:type="dxa"/>
-              <w:bottom w:w="40" w:type="dxa"/>
-              <w:left w:w="60" w:type="dxa"/>
-              <w:right w:w="60" w:type="dxa"/>
-            </w:tcMar>
-          </w:tcPr>
-          <w:p>
-            <w:r>
-              <w:rPr>
-                <w:b/>
-                <w:sz w:val="16"/>
-              </w:rPr>
-              <w:t>⚙️ LÂM (Data Pipeline)</w:t>
-            </w:r>
-          </w:p>
-        </w:tc>
-        <w:tc>
-          <w:tcPr>
-            <w:tcW w:type="dxa" w:w="3312"/>
-            <w:shd w:fill="FFFFFF"/>
-            <w:tcMar>
-              <w:top w:w="40" w:type="dxa"/>
-              <w:bottom w:w="40" w:type="dxa"/>
-              <w:left w:w="60" w:type="dxa"/>
-              <w:right w:w="60" w:type="dxa"/>
-            </w:tcMar>
-          </w:tcPr>
-          <w:p>
-            <w:r>
-              <w:rPr>
-                <w:sz w:val="16"/>
-              </w:rPr>
-              <w:t>[ ] Dựng khung giao diện Web Dashboard (trang xem bài báo cáo và bảng danh sách IOC).</w:t>
-              <w:br/>
-              <w:t>[ ] Thiết kế màu sắc cảnh báo: Đỏ (Độc hại), Vàng (Nghi vấn), Xanh (Sạch).</w:t>
-            </w:r>
-          </w:p>
-        </w:tc>
-        <w:tc>
-          <w:tcPr>
-            <w:tcW w:type="dxa" w:w="3312"/>
-            <w:shd w:fill="F8FAFC"/>
-            <w:tcMar>
-              <w:top w:w="40" w:type="dxa"/>
-              <w:bottom w:w="40" w:type="dxa"/>
-              <w:left w:w="60" w:type="dxa"/>
-              <w:right w:w="60" w:type="dxa"/>
-            </w:tcMar>
-          </w:tcPr>
-          <w:p>
-            <w:pPr>
-              <w:jc w:val="center"/>
-            </w:pPr>
-            <w:r>
-              <w:rPr>
-                <w:color w:val="787878"/>
-                <w:sz w:val="16"/>
-              </w:rPr>
-              <w:t>Chưa làm [ ]</w:t>
-            </w:r>
-          </w:p>
-        </w:tc>
-      </w:tr>
-      <w:tr>
-        <w:tc>
-          <w:tcPr>
-            <w:tcW w:type="dxa" w:w="9936"/>
-            <w:gridSpan w:val="3"/>
-            <w:shd w:fill="F0FDF4"/>
-            <w:tcMar>
-              <w:top w:w="35" w:type="dxa"/>
-              <w:bottom w:w="35" w:type="dxa"/>
-              <w:left w:w="70" w:type="dxa"/>
-              <w:right w:w="70" w:type="dxa"/>
-            </w:tcMar>
-          </w:tcPr>
-          <w:p>
-            <w:r>
-              <w:rPr>
-                <w:b/>
-                <w:color w:val="166534"/>
-                <w:sz w:val="17"/>
-              </w:rPr>
-              <w:t xml:space="preserve">🎯 Sản phẩm nghiệm thu: </w:t>
-            </w:r>
-            <w:r>
-              <w:rPr>
-                <w:sz w:val="17"/>
-              </w:rPr>
-              <w:t>Agent sinh được file rule YARA/Sigma hợp lệ và xuất được gói STIX 2.1.</w:t>
-            </w:r>
-          </w:p>
-        </w:tc>
-      </w:tr>
-    </w:tbl>
-    <w:p>
-      <w:pPr>
-        <w:spacing w:after="80"/>
-      </w:pPr>
-    </w:p>
-    <w:tbl>
-      <w:tblPr>
-        <w:tblW w:type="auto" w:w="0"/>
-        <w:jc w:val="center"/>
-        <w:tblLook w:firstColumn="1" w:firstRow="1" w:lastColumn="0" w:lastRow="0" w:noHBand="0" w:noVBand="1" w:val="04A0"/>
-      </w:tblPr>
-      <w:tblGrid>
-        <w:gridCol w:w="3312"/>
-        <w:gridCol w:w="3312"/>
-        <w:gridCol w:w="3312"/>
-      </w:tblGrid>
-      <w:tr>
-        <w:tc>
-          <w:tcPr>
-            <w:tcW w:type="dxa" w:w="9936"/>
-            <w:gridSpan w:val="3"/>
-            <w:shd w:fill="1E3A8A"/>
-            <w:tcMar>
-              <w:top w:w="45" w:type="dxa"/>
-              <w:bottom w:w="45" w:type="dxa"/>
-              <w:left w:w="80" w:type="dxa"/>
-              <w:right w:w="80" w:type="dxa"/>
-            </w:tcMar>
-          </w:tcPr>
-          <w:p>
-            <w:r>
-              <w:rPr>
-                <w:b/>
-                <w:color w:val="FFFFFF"/>
-                <w:sz w:val="18"/>
-              </w:rPr>
-              <w:t>TUẦN 5: GHÉP NỐI HỆ THỐNG END-TO-END (MVP HOÀN CHỈNH)</w:t>
-            </w:r>
-          </w:p>
-        </w:tc>
-      </w:tr>
-      <w:tr>
-        <w:tc>
-          <w:tcPr>
-            <w:tcW w:type="dxa" w:w="9936"/>
-            <w:gridSpan w:val="3"/>
-            <w:shd w:fill="E0F2FE"/>
-            <w:tcMar>
-              <w:top w:w="35" w:type="dxa"/>
-              <w:bottom w:w="35" w:type="dxa"/>
-              <w:left w:w="70" w:type="dxa"/>
-              <w:right w:w="70" w:type="dxa"/>
-            </w:tcMar>
-          </w:tcPr>
-          <w:p>
-            <w:r>
-              <w:rPr>
-                <w:b/>
-                <w:color w:val="0369A1"/>
-                <w:sz w:val="17"/>
-              </w:rPr>
-              <w:t xml:space="preserve">Mục tiêu tuần: </w:t>
-            </w:r>
-            <w:r>
-              <w:rPr>
-                <w:sz w:val="17"/>
-              </w:rPr>
-              <w:t>Chu trình khép kín: Link bài báo -&gt; Bóc tách -&gt; Làm giàu -&gt; Sinh rule</w:t>
-            </w:r>
-          </w:p>
-        </w:tc>
-      </w:tr>
-      <w:tr>
-        <w:tc>
-          <w:tcPr>
-            <w:tcW w:type="dxa" w:w="3312"/>
-            <w:shd w:fill="F1F5F9"/>
-            <w:tcMar>
-              <w:top w:w="40" w:type="dxa"/>
-              <w:bottom w:w="40" w:type="dxa"/>
-              <w:left w:w="60" w:type="dxa"/>
-              <w:right w:w="60" w:type="dxa"/>
-            </w:tcMar>
-          </w:tcPr>
-          <w:p>
-            <w:r>
-              <w:rPr>
-                <w:b/>
-                <w:sz w:val="16"/>
-              </w:rPr>
-              <w:t>👑 PHÚC (AI Core)</w:t>
-            </w:r>
-          </w:p>
-        </w:tc>
-        <w:tc>
-          <w:tcPr>
-            <w:tcW w:type="dxa" w:w="3312"/>
-            <w:shd w:fill="FFFFFF"/>
-            <w:tcMar>
-              <w:top w:w="40" w:type="dxa"/>
-              <w:bottom w:w="40" w:type="dxa"/>
-              <w:left w:w="60" w:type="dxa"/>
-              <w:right w:w="60" w:type="dxa"/>
-            </w:tcMar>
-          </w:tcPr>
-          <w:p>
-            <w:r>
-              <w:rPr>
-                <w:sz w:val="16"/>
-              </w:rPr>
-              <w:t>[ ] Ghép nối hoàn chỉnh luồng LangGraph: Nhận bài báo -&gt; Bóc tách -&gt; Gọi Khang làm giàu -&gt; Sinh rule phòng thủ.</w:t>
-              <w:br/>
-              <w:t>[ ] Tối ưu hóa xử lý bất đồng bộ (async) và xử lý lỗi timeout.</w:t>
-            </w:r>
-          </w:p>
-        </w:tc>
-        <w:tc>
-          <w:tcPr>
-            <w:tcW w:type="dxa" w:w="3312"/>
-            <w:shd w:fill="F8FAFC"/>
-            <w:tcMar>
-              <w:top w:w="40" w:type="dxa"/>
-              <w:bottom w:w="40" w:type="dxa"/>
-              <w:left w:w="60" w:type="dxa"/>
-              <w:right w:w="60" w:type="dxa"/>
-            </w:tcMar>
-          </w:tcPr>
-          <w:p>
-            <w:pPr>
-              <w:jc w:val="center"/>
-            </w:pPr>
-            <w:r>
-              <w:rPr>
-                <w:color w:val="787878"/>
-                <w:sz w:val="16"/>
-              </w:rPr>
-              <w:t>Chưa làm [ ]</w:t>
-            </w:r>
-          </w:p>
-        </w:tc>
-      </w:tr>
-      <w:tr>
-        <w:tc>
-          <w:tcPr>
-            <w:tcW w:type="dxa" w:w="3312"/>
-            <w:shd w:fill="F1F5F9"/>
-            <w:tcMar>
-              <w:top w:w="40" w:type="dxa"/>
-              <w:bottom w:w="40" w:type="dxa"/>
-              <w:left w:w="60" w:type="dxa"/>
-              <w:right w:w="60" w:type="dxa"/>
-            </w:tcMar>
-          </w:tcPr>
-          <w:p>
-            <w:r>
-              <w:rPr>
-                <w:b/>
-                <w:sz w:val="16"/>
-              </w:rPr>
-              <w:t>🛡️ KHANG (Threat Intel)</w:t>
-            </w:r>
-          </w:p>
-        </w:tc>
-        <w:tc>
-          <w:tcPr>
-            <w:tcW w:type="dxa" w:w="3312"/>
-            <w:shd w:fill="FFFFFF"/>
-            <w:tcMar>
-              <w:top w:w="40" w:type="dxa"/>
-              <w:bottom w:w="40" w:type="dxa"/>
-              <w:left w:w="60" w:type="dxa"/>
-              <w:right w:w="60" w:type="dxa"/>
-            </w:tcMar>
-          </w:tcPr>
-          <w:p>
-            <w:r>
-              <w:rPr>
-                <w:sz w:val="16"/>
-              </w:rPr>
-              <w:t>[ ] Kiểm thử tính ổn định của API VirusTotal khi chạy số lượng lớn IOC.</w:t>
-              <w:br/>
-              <w:t>[ ] Bắt đầu thu thập 50 báo cáo APT từ Mandiant/CISA để làm Dataset.</w:t>
-            </w:r>
-          </w:p>
-        </w:tc>
-        <w:tc>
-          <w:tcPr>
-            <w:tcW w:type="dxa" w:w="3312"/>
-            <w:shd w:fill="F8FAFC"/>
-            <w:tcMar>
-              <w:top w:w="40" w:type="dxa"/>
-              <w:bottom w:w="40" w:type="dxa"/>
-              <w:left w:w="60" w:type="dxa"/>
-              <w:right w:w="60" w:type="dxa"/>
-            </w:tcMar>
-          </w:tcPr>
-          <w:p>
-            <w:pPr>
-              <w:jc w:val="center"/>
-            </w:pPr>
-            <w:r>
-              <w:rPr>
-                <w:color w:val="787878"/>
-                <w:sz w:val="16"/>
-              </w:rPr>
-              <w:t>Chưa làm [ ]</w:t>
-            </w:r>
-          </w:p>
-        </w:tc>
-      </w:tr>
-      <w:tr>
-        <w:tc>
-          <w:tcPr>
-            <w:tcW w:type="dxa" w:w="3312"/>
-            <w:shd w:fill="F1F5F9"/>
-            <w:tcMar>
-              <w:top w:w="40" w:type="dxa"/>
-              <w:bottom w:w="40" w:type="dxa"/>
-              <w:left w:w="60" w:type="dxa"/>
-              <w:right w:w="60" w:type="dxa"/>
-            </w:tcMar>
-          </w:tcPr>
-          <w:p>
-            <w:r>
-              <w:rPr>
-                <w:b/>
-                <w:sz w:val="16"/>
-              </w:rPr>
-              <w:t>⚙️ LÂM (Data Pipeline)</w:t>
-            </w:r>
-          </w:p>
-        </w:tc>
-        <w:tc>
-          <w:tcPr>
-            <w:tcW w:type="dxa" w:w="3312"/>
-            <w:shd w:fill="FFFFFF"/>
-            <w:tcMar>
-              <w:top w:w="40" w:type="dxa"/>
-              <w:bottom w:w="40" w:type="dxa"/>
-              <w:left w:w="60" w:type="dxa"/>
-              <w:right w:w="60" w:type="dxa"/>
-            </w:tcMar>
-          </w:tcPr>
-          <w:p>
-            <w:r>
-              <w:rPr>
-                <w:sz w:val="16"/>
-              </w:rPr>
-              <w:t>[ ] Kết nối Web Dashboard với Backend: Người dùng dán link bài báo -&gt; Bấm nút 'Phân tích' -&gt; Hiển thị kết quả.</w:t>
-            </w:r>
-          </w:p>
-        </w:tc>
-        <w:tc>
-          <w:tcPr>
-            <w:tcW w:type="dxa" w:w="3312"/>
-            <w:shd w:fill="F8FAFC"/>
-            <w:tcMar>
-              <w:top w:w="40" w:type="dxa"/>
-              <w:bottom w:w="40" w:type="dxa"/>
-              <w:left w:w="60" w:type="dxa"/>
-              <w:right w:w="60" w:type="dxa"/>
-            </w:tcMar>
-          </w:tcPr>
-          <w:p>
-            <w:pPr>
-              <w:jc w:val="center"/>
-            </w:pPr>
-            <w:r>
-              <w:rPr>
-                <w:color w:val="787878"/>
-                <w:sz w:val="16"/>
-              </w:rPr>
-              <w:t>Chưa làm [ ]</w:t>
-            </w:r>
-          </w:p>
-        </w:tc>
-      </w:tr>
-      <w:tr>
-        <w:tc>
-          <w:tcPr>
-            <w:tcW w:type="dxa" w:w="9936"/>
-            <w:gridSpan w:val="3"/>
-            <w:shd w:fill="F0FDF4"/>
-            <w:tcMar>
-              <w:top w:w="35" w:type="dxa"/>
-              <w:bottom w:w="35" w:type="dxa"/>
-              <w:left w:w="70" w:type="dxa"/>
-              <w:right w:w="70" w:type="dxa"/>
-            </w:tcMar>
-          </w:tcPr>
-          <w:p>
-            <w:r>
-              <w:rPr>
-                <w:b/>
-                <w:color w:val="166534"/>
-                <w:sz w:val="17"/>
-              </w:rPr>
-              <w:t xml:space="preserve">🎯 Sản phẩm nghiệm thu: </w:t>
-            </w:r>
-            <w:r>
-              <w:rPr>
-                <w:sz w:val="17"/>
-              </w:rPr>
-              <w:t>Hệ thống MVP chạy mượt mà từ đầu đến cuối trên trình duyệt Web.</w:t>
-            </w:r>
-          </w:p>
-        </w:tc>
-      </w:tr>
-    </w:tbl>
-    <w:p>
-      <w:pPr>
-        <w:spacing w:after="80"/>
-      </w:pPr>
-    </w:p>
-    <w:tbl>
-      <w:tblPr>
-        <w:tblW w:type="auto" w:w="0"/>
-        <w:jc w:val="center"/>
-        <w:tblLook w:firstColumn="1" w:firstRow="1" w:lastColumn="0" w:lastRow="0" w:noHBand="0" w:noVBand="1" w:val="04A0"/>
-      </w:tblPr>
-      <w:tblGrid>
-        <w:gridCol w:w="3312"/>
-        <w:gridCol w:w="3312"/>
-        <w:gridCol w:w="3312"/>
-      </w:tblGrid>
-      <w:tr>
-        <w:tc>
-          <w:tcPr>
-            <w:tcW w:type="dxa" w:w="9936"/>
-            <w:gridSpan w:val="3"/>
-            <w:shd w:fill="1E3A8A"/>
-            <w:tcMar>
-              <w:top w:w="45" w:type="dxa"/>
-              <w:bottom w:w="45" w:type="dxa"/>
-              <w:left w:w="80" w:type="dxa"/>
-              <w:right w:w="80" w:type="dxa"/>
-            </w:tcMar>
-          </w:tcPr>
-          <w:p>
-            <w:r>
-              <w:rPr>
-                <w:b/>
-                <w:color w:val="FFFFFF"/>
-                <w:sz w:val="18"/>
-              </w:rPr>
-              <w:t>TUẦN 6: HOÀN THIỆN WEB DASHBOARD &amp; ĐÓNG GÓI DOCKER</w:t>
-            </w:r>
-          </w:p>
-        </w:tc>
-      </w:tr>
-      <w:tr>
-        <w:tc>
-          <w:tcPr>
-            <w:tcW w:type="dxa" w:w="9936"/>
-            <w:gridSpan w:val="3"/>
-            <w:shd w:fill="E0F2FE"/>
-            <w:tcMar>
-              <w:top w:w="35" w:type="dxa"/>
-              <w:bottom w:w="35" w:type="dxa"/>
-              <w:left w:w="70" w:type="dxa"/>
-              <w:right w:w="70" w:type="dxa"/>
-            </w:tcMar>
-          </w:tcPr>
-          <w:p>
-            <w:r>
-              <w:rPr>
-                <w:b/>
-                <w:color w:val="0369A1"/>
-                <w:sz w:val="17"/>
-              </w:rPr>
-              <w:t xml:space="preserve">Mục tiêu tuần: </w:t>
-            </w:r>
-            <w:r>
-              <w:rPr>
-                <w:sz w:val="17"/>
-              </w:rPr>
-              <w:t>Trực quan hóa bản đồ tương quan IOC &amp; Đóng gói hệ thống</w:t>
-            </w:r>
-          </w:p>
-        </w:tc>
-      </w:tr>
-      <w:tr>
-        <w:tc>
-          <w:tcPr>
-            <w:tcW w:type="dxa" w:w="3312"/>
-            <w:shd w:fill="F1F5F9"/>
-            <w:tcMar>
-              <w:top w:w="40" w:type="dxa"/>
-              <w:bottom w:w="40" w:type="dxa"/>
-              <w:left w:w="60" w:type="dxa"/>
-              <w:right w:w="60" w:type="dxa"/>
-            </w:tcMar>
-          </w:tcPr>
-          <w:p>
-            <w:r>
-              <w:rPr>
-                <w:b/>
-                <w:sz w:val="16"/>
-              </w:rPr>
-              <w:t>👑 PHÚC (AI Core)</w:t>
-            </w:r>
-          </w:p>
-        </w:tc>
-        <w:tc>
-          <w:tcPr>
-            <w:tcW w:type="dxa" w:w="3312"/>
-            <w:shd w:fill="FFFFFF"/>
-            <w:tcMar>
-              <w:top w:w="40" w:type="dxa"/>
-              <w:bottom w:w="40" w:type="dxa"/>
-              <w:left w:w="60" w:type="dxa"/>
-              <w:right w:w="60" w:type="dxa"/>
-            </w:tcMar>
-          </w:tcPr>
-          <w:p>
-            <w:r>
-              <w:rPr>
-                <w:sz w:val="16"/>
-              </w:rPr>
-              <w:t>[ ] Hoàn thiện Prompt tóm tắt chiến dịch (Executive Summary) cho báo cáo.</w:t>
-              <w:br/>
-              <w:t>[ ] Rà soát toàn bộ code trong src/core/, dọn dẹp biến thừa.</w:t>
-            </w:r>
-          </w:p>
-        </w:tc>
-        <w:tc>
-          <w:tcPr>
-            <w:tcW w:type="dxa" w:w="3312"/>
-            <w:shd w:fill="F8FAFC"/>
-            <w:tcMar>
-              <w:top w:w="40" w:type="dxa"/>
-              <w:bottom w:w="40" w:type="dxa"/>
-              <w:left w:w="60" w:type="dxa"/>
-              <w:right w:w="60" w:type="dxa"/>
-            </w:tcMar>
-          </w:tcPr>
-          <w:p>
-            <w:pPr>
-              <w:jc w:val="center"/>
-            </w:pPr>
-            <w:r>
-              <w:rPr>
-                <w:color w:val="787878"/>
-                <w:sz w:val="16"/>
-              </w:rPr>
-              <w:t>Chưa làm [ ]</w:t>
-            </w:r>
-          </w:p>
-        </w:tc>
-      </w:tr>
-      <w:tr>
-        <w:tc>
-          <w:tcPr>
-            <w:tcW w:type="dxa" w:w="3312"/>
-            <w:shd w:fill="F1F5F9"/>
-            <w:tcMar>
-              <w:top w:w="40" w:type="dxa"/>
-              <w:bottom w:w="40" w:type="dxa"/>
-              <w:left w:w="60" w:type="dxa"/>
-              <w:right w:w="60" w:type="dxa"/>
-            </w:tcMar>
-          </w:tcPr>
-          <w:p>
-            <w:r>
-              <w:rPr>
-                <w:b/>
-                <w:sz w:val="16"/>
-              </w:rPr>
-              <w:t>🛡️ KHANG (Threat Intel)</w:t>
-            </w:r>
-          </w:p>
-        </w:tc>
-        <w:tc>
-          <w:tcPr>
-            <w:tcW w:type="dxa" w:w="3312"/>
-            <w:shd w:fill="FFFFFF"/>
-            <w:tcMar>
-              <w:top w:w="40" w:type="dxa"/>
-              <w:bottom w:w="40" w:type="dxa"/>
-              <w:left w:w="60" w:type="dxa"/>
-              <w:right w:w="60" w:type="dxa"/>
-            </w:tcMar>
-          </w:tcPr>
-          <w:p>
-            <w:r>
-              <w:rPr>
-                <w:sz w:val="16"/>
-              </w:rPr>
-              <w:t>[ ] Hoàn thiện bộ Dataset 50 báo cáo APT có nhãn chuẩn (Ground Truth).</w:t>
-              <w:br/>
-              <w:t>[ ] Viết script tự động đánh giá hàng loạt (Batch testing).</w:t>
-            </w:r>
-          </w:p>
-        </w:tc>
-        <w:tc>
-          <w:tcPr>
-            <w:tcW w:type="dxa" w:w="3312"/>
-            <w:shd w:fill="F8FAFC"/>
-            <w:tcMar>
-              <w:top w:w="40" w:type="dxa"/>
-              <w:bottom w:w="40" w:type="dxa"/>
-              <w:left w:w="60" w:type="dxa"/>
-              <w:right w:w="60" w:type="dxa"/>
-            </w:tcMar>
-          </w:tcPr>
-          <w:p>
-            <w:pPr>
-              <w:jc w:val="center"/>
-            </w:pPr>
-            <w:r>
-              <w:rPr>
-                <w:color w:val="787878"/>
-                <w:sz w:val="16"/>
-              </w:rPr>
-              <w:t>Chưa làm [ ]</w:t>
-            </w:r>
-          </w:p>
-        </w:tc>
-      </w:tr>
-      <w:tr>
-        <w:tc>
-          <w:tcPr>
-            <w:tcW w:type="dxa" w:w="3312"/>
-            <w:shd w:fill="F1F5F9"/>
-            <w:tcMar>
-              <w:top w:w="40" w:type="dxa"/>
-              <w:bottom w:w="40" w:type="dxa"/>
-              <w:left w:w="60" w:type="dxa"/>
-              <w:right w:w="60" w:type="dxa"/>
-            </w:tcMar>
-          </w:tcPr>
-          <w:p>
-            <w:r>
-              <w:rPr>
-                <w:b/>
-                <w:sz w:val="16"/>
-              </w:rPr>
-              <w:t>⚙️ LÂM (Data Pipeline)</w:t>
-            </w:r>
-          </w:p>
-        </w:tc>
-        <w:tc>
-          <w:tcPr>
-            <w:tcW w:type="dxa" w:w="3312"/>
-            <w:shd w:fill="FFFFFF"/>
-            <w:tcMar>
-              <w:top w:w="40" w:type="dxa"/>
-              <w:bottom w:w="40" w:type="dxa"/>
-              <w:left w:w="60" w:type="dxa"/>
-              <w:right w:w="60" w:type="dxa"/>
-            </w:tcMar>
-          </w:tcPr>
-          <w:p>
-            <w:r>
-              <w:rPr>
-                <w:sz w:val="16"/>
-              </w:rPr>
-              <w:t>[ ] Tích hợp biểu đồ quan hệ IOC (Graph UI) và ma trận MITRE ATT&amp;CK.</w:t>
-              <w:br/>
-              <w:t>[ ] Thêm nút 'Tải về Sigma Rule' và 'Tải về YARA Rule' trực tiếp trên Web.</w:t>
-              <w:br/>
-              <w:t>[ ] Đóng gói toàn bộ hệ thống bằng Docker Compose.</w:t>
-            </w:r>
-          </w:p>
-        </w:tc>
-        <w:tc>
-          <w:tcPr>
-            <w:tcW w:type="dxa" w:w="3312"/>
-            <w:shd w:fill="F8FAFC"/>
-            <w:tcMar>
-              <w:top w:w="40" w:type="dxa"/>
-              <w:bottom w:w="40" w:type="dxa"/>
-              <w:left w:w="60" w:type="dxa"/>
-              <w:right w:w="60" w:type="dxa"/>
-            </w:tcMar>
-          </w:tcPr>
-          <w:p>
-            <w:pPr>
-              <w:jc w:val="center"/>
-            </w:pPr>
-            <w:r>
-              <w:rPr>
-                <w:color w:val="787878"/>
-                <w:sz w:val="16"/>
-              </w:rPr>
-              <w:t>Chưa làm [ ]</w:t>
-            </w:r>
-          </w:p>
-        </w:tc>
-      </w:tr>
-      <w:tr>
-        <w:tc>
-          <w:tcPr>
-            <w:tcW w:type="dxa" w:w="9936"/>
-            <w:gridSpan w:val="3"/>
-            <w:shd w:fill="F0FDF4"/>
-            <w:tcMar>
-              <w:top w:w="35" w:type="dxa"/>
-              <w:bottom w:w="35" w:type="dxa"/>
-              <w:left w:w="70" w:type="dxa"/>
-              <w:right w:w="70" w:type="dxa"/>
-            </w:tcMar>
-          </w:tcPr>
-          <w:p>
-            <w:r>
-              <w:rPr>
-                <w:b/>
-                <w:color w:val="166534"/>
-                <w:sz w:val="17"/>
-              </w:rPr>
-              <w:t xml:space="preserve">🎯 Sản phẩm nghiệm thu: </w:t>
-            </w:r>
-            <w:r>
-              <w:rPr>
-                <w:sz w:val="17"/>
-              </w:rPr>
-              <w:t>Web Dashboard hoàn chỉnh, có biểu đồ đẹp mắt, Docker chạy 1 lệnh.</w:t>
-            </w:r>
-          </w:p>
-        </w:tc>
-      </w:tr>
-    </w:tbl>
-    <w:p>
-      <w:pPr>
-        <w:spacing w:after="80"/>
-      </w:pPr>
-    </w:p>
-    <w:tbl>
-      <w:tblPr>
-        <w:tblW w:type="auto" w:w="0"/>
-        <w:jc w:val="center"/>
-        <w:tblLook w:firstColumn="1" w:firstRow="1" w:lastColumn="0" w:lastRow="0" w:noHBand="0" w:noVBand="1" w:val="04A0"/>
-      </w:tblPr>
-      <w:tblGrid>
-        <w:gridCol w:w="3312"/>
-        <w:gridCol w:w="3312"/>
-        <w:gridCol w:w="3312"/>
-      </w:tblGrid>
-      <w:tr>
-        <w:tc>
-          <w:tcPr>
-            <w:tcW w:type="dxa" w:w="9936"/>
-            <w:gridSpan w:val="3"/>
-            <w:shd w:fill="1E3A8A"/>
-            <w:tcMar>
-              <w:top w:w="45" w:type="dxa"/>
-              <w:bottom w:w="45" w:type="dxa"/>
-              <w:left w:w="80" w:type="dxa"/>
-              <w:right w:w="80" w:type="dxa"/>
-            </w:tcMar>
-          </w:tcPr>
-          <w:p>
-            <w:r>
-              <w:rPr>
-                <w:b/>
-                <w:color w:val="FFFFFF"/>
-                <w:sz w:val="18"/>
-              </w:rPr>
-              <w:t>TUẦN 7: ĐO ĐẠC BENCHMARK &amp; VIẾT BÁO CÁO ĐỒ ÁN</w:t>
-            </w:r>
-          </w:p>
-        </w:tc>
-      </w:tr>
-      <w:tr>
-        <w:tc>
-          <w:tcPr>
-            <w:tcW w:type="dxa" w:w="9936"/>
-            <w:gridSpan w:val="3"/>
-            <w:shd w:fill="E0F2FE"/>
-            <w:tcMar>
-              <w:top w:w="35" w:type="dxa"/>
-              <w:bottom w:w="35" w:type="dxa"/>
-              <w:left w:w="70" w:type="dxa"/>
-              <w:right w:w="70" w:type="dxa"/>
-            </w:tcMar>
-          </w:tcPr>
-          <w:p>
-            <w:r>
-              <w:rPr>
-                <w:b/>
-                <w:color w:val="0369A1"/>
-                <w:sz w:val="17"/>
-              </w:rPr>
-              <w:t xml:space="preserve">Mục tiêu tuần: </w:t>
-            </w:r>
-            <w:r>
-              <w:rPr>
-                <w:sz w:val="17"/>
-              </w:rPr>
-              <w:t>Thu thập số liệu khoa học và hoàn thiện bản thảo báo cáo</w:t>
-            </w:r>
-          </w:p>
-        </w:tc>
-      </w:tr>
-      <w:tr>
-        <w:tc>
-          <w:tcPr>
-            <w:tcW w:type="dxa" w:w="3312"/>
-            <w:shd w:fill="F1F5F9"/>
-            <w:tcMar>
-              <w:top w:w="40" w:type="dxa"/>
-              <w:bottom w:w="40" w:type="dxa"/>
-              <w:left w:w="60" w:type="dxa"/>
-              <w:right w:w="60" w:type="dxa"/>
-            </w:tcMar>
-          </w:tcPr>
-          <w:p>
-            <w:r>
-              <w:rPr>
-                <w:b/>
-                <w:sz w:val="16"/>
-              </w:rPr>
-              <w:t>👑 PHÚC (AI Core)</w:t>
-            </w:r>
-          </w:p>
-        </w:tc>
-        <w:tc>
-          <w:tcPr>
-            <w:tcW w:type="dxa" w:w="3312"/>
-            <w:shd w:fill="FFFFFF"/>
-            <w:tcMar>
-              <w:top w:w="40" w:type="dxa"/>
-              <w:bottom w:w="40" w:type="dxa"/>
-              <w:left w:w="60" w:type="dxa"/>
-              <w:right w:w="60" w:type="dxa"/>
-            </w:tcMar>
-          </w:tcPr>
-          <w:p>
-            <w:r>
-              <w:rPr>
-                <w:sz w:val="16"/>
-              </w:rPr>
-              <w:t>[ ] Viết Chương 2 &amp; 3 báo cáo: Kiến trúc Multi-Agent CTI, Thiết kế Prompt.</w:t>
-              <w:br/>
-              <w:t>[ ] Phân tích các trường hợp ngoại lệ (Edge Cases) của AI.</w:t>
-            </w:r>
-          </w:p>
-        </w:tc>
-        <w:tc>
-          <w:tcPr>
-            <w:tcW w:type="dxa" w:w="3312"/>
-            <w:shd w:fill="F8FAFC"/>
-            <w:tcMar>
-              <w:top w:w="40" w:type="dxa"/>
-              <w:bottom w:w="40" w:type="dxa"/>
-              <w:left w:w="60" w:type="dxa"/>
-              <w:right w:w="60" w:type="dxa"/>
-            </w:tcMar>
-          </w:tcPr>
-          <w:p>
-            <w:pPr>
-              <w:jc w:val="center"/>
-            </w:pPr>
-            <w:r>
-              <w:rPr>
-                <w:color w:val="787878"/>
-                <w:sz w:val="16"/>
-              </w:rPr>
-              <w:t>Chưa làm [ ]</w:t>
-            </w:r>
-          </w:p>
-        </w:tc>
-      </w:tr>
-      <w:tr>
-        <w:tc>
-          <w:tcPr>
-            <w:tcW w:type="dxa" w:w="3312"/>
-            <w:shd w:fill="F1F5F9"/>
-            <w:tcMar>
-              <w:top w:w="40" w:type="dxa"/>
-              <w:bottom w:w="40" w:type="dxa"/>
-              <w:left w:w="60" w:type="dxa"/>
-              <w:right w:w="60" w:type="dxa"/>
-            </w:tcMar>
-          </w:tcPr>
-          <w:p>
-            <w:r>
-              <w:rPr>
-                <w:b/>
-                <w:sz w:val="16"/>
-              </w:rPr>
-              <w:t>🛡️ KHANG (Threat Intel)</w:t>
-            </w:r>
-          </w:p>
-        </w:tc>
-        <w:tc>
-          <w:tcPr>
-            <w:tcW w:type="dxa" w:w="3312"/>
-            <w:shd w:fill="FFFFFF"/>
-            <w:tcMar>
-              <w:top w:w="40" w:type="dxa"/>
-              <w:bottom w:w="40" w:type="dxa"/>
-              <w:left w:w="60" w:type="dxa"/>
-              <w:right w:w="60" w:type="dxa"/>
-            </w:tcMar>
-          </w:tcPr>
-          <w:p>
-            <w:r>
-              <w:rPr>
-                <w:sz w:val="16"/>
-              </w:rPr>
-              <w:t>[ ] Chạy Benchmark trên 50 báo cáo APT: Tính toán Precision, Recall, F1-Score.</w:t>
-              <w:br/>
-              <w:t>[ ] Vẽ biểu đồ khoa học so sánh hiệu quả; viết Chương 1 &amp; 4 báo cáo.</w:t>
-            </w:r>
-          </w:p>
-        </w:tc>
-        <w:tc>
-          <w:tcPr>
-            <w:tcW w:type="dxa" w:w="3312"/>
-            <w:shd w:fill="F8FAFC"/>
-            <w:tcMar>
-              <w:top w:w="40" w:type="dxa"/>
-              <w:bottom w:w="40" w:type="dxa"/>
-              <w:left w:w="60" w:type="dxa"/>
-              <w:right w:w="60" w:type="dxa"/>
-            </w:tcMar>
-          </w:tcPr>
-          <w:p>
-            <w:pPr>
-              <w:jc w:val="center"/>
-            </w:pPr>
-            <w:r>
-              <w:rPr>
-                <w:color w:val="787878"/>
-                <w:sz w:val="16"/>
-              </w:rPr>
-              <w:t>Chưa làm [ ]</w:t>
-            </w:r>
-          </w:p>
-        </w:tc>
-      </w:tr>
-      <w:tr>
-        <w:tc>
-          <w:tcPr>
-            <w:tcW w:type="dxa" w:w="3312"/>
-            <w:shd w:fill="F1F5F9"/>
-            <w:tcMar>
-              <w:top w:w="40" w:type="dxa"/>
-              <w:bottom w:w="40" w:type="dxa"/>
-              <w:left w:w="60" w:type="dxa"/>
-              <w:right w:w="60" w:type="dxa"/>
-            </w:tcMar>
-          </w:tcPr>
-          <w:p>
-            <w:r>
-              <w:rPr>
-                <w:b/>
-                <w:sz w:val="16"/>
-              </w:rPr>
-              <w:t>⚙️ LÂM (Data Pipeline)</w:t>
-            </w:r>
-          </w:p>
-        </w:tc>
-        <w:tc>
-          <w:tcPr>
-            <w:tcW w:type="dxa" w:w="3312"/>
-            <w:shd w:fill="FFFFFF"/>
-            <w:tcMar>
-              <w:top w:w="40" w:type="dxa"/>
-              <w:bottom w:w="40" w:type="dxa"/>
-              <w:left w:w="60" w:type="dxa"/>
-              <w:right w:w="60" w:type="dxa"/>
-            </w:tcMar>
-          </w:tcPr>
-          <w:p>
-            <w:r>
-              <w:rPr>
-                <w:sz w:val="16"/>
-              </w:rPr>
-              <w:t>[ ] Viết Chương 3: Kiến trúc Pipeline, Web Dashboard, Docker.</w:t>
-              <w:br/>
-              <w:t>[ ] Chụp màn hình Dashboard, lưu log kết quả làm minh chứng.</w:t>
-            </w:r>
-          </w:p>
-        </w:tc>
-        <w:tc>
-          <w:tcPr>
-            <w:tcW w:type="dxa" w:w="3312"/>
-            <w:shd w:fill="F8FAFC"/>
-            <w:tcMar>
-              <w:top w:w="40" w:type="dxa"/>
-              <w:bottom w:w="40" w:type="dxa"/>
-              <w:left w:w="60" w:type="dxa"/>
-              <w:right w:w="60" w:type="dxa"/>
-            </w:tcMar>
-          </w:tcPr>
-          <w:p>
-            <w:pPr>
-              <w:jc w:val="center"/>
-            </w:pPr>
-            <w:r>
-              <w:rPr>
-                <w:color w:val="787878"/>
-                <w:sz w:val="16"/>
-              </w:rPr>
-              <w:t>Chưa làm [ ]</w:t>
-            </w:r>
-          </w:p>
-        </w:tc>
-      </w:tr>
-      <w:tr>
-        <w:tc>
-          <w:tcPr>
-            <w:tcW w:type="dxa" w:w="9936"/>
-            <w:gridSpan w:val="3"/>
-            <w:shd w:fill="F0FDF4"/>
-            <w:tcMar>
-              <w:top w:w="35" w:type="dxa"/>
-              <w:bottom w:w="35" w:type="dxa"/>
-              <w:left w:w="70" w:type="dxa"/>
-              <w:right w:w="70" w:type="dxa"/>
-            </w:tcMar>
-          </w:tcPr>
-          <w:p>
-            <w:r>
-              <w:rPr>
-                <w:b/>
-                <w:color w:val="166534"/>
-                <w:sz w:val="17"/>
-              </w:rPr>
-              <w:t xml:space="preserve">🎯 Sản phẩm nghiệm thu: </w:t>
-            </w:r>
-            <w:r>
-              <w:rPr>
-                <w:sz w:val="17"/>
-              </w:rPr>
-              <w:t>Bảng số liệu thực nghiệm khoa học, Bản thảo đầy đủ cuốn báo cáo.</w:t>
-            </w:r>
-          </w:p>
-        </w:tc>
-      </w:tr>
-    </w:tbl>
-    <w:p>
-      <w:pPr>
-        <w:spacing w:after="80"/>
-      </w:pPr>
-    </w:p>
-    <w:tbl>
-      <w:tblPr>
-        <w:tblW w:type="auto" w:w="0"/>
-        <w:jc w:val="center"/>
-        <w:tblLook w:firstColumn="1" w:firstRow="1" w:lastColumn="0" w:lastRow="0" w:noHBand="0" w:noVBand="1" w:val="04A0"/>
-      </w:tblPr>
-      <w:tblGrid>
-        <w:gridCol w:w="3312"/>
-        <w:gridCol w:w="3312"/>
-        <w:gridCol w:w="3312"/>
-      </w:tblGrid>
-      <w:tr>
-        <w:tc>
-          <w:tcPr>
-            <w:tcW w:type="dxa" w:w="9936"/>
-            <w:gridSpan w:val="3"/>
-            <w:shd w:fill="1E3A8A"/>
-            <w:tcMar>
-              <w:top w:w="45" w:type="dxa"/>
-              <w:bottom w:w="45" w:type="dxa"/>
-              <w:left w:w="80" w:type="dxa"/>
-              <w:right w:w="80" w:type="dxa"/>
-            </w:tcMar>
-          </w:tcPr>
-          <w:p>
-            <w:r>
-              <w:rPr>
-                <w:b/>
-                <w:color w:val="FFFFFF"/>
-                <w:sz w:val="18"/>
-              </w:rPr>
-              <w:t>TUẦN 8: HOÀN THIỆN, LÀM SLIDE &amp; DIỄN TẬP BẢO VỆ</w:t>
-            </w:r>
-          </w:p>
-        </w:tc>
-      </w:tr>
-      <w:tr>
-        <w:tc>
-          <w:tcPr>
-            <w:tcW w:type="dxa" w:w="9936"/>
-            <w:gridSpan w:val="3"/>
-            <w:shd w:fill="E0F2FE"/>
-            <w:tcMar>
-              <w:top w:w="35" w:type="dxa"/>
-              <w:bottom w:w="35" w:type="dxa"/>
-              <w:left w:w="70" w:type="dxa"/>
-              <w:right w:w="70" w:type="dxa"/>
-            </w:tcMar>
-          </w:tcPr>
-          <w:p>
-            <w:r>
-              <w:rPr>
-                <w:b/>
-                <w:color w:val="0369A1"/>
-                <w:sz w:val="17"/>
-              </w:rPr>
-              <w:t xml:space="preserve">Mục tiêu tuần: </w:t>
-            </w:r>
-            <w:r>
-              <w:rPr>
-                <w:sz w:val="17"/>
-              </w:rPr>
-              <w:t>Chốt báo cáo, làm slide chuyên nghiệp và diễn tập bảo vệ đạt điểm 10</w:t>
-            </w:r>
-          </w:p>
-        </w:tc>
-      </w:tr>
-      <w:tr>
-        <w:tc>
-          <w:tcPr>
-            <w:tcW w:type="dxa" w:w="3312"/>
-            <w:shd w:fill="F1F5F9"/>
-            <w:tcMar>
-              <w:top w:w="40" w:type="dxa"/>
-              <w:bottom w:w="40" w:type="dxa"/>
-              <w:left w:w="60" w:type="dxa"/>
-              <w:right w:w="60" w:type="dxa"/>
-            </w:tcMar>
-          </w:tcPr>
-          <w:p>
-            <w:r>
-              <w:rPr>
-                <w:b/>
-                <w:sz w:val="16"/>
-              </w:rPr>
-              <w:t>👑 PHÚC (AI Core)</w:t>
-            </w:r>
-          </w:p>
-        </w:tc>
-        <w:tc>
-          <w:tcPr>
-            <w:tcW w:type="dxa" w:w="3312"/>
-            <w:shd w:fill="FFFFFF"/>
-            <w:tcMar>
-              <w:top w:w="40" w:type="dxa"/>
-              <w:bottom w:w="40" w:type="dxa"/>
-              <w:left w:w="60" w:type="dxa"/>
-              <w:right w:w="60" w:type="dxa"/>
-            </w:tcMar>
-          </w:tcPr>
-          <w:p>
-            <w:r>
-              <w:rPr>
-                <w:sz w:val="16"/>
-              </w:rPr>
-              <w:t>[ ] Hoàn thiện Slide (phần Kiến trúc AI &amp; MITRE); chủ trì bảo vệ thử và chuẩn bị câu hỏi phản biện hội đồng.</w:t>
-            </w:r>
-          </w:p>
-        </w:tc>
-        <w:tc>
-          <w:tcPr>
-            <w:tcW w:type="dxa" w:w="3312"/>
-            <w:shd w:fill="F8FAFC"/>
-            <w:tcMar>
-              <w:top w:w="40" w:type="dxa"/>
-              <w:bottom w:w="40" w:type="dxa"/>
-              <w:left w:w="60" w:type="dxa"/>
-              <w:right w:w="60" w:type="dxa"/>
-            </w:tcMar>
-          </w:tcPr>
-          <w:p>
-            <w:pPr>
-              <w:jc w:val="center"/>
-            </w:pPr>
-            <w:r>
-              <w:rPr>
-                <w:color w:val="787878"/>
-                <w:sz w:val="16"/>
-              </w:rPr>
-              <w:t>Chưa làm [ ]</w:t>
-            </w:r>
-          </w:p>
-        </w:tc>
-      </w:tr>
-      <w:tr>
-        <w:tc>
-          <w:tcPr>
-            <w:tcW w:type="dxa" w:w="3312"/>
-            <w:shd w:fill="F1F5F9"/>
-            <w:tcMar>
-              <w:top w:w="40" w:type="dxa"/>
-              <w:bottom w:w="40" w:type="dxa"/>
-              <w:left w:w="60" w:type="dxa"/>
-              <w:right w:w="60" w:type="dxa"/>
-            </w:tcMar>
-          </w:tcPr>
-          <w:p>
-            <w:r>
-              <w:rPr>
-                <w:b/>
-                <w:sz w:val="16"/>
-              </w:rPr>
-              <w:t>🛡️ KHANG (Threat Intel)</w:t>
-            </w:r>
-          </w:p>
-        </w:tc>
-        <w:tc>
-          <w:tcPr>
-            <w:tcW w:type="dxa" w:w="3312"/>
-            <w:shd w:fill="FFFFFF"/>
-            <w:tcMar>
-              <w:top w:w="40" w:type="dxa"/>
-              <w:bottom w:w="40" w:type="dxa"/>
-              <w:left w:w="60" w:type="dxa"/>
-              <w:right w:w="60" w:type="dxa"/>
-            </w:tcMar>
-          </w:tcPr>
-          <w:p>
-            <w:r>
-              <w:rPr>
-                <w:sz w:val="16"/>
-              </w:rPr>
-              <w:t>[ ] Hoàn thiện Slide (phần Threat Enrichment &amp; Số liệu đo đạc khoa học).</w:t>
-            </w:r>
-          </w:p>
-        </w:tc>
-        <w:tc>
-          <w:tcPr>
-            <w:tcW w:type="dxa" w:w="3312"/>
-            <w:shd w:fill="F8FAFC"/>
-            <w:tcMar>
-              <w:top w:w="40" w:type="dxa"/>
-              <w:bottom w:w="40" w:type="dxa"/>
-              <w:left w:w="60" w:type="dxa"/>
-              <w:right w:w="60" w:type="dxa"/>
-            </w:tcMar>
-          </w:tcPr>
-          <w:p>
-            <w:pPr>
-              <w:jc w:val="center"/>
-            </w:pPr>
-            <w:r>
-              <w:rPr>
-                <w:color w:val="787878"/>
-                <w:sz w:val="16"/>
-              </w:rPr>
-              <w:t>Chưa làm [ ]</w:t>
-            </w:r>
-          </w:p>
-        </w:tc>
-      </w:tr>
-      <w:tr>
-        <w:tc>
-          <w:tcPr>
-            <w:tcW w:type="dxa" w:w="3312"/>
-            <w:shd w:fill="F1F5F9"/>
-            <w:tcMar>
-              <w:top w:w="40" w:type="dxa"/>
-              <w:bottom w:w="40" w:type="dxa"/>
-              <w:left w:w="60" w:type="dxa"/>
-              <w:right w:w="60" w:type="dxa"/>
-            </w:tcMar>
-          </w:tcPr>
-          <w:p>
-            <w:r>
-              <w:rPr>
-                <w:b/>
-                <w:sz w:val="16"/>
-              </w:rPr>
-              <w:t>⚙️ LÂM (Data Pipeline)</w:t>
-            </w:r>
-          </w:p>
-        </w:tc>
-        <w:tc>
-          <w:tcPr>
-            <w:tcW w:type="dxa" w:w="3312"/>
-            <w:shd w:fill="FFFFFF"/>
-            <w:tcMar>
-              <w:top w:w="40" w:type="dxa"/>
-              <w:bottom w:w="40" w:type="dxa"/>
-              <w:left w:w="60" w:type="dxa"/>
-              <w:right w:w="60" w:type="dxa"/>
-            </w:tcMar>
-          </w:tcPr>
-          <w:p>
-            <w:r>
-              <w:rPr>
-                <w:sz w:val="16"/>
-              </w:rPr>
-              <w:t>[ ] Hoàn thiện Slide (phần Demo Dashboard); quay 01 video demo 3 phút dự phòng (đề phòng mạng trường chập chờn).</w:t>
-            </w:r>
-          </w:p>
-        </w:tc>
-        <w:tc>
-          <w:tcPr>
-            <w:tcW w:type="dxa" w:w="3312"/>
-            <w:shd w:fill="F8FAFC"/>
-            <w:tcMar>
-              <w:top w:w="40" w:type="dxa"/>
-              <w:bottom w:w="40" w:type="dxa"/>
-              <w:left w:w="60" w:type="dxa"/>
-              <w:right w:w="60" w:type="dxa"/>
-            </w:tcMar>
-          </w:tcPr>
-          <w:p>
-            <w:pPr>
-              <w:jc w:val="center"/>
-            </w:pPr>
-            <w:r>
-              <w:rPr>
-                <w:color w:val="787878"/>
-                <w:sz w:val="16"/>
-              </w:rPr>
-              <w:t>Chưa làm [ ]</w:t>
-            </w:r>
-          </w:p>
-        </w:tc>
-      </w:tr>
-      <w:tr>
-        <w:tc>
-          <w:tcPr>
-            <w:tcW w:type="dxa" w:w="9936"/>
-            <w:gridSpan w:val="3"/>
-            <w:shd w:fill="F0FDF4"/>
-            <w:tcMar>
-              <w:top w:w="35" w:type="dxa"/>
-              <w:bottom w:w="35" w:type="dxa"/>
-              <w:left w:w="70" w:type="dxa"/>
-              <w:right w:w="70" w:type="dxa"/>
-            </w:tcMar>
-          </w:tcPr>
-          <w:p>
-            <w:r>
-              <w:rPr>
-                <w:b/>
-                <w:color w:val="166534"/>
-                <w:sz w:val="17"/>
-              </w:rPr>
-              <w:t xml:space="preserve">🎯 Sản phẩm nghiệm thu: </w:t>
-            </w:r>
-            <w:r>
-              <w:rPr>
-                <w:sz w:val="17"/>
-              </w:rPr>
-              <w:t>Cuốn báo cáo chính thức nộp trường, Slide bảo vệ, Video demo sẵn sàng.</w:t>
+              <w:t>Kịch bản này được thiết kế có cấu trúc mạch lạc: Nêu vấn đề thực tế -&gt; Thao tác trực tiếp trên giao diện -&gt; Giải thích luồng suy nghĩ của Agent -&gt; Hiển thị luật phòng thủ ăn tiền thực tế.</w:t>
             </w:r>
           </w:p>
         </w:tc>
@@ -4196,353 +3350,110 @@
     </w:p>
     <w:p>
       <w:r>
-        <w:br w:type="page"/>
+        <w:rPr>
+          <w:b/>
+        </w:rPr>
+        <w:t>⏱️ Phút 00:00 - 00:45: Đặt vấn đề và giới thiệu giao diện (Lâm thuyết trình)</w:t>
+        <w:br/>
+      </w:r>
+      <w:r>
+        <w:t>• Lâm mở Dashboard Web: "Kính thưa Hội đồng, bình thường một kỹ sư SOC phải mất 2 tiếng đọc báo cáo tấn công mạng để tìm ra các IP độc hại và ngồi viết luật tường lửa. Hôm nay, nhóm chúng em xin demo hệ thống Autonomous CTI Agent tự động hóa chu trình này."</w:t>
+        <w:br/>
+      </w:r>
+      <w:r>
+        <w:t>• Lâm dán một URL bài viết mới nhất trên TheHackerNews (hoặc bấm nút "Quét tự động nguồn CISA KEV") và bấm nút "KÍCH HOẠT ĐIỀU TRA".</w:t>
+        <w:br/>
       </w:r>
     </w:p>
     <w:p>
-      <w:pPr>
-        <w:spacing w:before="240" w:after="80"/>
-      </w:pPr>
       <w:r>
         <w:rPr>
           <w:b/>
-          <w:color w:val="102C57"/>
-          <w:sz w:val="25"/>
         </w:rPr>
-        <w:t>5. BỘ CÂU LỆNH PROMPT MẪU CHO TỪNG THÀNH VIÊN</w:t>
+        <w:t>⏱️ Phút 00:45 - 01:45: Trực quan hóa suy luận của Agent và Gọi Tools (Phúc &amp; Khang thuyết trình)</w:t>
+        <w:br/>
+      </w:r>
+      <w:r>
+        <w:t>• Màn hình hiển thị cửa sổ "Agent Reasoning Trace":</w:t>
+        <w:br/>
+      </w:r>
+      <w:r>
+        <w:t xml:space="preserve">   1. [Tool: extract_iocs] -&gt; Phát hiện 2 IP độc hại và 1 mã CVE-2024-XXXX.</w:t>
+        <w:br/>
+      </w:r>
+      <w:r>
+        <w:t xml:space="preserve">   2. [Tool: check_virustotal] -&gt; Gọi API kiểm tra IP, tỷ lệ phát hiện độc hại là 68/90 nhà cung cấp.</w:t>
+        <w:br/>
+      </w:r>
+      <w:r>
+        <w:t xml:space="preserve">   3. [Tool: map_mitre_attack] -&gt; Xác định kỹ thuật T1059.001 (Command and Scripting Interpreter: PowerShell).</w:t>
+        <w:br/>
+      </w:r>
+      <w:r>
+        <w:t>• Phúc nhấn mạnh: "Hệ thống sử dụng mô hình Single-Agent điều phối các tools chuyên dụng, đảm bảo tính tất định và triệt tiêu hoàn toàn hiện tượng ảo giác AI."</w:t>
+        <w:br/>
       </w:r>
     </w:p>
-    <w:tbl>
-      <w:tblPr>
-        <w:tblW w:type="auto" w:w="0"/>
-        <w:jc w:val="center"/>
-        <w:tblLook w:firstColumn="1" w:firstRow="1" w:lastColumn="0" w:lastRow="0" w:noHBand="0" w:noVBand="1" w:val="04A0"/>
-      </w:tblPr>
-      <w:tblGrid>
-        <w:gridCol w:w="3312"/>
-        <w:gridCol w:w="3312"/>
-        <w:gridCol w:w="3312"/>
-      </w:tblGrid>
-      <w:tr>
-        <w:tc>
-          <w:tcPr>
-            <w:tcW w:type="dxa" w:w="3312"/>
-            <w:shd w:fill="1E3A8A"/>
-          </w:tcPr>
-          <w:p>
-            <w:r>
-              <w:rPr>
-                <w:b/>
-                <w:color w:val="FFFFFF"/>
-                <w:sz w:val="18"/>
-              </w:rPr>
-              <w:t>THÀNH VIÊN</w:t>
-            </w:r>
-          </w:p>
-        </w:tc>
-        <w:tc>
-          <w:tcPr>
-            <w:tcW w:type="dxa" w:w="3312"/>
-            <w:shd w:fill="1E3A8A"/>
-          </w:tcPr>
-          <w:p>
-            <w:r>
-              <w:rPr>
-                <w:b/>
-                <w:color w:val="FFFFFF"/>
-                <w:sz w:val="18"/>
-              </w:rPr>
-              <w:t>TÌNH HUỐNG SỬ DỤNG</w:t>
-            </w:r>
-          </w:p>
-        </w:tc>
-        <w:tc>
-          <w:tcPr>
-            <w:tcW w:type="dxa" w:w="3312"/>
-            <w:shd w:fill="1E3A8A"/>
-          </w:tcPr>
-          <w:p>
-            <w:r>
-              <w:rPr>
-                <w:b/>
-                <w:color w:val="FFFFFF"/>
-                <w:sz w:val="18"/>
-              </w:rPr>
-              <w:t>MẪU CÂU LỆNH PROMPT CHUẨN</w:t>
-            </w:r>
-          </w:p>
-        </w:tc>
-      </w:tr>
-      <w:tr>
-        <w:tc>
-          <w:tcPr>
-            <w:tcW w:type="dxa" w:w="3312"/>
-            <w:shd w:fill="F8FAFC"/>
-            <w:tcMar>
-              <w:top w:w="50" w:type="dxa"/>
-              <w:bottom w:w="50" w:type="dxa"/>
-              <w:left w:w="70" w:type="dxa"/>
-              <w:right w:w="70" w:type="dxa"/>
-            </w:tcMar>
-          </w:tcPr>
-          <w:p>
-            <w:r>
-              <w:rPr>
-                <w:sz w:val="17"/>
-              </w:rPr>
-              <w:t>👑 PHÚC</w:t>
-              <w:br/>
-              <w:t>(AI Core)</w:t>
-            </w:r>
-          </w:p>
-        </w:tc>
-        <w:tc>
-          <w:tcPr>
-            <w:tcW w:type="dxa" w:w="3312"/>
-            <w:shd w:fill="F8FAFC"/>
-            <w:tcMar>
-              <w:top w:w="50" w:type="dxa"/>
-              <w:bottom w:w="50" w:type="dxa"/>
-              <w:left w:w="70" w:type="dxa"/>
-              <w:right w:w="70" w:type="dxa"/>
-            </w:tcMar>
-          </w:tcPr>
-          <w:p>
-            <w:r>
-              <w:rPr>
-                <w:sz w:val="17"/>
-              </w:rPr>
-              <w:t>Viết Agent bóc tách IOC &amp; MITRE</w:t>
-            </w:r>
-          </w:p>
-        </w:tc>
-        <w:tc>
-          <w:tcPr>
-            <w:tcW w:type="dxa" w:w="3312"/>
-            <w:shd w:fill="F8FAFC"/>
-            <w:tcMar>
-              <w:top w:w="50" w:type="dxa"/>
-              <w:bottom w:w="50" w:type="dxa"/>
-              <w:left w:w="70" w:type="dxa"/>
-              <w:right w:w="70" w:type="dxa"/>
-            </w:tcMar>
-          </w:tcPr>
-          <w:p>
-            <w:r>
-              <w:rPr>
-                <w:sz w:val="17"/>
-              </w:rPr>
-              <w:t>"Hãy kiểm tra file docs/DACN.docx xem nhiệm vụ tuần này của tôi. Sau đó viết code trong src/core/ để xây dựng LangGraph StateGraph bóc tách các IOC (IP, Domain, Hash, CVE) từ RawThreatData và ánh xạ sang ma trận MITRE ATT&amp;CK, xuất dữ liệu đúng chuẩn ExtractedIOC trong shared/schemas.py!"</w:t>
-            </w:r>
-          </w:p>
-        </w:tc>
-      </w:tr>
-      <w:tr>
-        <w:tc>
-          <w:tcPr>
-            <w:tcW w:type="dxa" w:w="3312"/>
-            <w:shd w:fill="FFFFFF"/>
-            <w:tcMar>
-              <w:top w:w="50" w:type="dxa"/>
-              <w:bottom w:w="50" w:type="dxa"/>
-              <w:left w:w="70" w:type="dxa"/>
-              <w:right w:w="70" w:type="dxa"/>
-            </w:tcMar>
-          </w:tcPr>
-          <w:p>
-            <w:r>
-              <w:rPr>
-                <w:sz w:val="17"/>
-              </w:rPr>
-              <w:t>🛡️ KHANG</w:t>
-              <w:br/>
-              <w:t>(Threat Intel)</w:t>
-            </w:r>
-          </w:p>
-        </w:tc>
-        <w:tc>
-          <w:tcPr>
-            <w:tcW w:type="dxa" w:w="3312"/>
-            <w:shd w:fill="FFFFFF"/>
-            <w:tcMar>
-              <w:top w:w="50" w:type="dxa"/>
-              <w:bottom w:w="50" w:type="dxa"/>
-              <w:left w:w="70" w:type="dxa"/>
-              <w:right w:w="70" w:type="dxa"/>
-            </w:tcMar>
-          </w:tcPr>
-          <w:p>
-            <w:r>
-              <w:rPr>
-                <w:sz w:val="17"/>
-              </w:rPr>
-              <w:t>Tích hợp API làm giàu dữ liệu</w:t>
-            </w:r>
-          </w:p>
-        </w:tc>
-        <w:tc>
-          <w:tcPr>
-            <w:tcW w:type="dxa" w:w="3312"/>
-            <w:shd w:fill="FFFFFF"/>
-            <w:tcMar>
-              <w:top w:w="50" w:type="dxa"/>
-              <w:bottom w:w="50" w:type="dxa"/>
-              <w:left w:w="70" w:type="dxa"/>
-              <w:right w:w="70" w:type="dxa"/>
-            </w:tcMar>
-          </w:tcPr>
-          <w:p>
-            <w:r>
-              <w:rPr>
-                <w:sz w:val="17"/>
-              </w:rPr>
-              <w:t>"Hãy hướng dẫn tôi viết module trong src/security/enrichment_service.py để gọi API VirusTotal và AbuseIPDB kiểm tra danh tiếng của các IOC do Phúc bóc tách ra, rồi đóng gói đúng chuẩn EnrichedIOC trong shared/schemas.py!"</w:t>
-            </w:r>
-          </w:p>
-        </w:tc>
-      </w:tr>
-      <w:tr>
-        <w:tc>
-          <w:tcPr>
-            <w:tcW w:type="dxa" w:w="3312"/>
-            <w:shd w:fill="F8FAFC"/>
-            <w:tcMar>
-              <w:top w:w="50" w:type="dxa"/>
-              <w:bottom w:w="50" w:type="dxa"/>
-              <w:left w:w="70" w:type="dxa"/>
-              <w:right w:w="70" w:type="dxa"/>
-            </w:tcMar>
-          </w:tcPr>
-          <w:p>
-            <w:r>
-              <w:rPr>
-                <w:sz w:val="17"/>
-              </w:rPr>
-              <w:t>⚙️ LÂM</w:t>
-              <w:br/>
-              <w:t>(Data Pipeline &amp; Web)</w:t>
-            </w:r>
-          </w:p>
-        </w:tc>
-        <w:tc>
-          <w:tcPr>
-            <w:tcW w:type="dxa" w:w="3312"/>
-            <w:shd w:fill="F8FAFC"/>
-            <w:tcMar>
-              <w:top w:w="50" w:type="dxa"/>
-              <w:bottom w:w="50" w:type="dxa"/>
-              <w:left w:w="70" w:type="dxa"/>
-              <w:right w:w="70" w:type="dxa"/>
-            </w:tcMar>
-          </w:tcPr>
-          <w:p>
-            <w:r>
-              <w:rPr>
-                <w:sz w:val="17"/>
-              </w:rPr>
-              <w:t>Xây dựng Collector cào tin tự động</w:t>
-            </w:r>
-          </w:p>
-        </w:tc>
-        <w:tc>
-          <w:tcPr>
-            <w:tcW w:type="dxa" w:w="3312"/>
-            <w:shd w:fill="F8FAFC"/>
-            <w:tcMar>
-              <w:top w:w="50" w:type="dxa"/>
-              <w:bottom w:w="50" w:type="dxa"/>
-              <w:left w:w="70" w:type="dxa"/>
-              <w:right w:w="70" w:type="dxa"/>
-            </w:tcMar>
-          </w:tcPr>
-          <w:p>
-            <w:r>
-              <w:rPr>
-                <w:sz w:val="17"/>
-              </w:rPr>
-              <w:t>"Hãy hướng dẫn tôi viết module trong src/automation/collectors/ để cào tin tức bảo mật mới nhất từ RSS TheHackerNews và BleepingComputer, đóng gói bài viết thành RawThreatData trong shared/schemas.py để chuyển cho Agent của Phúc phân tích!"</w:t>
-            </w:r>
-          </w:p>
-        </w:tc>
-      </w:tr>
-    </w:tbl>
     <w:p>
-      <w:pPr>
-        <w:spacing w:after="80"/>
-      </w:pPr>
-    </w:p>
-    <w:p>
-      <w:pPr>
-        <w:spacing w:before="160" w:after="60"/>
-      </w:pPr>
       <w:r>
         <w:rPr>
           <w:b/>
-          <w:color w:val="0066CC"/>
-          <w:sz w:val="21"/>
         </w:rPr>
-        <w:t>Kịch bản Demo 3 phút ăn điểm tuyệt đối trước Hội đồng:</w:t>
+        <w:t>⏱️ Phút 01:45 - 03:00: Trình diễn Giá trị Phòng thủ &amp; Xuất Báo cáo (Điểm ăn tiền nhất)</w:t>
+        <w:br/>
+      </w:r>
+      <w:r>
+        <w:t>• Màn hình hiển thị kết quả đầu ra tức thì:</w:t>
+        <w:br/>
+      </w:r>
+      <w:r>
+        <w:t xml:space="preserve">   - Tab 1: Danh sách IP/Domain Blocklist sẵn sàng đẩy vào Firewall.</w:t>
+        <w:br/>
+      </w:r>
+      <w:r>
+        <w:t xml:space="preserve">   - Tab 2: File Sigma Rule .yml chuẩn cú pháp, có thể import ngay vào Wazuh SIEM.</w:t>
+        <w:br/>
+      </w:r>
+      <w:r>
+        <w:t xml:space="preserve">   - Tab 3: Tải gói STIX 2.1 JSON xuất chuẩn cho các nền tảng OpenCTI/MISP.</w:t>
+        <w:br/>
+      </w:r>
+      <w:r>
+        <w:t>• Bấm nút "Download Defense Bundle (.zip)" gồm đầy đủ luật phòng thủ và báo cáo PDF gửi lãnh đạo.</w:t>
+        <w:br/>
+      </w:r>
+      <w:r>
+        <w:t>• Kết luận: "Toàn bộ chu trình từ lúc có bài báo đến lúc có luật chặn trên Firewall chỉ mất chưa đầy 25 giây, giảm 95% thời gian phản ứng sự cố cho doanh nghiệp."</w:t>
       </w:r>
     </w:p>
-    <w:tbl>
-      <w:tblPr>
-        <w:tblW w:type="auto" w:w="0"/>
-        <w:jc w:val="center"/>
-        <w:tblLook w:firstColumn="1" w:firstRow="1" w:lastColumn="0" w:lastRow="0" w:noHBand="0" w:noVBand="1" w:val="04A0"/>
-      </w:tblPr>
-      <w:tblGrid>
-        <w:gridCol w:w="9936"/>
-      </w:tblGrid>
-      <w:tr>
-        <w:tc>
-          <w:tcPr>
-            <w:tcW w:type="dxa" w:w="9936"/>
-            <w:shd w:fill="FEF3C7"/>
-            <w:tcMar>
-              <w:top w:w="80" w:type="dxa"/>
-              <w:bottom w:w="80" w:type="dxa"/>
-              <w:left w:w="120" w:type="dxa"/>
-              <w:right w:w="120" w:type="dxa"/>
-            </w:tcMar>
-          </w:tcPr>
-          <w:p>
-            <w:pPr>
-              <w:spacing w:after="0"/>
-            </w:pPr>
-            <w:r>
-              <w:rPr>
-                <w:b/>
-                <w:color w:val="92400E"/>
-              </w:rPr>
-              <w:t>KỊCH BẢN BẢO VỆ 3 BƯỚC THỰC CHIẾN:</w:t>
-              <w:br/>
-              <w:br/>
-            </w:r>
-            <w:r>
-              <w:t>• Phút 1 (Nhận tin): Lâm mở Threat Intel Dashboard, dán link một bài báo mã độc mới nhất từ TheHackerNews/BleepingComputer vào ô phân tích và bấm 'Kích hoạt Agent'.</w:t>
-              <w:br/>
-              <w:br/>
-            </w:r>
-            <w:r>
-              <w:t>• Phút 2 (Xử lý): AI của Phúc tự bóc tách ra danh sách IP, Domain, Hash; ánh xạ kỹ thuật MITRE ATT&amp;CK (T1059, T1566). Khang hiển thị điểm đe dọa đỏ rực từ VirusTotal/AbuseIPDB.</w:t>
-              <w:br/>
-              <w:br/>
-            </w:r>
-            <w:r>
-              <w:t>• Phút 3 (Kết quả): Dashboard hiển thị bản đồ trực quan tương quan IOC và cung cấp 2 nút: 'Tải về Sigma Rule' và 'Tải về YARA Rule'. Bấm tải file mở trực tiếp cho hội đồng xem -&gt; Kết thúc bảo vệ trọn vẹn.</w:t>
-            </w:r>
-          </w:p>
-        </w:tc>
-      </w:tr>
-    </w:tbl>
     <w:sectPr>
+      <w:footerReference w:type="default" r:id="rId9"/>
       <w:pgSz w:w="12240" w:h="15840"/>
-      <w:pgMar w:top="1080" w:right="1152" w:bottom="1080" w:left="1152" w:header="720" w:footer="720" w:gutter="0"/>
+      <w:pgMar w:top="1152" w:right="1152" w:bottom="1152" w:left="1152" w:header="720" w:footer="720" w:gutter="0"/>
       <w:cols w:space="720"/>
       <w:docGrid w:linePitch="360"/>
     </w:sectPr>
   </w:body>
 </w:document>
+</file>
+
+<file path=word/footer1.xml><?xml version="1.0" encoding="utf-8"?>
+<w:ftr xmlns:m="http://schemas.openxmlformats.org/officeDocument/2006/math" xmlns:mc="http://schemas.openxmlformats.org/markup-compatibility/2006" xmlns:mo="http://schemas.microsoft.com/office/mac/office/2008/main" xmlns:mv="urn:schemas-microsoft-com:mac:vml" xmlns:o="urn:schemas-microsoft-com:office:office" xmlns:r="http://schemas.openxmlformats.org/officeDocument/2006/relationships" xmlns:v="urn:schemas-microsoft-com:vml" xmlns:w10="urn:schemas-microsoft-com:office:word" xmlns:w14="http://schemas.microsoft.com/office/word/2010/wordml" xmlns:w="http://schemas.openxmlformats.org/wordprocessingml/2006/main" xmlns:wne="http://schemas.microsoft.com/office/word/2006/wordml" xmlns:wp14="http://schemas.microsoft.com/office/word/2010/wordprocessingDrawing" xmlns:wp="http://schemas.openxmlformats.org/drawingml/2006/wordprocessingDrawing" xmlns:wpc="http://schemas.microsoft.com/office/word/2010/wordprocessingCanvas" xmlns:wpg="http://schemas.microsoft.com/office/word/2010/wordprocessingGroup" xmlns:wpi="http://schemas.microsoft.com/office/word/2010/wordprocessingInk" xmlns:wps="http://schemas.microsoft.com/office/word/2010/wordprocessingShape" mc:Ignorable="w14 wp14">
+  <w:p>
+    <w:pPr>
+      <w:pStyle w:val="Footer"/>
+      <w:jc w:val="right"/>
+    </w:pPr>
+    <w:r>
+      <w:rPr>
+        <w:rFonts w:ascii="Arial" w:hAnsi="Arial"/>
+        <w:color w:val="808080"/>
+        <w:sz w:val="17"/>
+      </w:rPr>
+      <w:t>ĐACN: AI Agent Cyber Threat Intelligence (CTI) | Nhóm 3 SV</w:t>
+    </w:r>
+  </w:p>
+</w:ftr>
 </file>
 
 <file path=word/numbering.xml><?xml version="1.0" encoding="utf-8"?>
@@ -4908,14 +3819,6 @@
     <w:name w:val="Normal"/>
     <w:qFormat/>
     <w:rsid w:val="00FC693F"/>
-    <w:pPr>
-      <w:spacing w:line="276" w:lineRule="auto" w:after="70"/>
-    </w:pPr>
-    <w:rPr>
-      <w:rFonts w:ascii="Segoe UI" w:hAnsi="Segoe UI"/>
-      <w:color w:val="282828"/>
-      <w:sz w:val="19"/>
-    </w:rPr>
   </w:style>
   <w:style w:type="paragraph" w:styleId="Header">
     <w:name w:val="header"/>
